--- a/research/full_research_paper.docx
+++ b/research/full_research_paper.docx
@@ -4,7 +4,7 @@
   <w:body>
     <w:p>
       <w:pPr>
-        <w:spacing w:before="240" w:after="120"/>
+        <w:spacing w:before="240" w:after="80"/>
         <w:jc w:val="center"/>
       </w:pPr>
       <w:r>
@@ -12,31 +12,33 @@
           <w:rFonts w:ascii="Arial" w:hAnsi="Arial"/>
           <w:b/>
           <w:color w:val="0B1D3A"/>
-          <w:sz w:val="40"/>
+          <w:sz w:val="36"/>
         </w:rPr>
-        <w:t>Securing the Digital Mine: A Metaheuristic Optimized Deep Learning Framework for Intrusion Detection in IoT Enabled Mineral Resource Operations</w:t>
+        <w:t>Securing the Digital Mine: A Metaheuristic-Optimized Deep Learning Framework for Intrusion Detection in IoT-Enabled Mineral Resource Operations</w:t>
       </w:r>
     </w:p>
     <w:p>
       <w:pPr>
-        <w:spacing w:after="360"/>
+        <w:spacing w:after="280"/>
         <w:jc w:val="center"/>
       </w:pPr>
       <w:r>
         <w:rPr>
           <w:rFonts w:ascii="Arial" w:hAnsi="Arial"/>
           <w:i/>
-          <w:color w:val="475569"/>
-          <w:sz w:val="24"/>
+          <w:color w:val="64748B"/>
+          <w:sz w:val="22"/>
         </w:rPr>
-        <w:t>A Design Science Research Project for the Russian-African Forum of Young Scientists (UNESCO)</w:t>
+        <w:t>A Design Science Research Investigation for the Russian-African Forum-Contest of Young Scientists</w:t>
         <w:br/>
-        <w:t>Track 3: Smart Subsoil — Digital Transformation and Automation in Mineral Resources</w:t>
+        <w:t>Track 3: Smart Subsoil - Digital Transformation and Automation in Mineral Resources</w:t>
+        <w:br/>
+        <w:t>Under the Auspices of UNESCO | Empress Catherine II Saint Petersburg Mining University</w:t>
       </w:r>
     </w:p>
     <w:p>
       <w:pPr>
-        <w:spacing w:after="80"/>
+        <w:spacing w:after="40"/>
         <w:jc w:val="center"/>
       </w:pPr>
       <w:r>
@@ -45,12 +47,12 @@
           <w:b/>
           <w:sz w:val="22"/>
         </w:rPr>
-        <w:t>John Okyere¹, Ezekeil Baah¹, Clement Baffour¹, Parker Paa Annobil¹, George Akwesi Bonnah¹</w:t>
+        <w:t>John Okyere (Principal Author &amp; Team Lead), Ezekeil Baah, Clement Baffour, Parker Paa Annobil, George Akwesi Bonnah</w:t>
       </w:r>
     </w:p>
     <w:p>
       <w:pPr>
-        <w:spacing w:after="400"/>
+        <w:spacing w:after="320"/>
         <w:jc w:val="center"/>
       </w:pPr>
       <w:r>
@@ -60,9 +62,9 @@
           <w:color w:val="64748B"/>
           <w:sz w:val="19"/>
         </w:rPr>
-        <w:t>¹Department of Information and Communication Technology, University of Education, Winneba (UEW), Ghana</w:t>
+        <w:t>Department of Information and Communication Technology, University of Education, Winneba (UEW), Ghana</w:t>
         <w:br/>
-        <w:t>Kayaba Labs AI Security Research Group</w:t>
+        <w:t>Kayaba Labs Artificial Intelligence &amp; Cyber-Physical Security Research Group</w:t>
         <w:br/>
         <w:t>Correspondence: hello@johnokyere.xyz | Repository: https://github.com/mhiskall282/Securing-the-Digital-Mine-UNESCO-Project</w:t>
       </w:r>
@@ -72,6 +74,14 @@
         <w:tblW w:type="auto" w:w="0"/>
         <w:jc w:val="center"/>
         <w:tblLook w:firstColumn="1" w:firstRow="1" w:lastColumn="0" w:lastRow="0" w:noHBand="0" w:noVBand="1" w:val="04A0"/>
+        <w:tblBorders>
+          <w:top w:val="single" w:sz="8" w:space="0" w:color="00529B"/>
+          <w:bottom w:val="single" w:sz="8" w:space="0" w:color="00529B"/>
+          <w:left w:val="single" w:sz="8" w:space="0" w:color="00529B"/>
+          <w:right w:val="single" w:sz="8" w:space="0" w:color="00529B"/>
+          <w:insideH w:val="single" w:sz="8" w:space="0" w:color="00529B"/>
+          <w:insideV w:val="single" w:sz="8" w:space="0" w:color="00529B"/>
+        </w:tblBorders>
       </w:tblPr>
       <w:tblGrid>
         <w:gridCol w:w="9360"/>
@@ -84,20 +94,20 @@
             <w:tcMar>
               <w:top w:w="140" w:type="dxa"/>
               <w:bottom w:w="140" w:type="dxa"/>
-              <w:left w:w="200" w:type="dxa"/>
-              <w:right w:w="200" w:type="dxa"/>
+              <w:left w:w="180" w:type="dxa"/>
+              <w:right w:w="180" w:type="dxa"/>
             </w:tcMar>
           </w:tcPr>
           <w:p>
             <w:pPr>
-              <w:spacing w:after="80"/>
+              <w:spacing w:after="60" w:line="312" w:lineRule="auto"/>
             </w:pPr>
             <w:r>
               <w:rPr>
                 <w:rFonts w:ascii="Arial" w:hAnsi="Arial"/>
                 <w:b/>
                 <w:color w:val="00529B"/>
-                <w:sz w:val="21"/>
+                <w:sz w:val="22"/>
               </w:rPr>
               <w:t>ABSTRACT</w:t>
               <w:br/>
@@ -106,12 +116,12 @@
               <w:rPr>
                 <w:rFonts w:ascii="Times New Roman" w:hAnsi="Times New Roman"/>
                 <w:color w:val="1E293B"/>
-                <w:sz w:val="20"/>
+                <w:sz w:val="22"/>
               </w:rPr>
-              <w:t>African and Russian mining operations are digitalizing rapidly through Industrial Internet of Things (IIoT) sensors, SCADA architectures, and cloud-connected digital twins. While digital subsoil automation substantially enhances ore extraction yield and worker safety, it simultaneously expands the attack surface into operational technology (OT) environments historically protected by air gaps. Conventional intrusion detection systems (IDS) trained exclusively on legacy Information Technology (IT) benchmarks fail to capture industrial protocols (e.g., Modbus, DNP3, OPC-UA) and introduce severe latency penalties exceeding 150 milliseconds. For remote African extraction sites characterized by intermittent power and low-bandwidth edge connectivity, existing heavyweight security systems are computationally unviable.</w:t>
+              <w:t>The mineral extraction industries across Africa and the Russian Federation are undergoing extensive technological restructuring under the Smart Subsoil paradigm. Mineral complexes are deploying ubiquitous Industrial Internet of Things (IIoT) sensors, autonomous haulage trucks, and supervisory control and data acquisition (SCADA) networks to drive extraction efficiency, reduce energy intensity, and enhance worker safety. However, the convergence of operational technology (OT) with enterprise networks has dismantled traditional physical air-gaps, exposing vulnerable industrial protocols (such as Modbus RTU/TCP, DNP3, and OPC-UA) to sophisticated cyber-physical intrusions. Traditional intrusion detection systems (IDS) validated solely on legacy Information Technology (IT) benchmarks fail in mining environments due to excessive feature dimensions, high false-alarm rates, and severe computational latencies that exceed the 100-millisecond control loop deadlines of industrial safety systems. Furthermore, remote African extraction sites operate under strict power, bandwidth, and edge hardware constraints that preclude reliance on cloud-dependent security architectures.</w:t>
               <w:br/>
               <w:br/>
-              <w:t>Following the Design Science Research (DSR) methodology, this paper designs, builds, and demonstrates a lightweight edge intrusion detection framework combining a Binary Whale Optimization Algorithm (BWOA) with a spatial-temporal Convolutional Neural Network and Long Short-Term Memory (CNN-LSTM) classifier. BWOA reduces input dimensionality by 75.61% (selecting 10 vital features from 41) under a strict 75% accuracy floor constraint. A post-training Float16 quantization pipeline compresses the neural network by 83.2% to 0.82 MB. Evaluated on the NSL-KDD held-out benchmark (22,544 samples) and validated on the SWaT physical industrial dataset, the framework achieves 70.56% multi-class accuracy, 0.7127 Macro F1, 96.89% benign precision, 89.04% DoS recall, and an inference latency of 0.76 milliseconds on a Raspberry Pi 4 edge device. This provides a 207x latency speedup over baseline models and fully satisfies the sub-100ms real-time control constraint of mining SCADA loops. The complete open-source artifact, npm packet scanner agent, and automated verification suites provide a validated foundation for industrial OT cyber-defense in subsoil mining operations.</w:t>
+              <w:t>Following the Design Science Research (DSR) methodology, this paper designs, develops, demonstrates, and empirically evaluates an edge-deployable intrusion detection framework that combines a Binary Whale Optimization Algorithm (BWOA) with a spatial-temporal Convolutional Neural Network and Long Short-Term Memory (CNN-LSTM) classifier. BWOA reduces input dimensionality by 75.61% (selecting 10 vital features from 41) under an enforced 75% accuracy floor constraint. A post-training Float16 quantization pipeline compresses the neural network by 83.2% to 0.82 MB. Evaluated on the held-out NSL-KDD benchmark (22,544 samples) and validated on the SWaT industrial SCADA dataset, the framework achieves 70.56% multi-class accuracy, 0.7127 Macro F1-score, 96.89% precision on benign telemetry, 89.04% recall on denial-of-service intrusions, and executes single-sample inference in 0.76 milliseconds on a standard 1GB RAM Raspberry Pi 4B edge node. This delivers a 207x latency speedup over baseline models, operating well within the strict real-time deadlines of mining control loops. The complete open-source artifact, global CLI sniffer agent (@mhiskall282/unesco-mine-sec-cli), and automated test suites provide a verified foundation for industrial OT cyber-defense in mineral resource operations.</w:t>
               <w:br/>
               <w:br/>
               <w:t>Keywords: Design Science Research, Intrusion Detection, Whale Optimization Algorithm, CNN-LSTM, Industrial IoT, SCADA Cybersecurity, Mineral Resources, Edge Computing, UNESCO Sustainable Development Goals.</w:t>
@@ -122,13 +132,13 @@
     </w:tbl>
     <w:p>
       <w:pPr>
-        <w:spacing w:after="120"/>
+        <w:spacing w:after="80"/>
       </w:pPr>
     </w:p>
     <w:p>
       <w:pPr>
         <w:keepNext/>
-        <w:spacing w:before="360" w:after="160"/>
+        <w:spacing w:before="320" w:after="120"/>
       </w:pPr>
       <w:r>
         <w:rPr>
@@ -143,393 +153,380 @@
     <w:p>
       <w:pPr>
         <w:keepNext/>
-        <w:spacing w:before="280" w:after="120"/>
+        <w:spacing w:before="240" w:after="80"/>
       </w:pPr>
       <w:r>
         <w:rPr>
           <w:rFonts w:ascii="Arial" w:hAnsi="Arial"/>
           <w:b/>
-          <w:color w:val="0F172A"/>
-          <w:sz w:val="24"/>
+          <w:color w:val="1E293B"/>
+          <w:sz w:val="25"/>
         </w:rPr>
         <w:t>1.1 Background and Problem Context</w:t>
       </w:r>
     </w:p>
     <w:p>
       <w:pPr>
-        <w:spacing w:line="324" w:lineRule="auto" w:after="120"/>
+        <w:spacing w:line="360" w:lineRule="auto" w:after="120"/>
         <w:jc w:val="both"/>
       </w:pPr>
       <w:r>
         <w:rPr>
           <w:rFonts w:ascii="Times New Roman" w:hAnsi="Times New Roman"/>
-          <w:sz w:val="22"/>
+          <w:sz w:val="24"/>
         </w:rPr>
-        <w:t>The mineral extraction industries in Africa and the Russian Federation represent critical pillars of global industrial supply chains, providing essential raw minerals, base metals, precious ores, and energy resources required for global sustainable development. Over the past decade, the mining sector has entered an era of aggressive digital transformation, termed 'Mining 4.0' or the 'Smart Subsoil' paradigm. Modern mineral resource complexes are deploying extensive arrays of Industrial Internet of Things (IIoT) sensors, autonomous haulage fleets, remote robotic drills, programmable logic controllers (PLCs), distributed control systems (DCS), and Supervisory Control and Data Acquisition (SCADA) networks. These cyber-physical systems stream operational telemetry to cloud-connected digital twins, enabling predictive maintenance, automated crushing and flotation optimization, real-time seismic monitoring, and precision underground ventilation control.</w:t>
+        <w:t>The mineral extraction industries of the African continent and the Russian Federation constitute vital backbones of global technological and industrial supply chains. From the deep-level gold reefs of the Ashanti and Witwatersrand belts to the strategic platinum, nickel, diamond, and rare-earth complexes of the Russian Far East and the Urals, modern mining operations are undergoing fundamental digital transformation. Colloquially termed 'Mining 4.0' or the 'Smart Subsoil' paradigm, mining enterprises are integrating hundreds of thousands of Industrial Internet of Things (IIoT) telemetry nodes, autonomous blast-hole drill rigs, automated load-haul-dump (LHD) vehicles, and Supervisory Control and Data Acquisition (SCADA) infrastructures into centralized digital twins (Alanazi et al., 2022; African Mining Market, 2024).</w:t>
       </w:r>
     </w:p>
     <w:p>
       <w:pPr>
-        <w:spacing w:line="324" w:lineRule="auto" w:after="120"/>
+        <w:spacing w:line="360" w:lineRule="auto" w:after="120"/>
         <w:jc w:val="both"/>
       </w:pPr>
       <w:r>
         <w:rPr>
           <w:rFonts w:ascii="Times New Roman" w:hAnsi="Times New Roman"/>
-          <w:sz w:val="22"/>
+          <w:sz w:val="24"/>
         </w:rPr>
-        <w:t>However, this rapid convergence of Information Technology (IT) and Operational Technology (OT) has introduced severe systemic cybersecurity vulnerabilities. Historically, mining operational networks operated in strict physical isolation (air-gapped environments). The integration of remote telemetry, cloud analytics, and centralized vendor support channels has dismantled these air gaps, exposing legacy industrial protocols (such as Modbus RTU/TCP, DNP3, Ethernet/IP, and OPC-UA) to sophisticated cyber threats. Unlike conventional enterprise IT networks where confidentiality is the primary objective, industrial mining environments prioritize availability, physical safety, and real-time operational integrity (Alanazi et al., 2022; Kheddar et al., 2023).</w:t>
+        <w:t>These cyber-physical architectures optimize ore recovery, regulate ventilation-on-demand grids, monitor tailings storage facility (TSF) pore pressures, and minimize human exposure to hazardous underground environments. However, the rapid integration of enterprise Information Technology (IT) networks with Operational Technology (OT) control systems has introduced severe systemic cybersecurity vulnerabilities. Historically, industrial control networks operated in strict physical and logical isolation (air-gapped environments). The necessity for remote diagnostics, real-time cloud production analytics, and third-party vendor telemetry links has largely dismantled these air gaps, exposing legacy industrial protocols (such as Modbus RTU/TCP, DNP3, Ethernet/IP, and OPC-UA) to hostile cyber threat actors (Kheddar et al., 2023).</w:t>
       </w:r>
     </w:p>
     <w:p>
       <w:pPr>
         <w:keepNext/>
-        <w:spacing w:before="280" w:after="120"/>
+        <w:spacing w:before="240" w:after="80"/>
       </w:pPr>
       <w:r>
         <w:rPr>
           <w:rFonts w:ascii="Arial" w:hAnsi="Arial"/>
           <w:b/>
-          <w:color w:val="0F172A"/>
-          <w:sz w:val="24"/>
+          <w:color w:val="1E293B"/>
+          <w:sz w:val="25"/>
         </w:rPr>
         <w:t>1.2 Problem Statement</w:t>
       </w:r>
     </w:p>
     <w:p>
       <w:pPr>
-        <w:spacing w:line="324" w:lineRule="auto" w:after="120"/>
+        <w:spacing w:line="360" w:lineRule="auto" w:after="120"/>
         <w:jc w:val="both"/>
       </w:pPr>
       <w:r>
         <w:rPr>
           <w:rFonts w:ascii="Times New Roman" w:hAnsi="Times New Roman"/>
           <w:b/>
-          <w:sz w:val="22"/>
+          <w:sz w:val="24"/>
         </w:rPr>
-        <w:t xml:space="preserve">The Industrial Security Dilemma: </w:t>
+        <w:t xml:space="preserve">The Industrial Cybersecurity Dilemma: </w:t>
       </w:r>
       <w:r>
         <w:rPr>
           <w:rFonts w:ascii="Times New Roman" w:hAnsi="Times New Roman"/>
-          <w:sz w:val="22"/>
+          <w:sz w:val="24"/>
         </w:rPr>
-        <w:t>Current network intrusion detection solutions deployed in industrial facilities suffer from critical architectural mismatches when applied to mineral extraction environments:</w:t>
+        <w:t>Current intrusion detection methodologies deployed in industrial mineral processing facilities suffer from severe architectural limitations when deployed in real-world extraction environments:</w:t>
       </w:r>
     </w:p>
     <w:p>
       <w:pPr>
         <w:pStyle w:val="ListBullet"/>
-        <w:spacing w:line="300" w:lineRule="auto" w:after="80"/>
+        <w:spacing w:line="312" w:lineRule="auto" w:after="80"/>
       </w:pPr>
       <w:r>
         <w:rPr>
           <w:rFonts w:ascii="Times New Roman" w:hAnsi="Times New Roman"/>
           <w:b/>
-          <w:sz w:val="21"/>
+          <w:sz w:val="24"/>
         </w:rPr>
-        <w:t xml:space="preserve">1. Signature Brittleness: </w:t>
+        <w:t xml:space="preserve">Signature Limitations: </w:t>
       </w:r>
       <w:r>
         <w:rPr>
           <w:rFonts w:ascii="Times New Roman" w:hAnsi="Times New Roman"/>
-          <w:sz w:val="21"/>
+          <w:sz w:val="24"/>
         </w:rPr>
-        <w:t>Signature-based Intrusion Detection Systems (such as Snort and Suricata) require frequent rule database updates, incur excessive subscription licensing costs, and completely fail against novel zero-day attacks and semantic command injections targeting industrial control logic.</w:t>
+        <w:t>1. Signature-Based Brittleness: Signature-based Intrusion Detection Systems (such as Snort and Suricata) rely on static pattern databases. In mining OT environments, sophisticated attackers manipulate valid protocol function codes (e.g., Modbus Function Code 05: Write Single Coil or Function Code 06: Write Single Register) to inject unauthorized commands that match valid packet syntax, bypassing static signature checks entirely (Alanazi et al., 2022).</w:t>
       </w:r>
     </w:p>
     <w:p>
       <w:pPr>
         <w:pStyle w:val="ListBullet"/>
-        <w:spacing w:line="300" w:lineRule="auto" w:after="80"/>
+        <w:spacing w:line="312" w:lineRule="auto" w:after="80"/>
       </w:pPr>
       <w:r>
         <w:rPr>
           <w:rFonts w:ascii="Times New Roman" w:hAnsi="Times New Roman"/>
           <w:b/>
-          <w:sz w:val="21"/>
+          <w:sz w:val="24"/>
         </w:rPr>
-        <w:t xml:space="preserve">2. Feature Redundancy &amp; IT-Centric Bias: </w:t>
+        <w:t xml:space="preserve">IT Benchmark Mismatch: </w:t>
       </w:r>
       <w:r>
         <w:rPr>
           <w:rFonts w:ascii="Times New Roman" w:hAnsi="Times New Roman"/>
-          <w:sz w:val="21"/>
+          <w:sz w:val="24"/>
         </w:rPr>
-        <w:t>Machine learning and deep learning intrusion detection models are predominantly trained and benchmarked on legacy IT datasets (e.g., KDD Cup 99, NSL-KDD). These models assume high-dimensional feature spaces (41 to 80+ network features) and fail to reflect the deterministic polling frequencies, static sensor topologies, and physical process constraints of OT networks.</w:t>
+        <w:t>2. High Dimensionality and IT-Centric Bias: Anomaly-based Machine Learning and Deep Learning IDS are predominantly trained on legacy enterprise IT benchmarks (e.g., KDD Cup 99, NSL-KDD) characterized by 41 to 80+ network features. These models fail to reflect the deterministic polling frequencies, fixed sensor topologies, and physical process constraints of mining telemetry, resulting in excessive computational overhead and high false-positive rates (Oyedotun et al., 2025).</w:t>
       </w:r>
     </w:p>
     <w:p>
       <w:pPr>
         <w:pStyle w:val="ListBullet"/>
-        <w:spacing w:line="300" w:lineRule="auto" w:after="80"/>
+        <w:spacing w:line="312" w:lineRule="auto" w:after="80"/>
       </w:pPr>
       <w:r>
         <w:rPr>
           <w:rFonts w:ascii="Times New Roman" w:hAnsi="Times New Roman"/>
           <w:b/>
-          <w:sz w:val="21"/>
+          <w:sz w:val="24"/>
         </w:rPr>
-        <w:t xml:space="preserve">3. Computational Latency Violations: </w:t>
+        <w:t xml:space="preserve">Latency Violations: </w:t>
       </w:r>
       <w:r>
         <w:rPr>
           <w:rFonts w:ascii="Times New Roman" w:hAnsi="Times New Roman"/>
-          <w:sz w:val="21"/>
+          <w:sz w:val="24"/>
         </w:rPr>
-        <w:t>Deep neural networks and ensemble classifiers introduce severe computational overhead. Baseline CNN-LSTM models incur inference latencies of 157.66 ms per flow, directly violating the sub-100 ms control loop deadline mandated by industrial SCADA safety systems.</w:t>
+        <w:t>3. Real-Time Latency Violations: Unoptimized deep learning architectures incur inference latencies exceeding 150 milliseconds per connection flow. In mining SCADA networks governing SAG mills, jaw crushers, and cyanide leaching circuits, programmable logic controllers (PLCs) execute cyclic scan loops every 20 to 50 milliseconds. A security tool that requires 150 ms creates severe buffer bloat and violates industrial control loop safety margins.</w:t>
       </w:r>
     </w:p>
     <w:p>
       <w:pPr>
         <w:pStyle w:val="ListBullet"/>
-        <w:spacing w:line="300" w:lineRule="auto" w:after="80"/>
+        <w:spacing w:line="312" w:lineRule="auto" w:after="80"/>
       </w:pPr>
       <w:r>
         <w:rPr>
           <w:rFonts w:ascii="Times New Roman" w:hAnsi="Times New Roman"/>
           <w:b/>
-          <w:sz w:val="21"/>
+          <w:sz w:val="24"/>
         </w:rPr>
-        <w:t xml:space="preserve">4. Edge Hardware Constraints: </w:t>
+        <w:t xml:space="preserve">Edge Constraints: </w:t>
       </w:r>
       <w:r>
         <w:rPr>
           <w:rFonts w:ascii="Times New Roman" w:hAnsi="Times New Roman"/>
-          <w:sz w:val="21"/>
+          <w:sz w:val="24"/>
         </w:rPr>
-        <w:t>Remote African mining installations (e.g., deep-shaft gold mines in Ghana, open-pit copper belts in Zambia, cobalt extraction in the DRC) operate under extreme hardware constraints, including low-power edge nodes (1GB RAM Raspberry Pi gateways), high ambient temperatures, solar/battery power limits, and intermittent satellite backhaul that precludes cloud-dependent API evaluation.</w:t>
+        <w:t>4. African Mining Edge Hardware Constraints: Remote African mining concessions (such as open-pit gold operations in the Western Region of Ghana or copper-cobalt mines in the Katanga basin) operate in harsh environmental conditions characterized by solar-powered sensor nodes, intermittent satellite backhaul, and low-cost edge gateways (e.g., 1GB RAM Raspberry Pi units). Heavyweight cloud-dependent security architectures are technically and economically unviable in these environments (IT-Online, 2026).</w:t>
       </w:r>
     </w:p>
     <w:p>
       <w:pPr>
         <w:keepNext/>
-        <w:spacing w:before="280" w:after="120"/>
+        <w:spacing w:before="240" w:after="80"/>
       </w:pPr>
       <w:r>
         <w:rPr>
           <w:rFonts w:ascii="Arial" w:hAnsi="Arial"/>
           <w:b/>
-          <w:color w:val="0F172A"/>
-          <w:sz w:val="24"/>
+          <w:color w:val="1E293B"/>
+          <w:sz w:val="25"/>
         </w:rPr>
         <w:t>1.3 Research Objectives</w:t>
       </w:r>
     </w:p>
     <w:p>
       <w:pPr>
-        <w:spacing w:line="324" w:lineRule="auto" w:after="120"/>
+        <w:spacing w:line="360" w:lineRule="auto" w:after="120"/>
         <w:jc w:val="both"/>
       </w:pPr>
       <w:r>
         <w:rPr>
           <w:rFonts w:ascii="Times New Roman" w:hAnsi="Times New Roman"/>
-          <w:sz w:val="22"/>
+          <w:sz w:val="24"/>
         </w:rPr>
-        <w:t>This project adopts the Design Science Research (DSR) paradigm to design, implement, and empirically validate an edge-deployable, metaheuristic-optimized deep learning intrusion detection framework tailored to industrial mining environments. The specific research objectives are:</w:t>
+        <w:t>To resolve these operational challenges, this investigation applies the Design Science Research (DSR) methodology to construct, quantize, and validate an edge-ready, metaheuristic-optimized deep learning intrusion detection artifact. The specific research objectives are:</w:t>
       </w:r>
     </w:p>
     <w:p>
       <w:pPr>
         <w:pStyle w:val="ListBullet"/>
-        <w:spacing w:line="300" w:lineRule="auto" w:after="80"/>
+        <w:spacing w:line="312" w:lineRule="auto" w:after="80"/>
       </w:pPr>
       <w:r>
         <w:rPr>
           <w:rFonts w:ascii="Times New Roman" w:hAnsi="Times New Roman"/>
           <w:b/>
-          <w:sz w:val="21"/>
+          <w:sz w:val="24"/>
         </w:rPr>
-        <w:t xml:space="preserve">Objective 1 (Optimization): </w:t>
+        <w:t xml:space="preserve">1. Feature Optimization: </w:t>
       </w:r>
       <w:r>
         <w:rPr>
           <w:rFonts w:ascii="Times New Roman" w:hAnsi="Times New Roman"/>
-          <w:sz w:val="21"/>
+          <w:sz w:val="24"/>
         </w:rPr>
-        <w:t>To develop a metaheuristic feature selection mechanism using the Binary Whale Optimization Algorithm (BWOA) with an accuracy floor constraint to prune redundant network attributes by over 70% while preserving multi-class threat discrimination.</w:t>
+        <w:t>Objective 1 (Metaheuristic Optimization): Design and implement a Binary Whale Optimization Algorithm (BWOA) with an explicit accuracy floor constraint to prune redundant network telemetry features by over 70% while preserving multi-class threat discrimination.</w:t>
       </w:r>
     </w:p>
     <w:p>
       <w:pPr>
         <w:pStyle w:val="ListBullet"/>
-        <w:spacing w:line="300" w:lineRule="auto" w:after="80"/>
+        <w:spacing w:line="312" w:lineRule="auto" w:after="80"/>
       </w:pPr>
       <w:r>
         <w:rPr>
           <w:rFonts w:ascii="Times New Roman" w:hAnsi="Times New Roman"/>
           <w:b/>
-          <w:sz w:val="21"/>
+          <w:sz w:val="24"/>
         </w:rPr>
-        <w:t xml:space="preserve">Objective 2 (Classification): </w:t>
+        <w:t xml:space="preserve">2. Neural Architecture: </w:t>
       </w:r>
       <w:r>
         <w:rPr>
           <w:rFonts w:ascii="Times New Roman" w:hAnsi="Times New Roman"/>
-          <w:sz w:val="21"/>
+          <w:sz w:val="24"/>
         </w:rPr>
-        <w:t>To design a hybrid spatial-temporal deep learning classifier combining 1D Convolutional Neural Networks (Conv1D) for packet-level spatial representation and Long Short-Term Memory (LSTM) networks for sequential connection state tracking.</w:t>
+        <w:t>Objective 2 (Hybrid Neural Classification): Construct a spatial-temporal deep learning classifier combining 1D Convolutional Neural Networks (Conv1D) for packet-level spatial representation and Long Short-Term Memory (LSTM) networks for sequential connection state tracking.</w:t>
       </w:r>
     </w:p>
     <w:p>
       <w:pPr>
         <w:pStyle w:val="ListBullet"/>
-        <w:spacing w:line="300" w:lineRule="auto" w:after="80"/>
+        <w:spacing w:line="312" w:lineRule="auto" w:after="80"/>
       </w:pPr>
       <w:r>
         <w:rPr>
           <w:rFonts w:ascii="Times New Roman" w:hAnsi="Times New Roman"/>
           <w:b/>
-          <w:sz w:val="21"/>
+          <w:sz w:val="24"/>
         </w:rPr>
-        <w:t xml:space="preserve">Objective 3 (Edge Quantization): </w:t>
+        <w:t xml:space="preserve">3. Edge Quantization: </w:t>
       </w:r>
       <w:r>
         <w:rPr>
           <w:rFonts w:ascii="Times New Roman" w:hAnsi="Times New Roman"/>
-          <w:sz w:val="21"/>
+          <w:sz w:val="24"/>
         </w:rPr>
-        <w:t>To implement a post-training Float16 quantization pipeline compressing model memory footprint below 1 MB and reducing edge inference latency below 1 ms on 1GB RAM edge gateways.</w:t>
+        <w:t>Objective 3 (Float16 Edge Quantization): Develop a post-training Float16 quantization pipeline to compress model memory size below 1.0 MB and achieve sub-millisecond (&lt;1.0 ms) inference latency on 1GB RAM ARM edge hardware.</w:t>
       </w:r>
     </w:p>
     <w:p>
       <w:pPr>
         <w:pStyle w:val="ListBullet"/>
-        <w:spacing w:line="300" w:lineRule="auto" w:after="80"/>
+        <w:spacing w:line="312" w:lineRule="auto" w:after="80"/>
       </w:pPr>
       <w:r>
         <w:rPr>
           <w:rFonts w:ascii="Times New Roman" w:hAnsi="Times New Roman"/>
           <w:b/>
-          <w:sz w:val="21"/>
+          <w:sz w:val="24"/>
         </w:rPr>
-        <w:t xml:space="preserve">Objective 4 (Empirical Validation): </w:t>
+        <w:t xml:space="preserve">4. Empirical Validation: </w:t>
       </w:r>
       <w:r>
         <w:rPr>
           <w:rFonts w:ascii="Times New Roman" w:hAnsi="Times New Roman"/>
-          <w:sz w:val="21"/>
+          <w:sz w:val="24"/>
         </w:rPr>
-        <w:t>To empirically evaluate the framework across standard benchmarks (NSL-KDD), industrial transfer learning datasets (SWaT), and edge hardware testbeds to establish operational readiness for subsoil mineral operations.</w:t>
+        <w:t>Objective 4 (Empirical Validation &amp; Transfer Learning): Empirically evaluate the framework across the NSL-KDD benchmark and the SWaT industrial water treatment dataset, validating operational suitability for mineral resource operations.</w:t>
       </w:r>
     </w:p>
     <w:p>
       <w:pPr>
         <w:keepNext/>
-        <w:spacing w:before="280" w:after="120"/>
+        <w:spacing w:before="240" w:after="80"/>
       </w:pPr>
       <w:r>
         <w:rPr>
           <w:rFonts w:ascii="Arial" w:hAnsi="Arial"/>
           <w:b/>
-          <w:color w:val="0F172A"/>
-          <w:sz w:val="24"/>
+          <w:color w:val="1E293B"/>
+          <w:sz w:val="25"/>
         </w:rPr>
-        <w:t>1.4 Scope and Significance</w:t>
+        <w:t>1.4 Scope and Socio-Economic Significance</w:t>
       </w:r>
     </w:p>
     <w:p>
       <w:pPr>
-        <w:spacing w:line="324" w:lineRule="auto" w:after="120"/>
+        <w:spacing w:line="360" w:lineRule="auto" w:after="120"/>
         <w:jc w:val="both"/>
       </w:pPr>
       <w:r>
         <w:rPr>
           <w:rFonts w:ascii="Times New Roman" w:hAnsi="Times New Roman"/>
-          <w:sz w:val="22"/>
+          <w:sz w:val="24"/>
         </w:rPr>
-        <w:t>This research operates at the nexus of artificial intelligence, industrial cybersecurity, and sustainable resource engineering. The socio-economic significance of this work encompasses:</w:t>
+        <w:t>The practical and economic significance of this research directly addresses the United Nations Sustainable Development Goals (UN SDGs), specifically SDG 9 (Industry, Innovation, and Infrastructure), SDG 8 (Decent Work and Economic Growth), and SDG 17 (Partnerships for the Goals):</w:t>
       </w:r>
     </w:p>
     <w:p>
       <w:pPr>
         <w:pStyle w:val="ListBullet"/>
-        <w:spacing w:line="300" w:lineRule="auto" w:after="80"/>
+        <w:spacing w:line="312" w:lineRule="auto" w:after="80"/>
       </w:pPr>
       <w:r>
         <w:rPr>
           <w:rFonts w:ascii="Times New Roman" w:hAnsi="Times New Roman"/>
           <w:b/>
-          <w:sz w:val="21"/>
+          <w:sz w:val="24"/>
         </w:rPr>
         <w:t xml:space="preserve">Economic ROI: </w:t>
       </w:r>
       <w:r>
         <w:rPr>
           <w:rFonts w:ascii="Times New Roman" w:hAnsi="Times New Roman"/>
-          <w:sz w:val="21"/>
+          <w:sz w:val="24"/>
         </w:rPr>
-        <w:t>Economic Risk Mitigation: Cyberattacks on mining infrastructure cause devastating financial losses. Ransomware or logic corruption targeting ball mills, smelting furnaces, or conveyor belts costs mining operators between USD $50,000 and $500,000 per hour of unplanned downtime (IT-Online, 2026). This framework provides cost-effective, open-source protection.</w:t>
+        <w:t>Financial Risk Mitigation: Unplanned industrial downtime in mineral processing complexes costs between USD $50,000 and $500,000 per hour in deferred production and equipment damage (IT-Online, 2026). Protecting critical milling, flotation, and smelting circuits against ransomware delivers an estimated return on investment (ROI) exceeding 200x.</w:t>
       </w:r>
     </w:p>
     <w:p>
       <w:pPr>
         <w:pStyle w:val="ListBullet"/>
-        <w:spacing w:line="300" w:lineRule="auto" w:after="80"/>
+        <w:spacing w:line="312" w:lineRule="auto" w:after="80"/>
       </w:pPr>
       <w:r>
         <w:rPr>
           <w:rFonts w:ascii="Times New Roman" w:hAnsi="Times New Roman"/>
           <w:b/>
-          <w:sz w:val="21"/>
+          <w:sz w:val="24"/>
         </w:rPr>
-        <w:t xml:space="preserve">Worker Safety: </w:t>
+        <w:t xml:space="preserve">Human Safety: </w:t>
       </w:r>
       <w:r>
         <w:rPr>
           <w:rFonts w:ascii="Times New Roman" w:hAnsi="Times New Roman"/>
-          <w:sz w:val="21"/>
+          <w:sz w:val="24"/>
         </w:rPr>
-        <w:t>Workplace Safety &amp; Life Protection: Mining operational networks govern life-critical safety systems, including toxic gas monitoring, shaft drainage pumps, and automated ventilation grids. Intercepting intrusions before physical actuator manipulation prevents catastrophic worker casualties.</w:t>
+        <w:t>Worker Safety &amp; Life Preservation: Cyber-physical manipulation of underground mine ventilation grids, toxic gas scrubbers, or dewatering pumps represents an immediate existential threat to human life. Intercepting attacks in real time prevents catastrophic workplace disasters.</w:t>
       </w:r>
     </w:p>
     <w:p>
       <w:pPr>
         <w:pStyle w:val="ListBullet"/>
-        <w:spacing w:line="300" w:lineRule="auto" w:after="80"/>
+        <w:spacing w:line="312" w:lineRule="auto" w:after="80"/>
       </w:pPr>
       <w:r>
         <w:rPr>
           <w:rFonts w:ascii="Times New Roman" w:hAnsi="Times New Roman"/>
           <w:b/>
-          <w:sz w:val="21"/>
+          <w:sz w:val="24"/>
         </w:rPr>
         <w:t xml:space="preserve">UNESCO Alignment: </w:t>
       </w:r>
       <w:r>
         <w:rPr>
           <w:rFonts w:ascii="Times New Roman" w:hAnsi="Times New Roman"/>
-          <w:sz w:val="21"/>
+          <w:sz w:val="24"/>
         </w:rPr>
-        <w:t>South-South &amp; North-South Scientific Collaboration: Convened under the UNESCO Russian-African Forum of Young Scientists at Empress Catherine II Saint Petersburg Mining University, this research establishes an immediate bilateral pathway for collaborative data gathering, open-source knowledge exchange, and local engineering capacity building.</w:t>
+        <w:t>Bilateral Scientific Collaboration: Presented at the Russian-African Forum of Young Scientists at Empress Catherine II Saint Petersburg Mining University, this project fosters collaborative knowledge exchange, open-source technology transfer, and local technical capacity building across African mining institutions.</w:t>
       </w:r>
     </w:p>
     <w:p>
       <w:pPr>
         <w:keepNext/>
-        <w:spacing w:before="280" w:after="120"/>
+        <w:spacing w:before="240" w:after="80"/>
       </w:pPr>
       <w:r>
         <w:rPr>
           <w:rFonts w:ascii="Arial" w:hAnsi="Arial"/>
           <w:b/>
-          <w:color w:val="0F172A"/>
-          <w:sz w:val="24"/>
+          <w:color w:val="1E293B"/>
+          <w:sz w:val="25"/>
         </w:rPr>
         <w:t>1.5 Research Questions</w:t>
-      </w:r>
-    </w:p>
-    <w:p>
-      <w:pPr>
-        <w:spacing w:line="324" w:lineRule="auto" w:after="120"/>
-        <w:jc w:val="both"/>
-      </w:pPr>
-      <w:r>
-        <w:rPr>
-          <w:rFonts w:ascii="Times New Roman" w:hAnsi="Times New Roman"/>
-          <w:sz w:val="22"/>
-        </w:rPr>
-        <w:t>To guide the Design Science Research artifact creation, this investigation addresses three central research questions:</w:t>
       </w:r>
     </w:p>
     <w:tbl>
@@ -537,6 +534,14 @@
         <w:tblW w:type="auto" w:w="0"/>
         <w:jc w:val="center"/>
         <w:tblLook w:firstColumn="1" w:firstRow="1" w:lastColumn="0" w:lastRow="0" w:noHBand="0" w:noVBand="1" w:val="04A0"/>
+        <w:tblBorders>
+          <w:top w:val="single" w:sz="8" w:space="0" w:color="00529B"/>
+          <w:bottom w:val="single" w:sz="8" w:space="0" w:color="00529B"/>
+          <w:left w:val="single" w:sz="8" w:space="0" w:color="00529B"/>
+          <w:right w:val="single" w:sz="8" w:space="0" w:color="00529B"/>
+          <w:insideH w:val="single" w:sz="8" w:space="0" w:color="00529B"/>
+          <w:insideV w:val="single" w:sz="8" w:space="0" w:color="00529B"/>
+        </w:tblBorders>
       </w:tblPr>
       <w:tblGrid>
         <w:gridCol w:w="9360"/>
@@ -549,37 +554,37 @@
             <w:tcMar>
               <w:top w:w="140" w:type="dxa"/>
               <w:bottom w:w="140" w:type="dxa"/>
-              <w:left w:w="200" w:type="dxa"/>
-              <w:right w:w="200" w:type="dxa"/>
+              <w:left w:w="180" w:type="dxa"/>
+              <w:right w:w="180" w:type="dxa"/>
             </w:tcMar>
           </w:tcPr>
           <w:p>
             <w:pPr>
-              <w:spacing w:after="80"/>
+              <w:spacing w:after="60" w:line="312" w:lineRule="auto"/>
             </w:pPr>
             <w:r>
               <w:rPr>
                 <w:rFonts w:ascii="Arial" w:hAnsi="Arial"/>
                 <w:b/>
                 <w:color w:val="00529B"/>
-                <w:sz w:val="21"/>
+                <w:sz w:val="22"/>
               </w:rPr>
-              <w:t>CORE RESEARCH QUESTIONS</w:t>
+              <w:t>CORE RESEARCH QUESTIONS (RQ)</w:t>
               <w:br/>
             </w:r>
             <w:r>
               <w:rPr>
                 <w:rFonts w:ascii="Times New Roman" w:hAnsi="Times New Roman"/>
                 <w:color w:val="1E293B"/>
-                <w:sz w:val="20"/>
+                <w:sz w:val="22"/>
               </w:rPr>
-              <w:t>RQ1: How can metaheuristic feature optimization algorithms (BWOA) be mathematically adapted to select a minimal sufficient network feature subset that satisfies industrial real-time constraints without collapsing minority attack classification accuracy?</w:t>
+              <w:t>RQ1: How can metaheuristic feature optimization (BWOA) be mathematically adapted to select a minimal sufficient network feature subset that satisfies industrial real-time constraints without degrading minority attack classification accuracy?</w:t>
               <w:br/>
               <w:br/>
-              <w:t>RQ2: What architectural modifications and quantization techniques are required to enable spatial-temporal deep learning models (CNN-LSTM) to execute sub-millisecond intrusion classification on resource-constrained 1GB RAM edge hardware?</w:t>
+              <w:t>RQ2: What neural layer configurations and quantization strategies enable spatial-temporal deep learning models (CNN-LSTM) to achieve sub-millisecond inference execution on resource-constrained 1GB RAM edge hardware?</w:t>
               <w:br/>
               <w:br/>
-              <w:t>RQ3: How does the proposed BWOA + CNN-LSTM edge framework compare against traditional signature-based and full-feature deep learning IDS models in terms of accuracy, false alarm rates, latency, memory footprint, and economic deployment viability?</w:t>
+              <w:t>RQ3: How does the proposed BWOA + CNN-LSTM edge framework compare against traditional signature-based and full-feature deep learning IDS solutions in terms of classification accuracy, false-alarm rates, latency, memory footprint, and economic deployment viability?</w:t>
             </w:r>
           </w:p>
         </w:tc>
@@ -587,13 +592,13 @@
     </w:tbl>
     <w:p>
       <w:pPr>
-        <w:spacing w:after="120"/>
+        <w:spacing w:after="80"/>
       </w:pPr>
     </w:p>
     <w:p>
       <w:pPr>
         <w:keepNext/>
-        <w:spacing w:before="360" w:after="160"/>
+        <w:spacing w:before="320" w:after="120"/>
       </w:pPr>
       <w:r>
         <w:rPr>
@@ -608,55 +613,55 @@
     <w:p>
       <w:pPr>
         <w:keepNext/>
-        <w:spacing w:before="280" w:after="120"/>
+        <w:spacing w:before="240" w:after="80"/>
       </w:pPr>
       <w:r>
         <w:rPr>
           <w:rFonts w:ascii="Arial" w:hAnsi="Arial"/>
           <w:b/>
-          <w:color w:val="0F172A"/>
-          <w:sz w:val="24"/>
+          <w:color w:val="1E293B"/>
+          <w:sz w:val="25"/>
         </w:rPr>
-        <w:t>2.1 Existing Intrusion Detection Systems in Industrial Environments</w:t>
+        <w:t>2.1 Analysis of Existing Intrusion Detection Systems</w:t>
       </w:r>
     </w:p>
     <w:p>
       <w:pPr>
-        <w:spacing w:line="324" w:lineRule="auto" w:after="120"/>
+        <w:spacing w:line="360" w:lineRule="auto" w:after="120"/>
         <w:jc w:val="both"/>
       </w:pPr>
       <w:r>
         <w:rPr>
           <w:rFonts w:ascii="Times New Roman" w:hAnsi="Times New Roman"/>
-          <w:sz w:val="22"/>
+          <w:sz w:val="24"/>
         </w:rPr>
-        <w:t>Intrusion Detection Systems (IDS) serve as the primary defensive barrier against malicious traffic in networked environments. In industrial control and mining architectures, existing solutions broadly fall into signature-based and anomaly-based systems.</w:t>
+        <w:t>Network Intrusion Detection Systems (NIDS) are categorized into signature-based detection, anomaly-based machine learning, and deep learning architectures. Each paradigm presents distinct operational trade-offs in cyber-physical mineral processing environments (Alanazi et al., 2022; Kheddar et al., 2023).</w:t>
       </w:r>
     </w:p>
     <w:p>
       <w:pPr>
-        <w:spacing w:line="324" w:lineRule="auto" w:after="120"/>
+        <w:spacing w:line="360" w:lineRule="auto" w:after="120"/>
         <w:jc w:val="both"/>
       </w:pPr>
       <w:r>
         <w:rPr>
           <w:rFonts w:ascii="Times New Roman" w:hAnsi="Times New Roman"/>
-          <w:sz w:val="22"/>
+          <w:sz w:val="24"/>
         </w:rPr>
-        <w:t>Signature-based IDS (e.g., Snort, Suricata, Zeek) match incoming packet payloads against predefined static rule databases. While highly effective at identifying known attack vectors with minimal CPU utilization, they exhibit near-zero recall against modified exploit variants, zero-day vulnerabilities, and multi-stage targeted advanced persistent threats (APTs). In mining OT environments, signature engines struggle because attack payloads frequently disguise themselves as legitimate Modbus function codes (e.g., Function Code 05: Write Single Coil) with anomalous parameters that pass static signature inspection (Alanazi et al., 2022).</w:t>
+        <w:t>Signature-based systems (e.g., Snort, Suricata, Zeek) evaluate packet headers and application payloads against deterministic rule sets. While computationally efficient on general-purpose servers, signature engines cannot detect zero-day exploits and generate false negatives when malicious Modbus or DNP3 commands utilize legitimate protocol formatting. Furthermore, maintaining rule databases in remote, air-gapped or intermittently connected mining sites is logistically challenging.</w:t>
       </w:r>
     </w:p>
     <w:p>
       <w:pPr>
-        <w:spacing w:line="324" w:lineRule="auto" w:after="120"/>
+        <w:spacing w:line="360" w:lineRule="auto" w:after="120"/>
         <w:jc w:val="both"/>
       </w:pPr>
       <w:r>
         <w:rPr>
           <w:rFonts w:ascii="Times New Roman" w:hAnsi="Times New Roman"/>
-          <w:sz w:val="22"/>
+          <w:sz w:val="24"/>
         </w:rPr>
-        <w:t>Anomaly-based Machine Learning IDS utilize statistical baselines, Decision Trees, Support Vector Machines (SVM), and Random Forests to classify traffic deviations. While capable of detecting novel anomalies, generic ML models trained on 41-feature datasets suffer from high computational complexity, feature collinearity, and high false-positive rates that disrupt mission-critical mining processes (Oyedotun et al., 2025).</w:t>
+        <w:t>Anomaly-based Machine Learning models (such as Support Vector Machines, Random Forests, and Multi-Layer Perceptrons) build statistical profiles of benign network behavior and flag statistical deviations (Oyedotun et al., 2025). While capable of identifying unknown traffic patterns, generic ML algorithms suffer from severe feature redundancy when fed high-dimensional flow statistics (e.g., 41 NSL-KDD features or 80+ CICFlowMeter features), resulting in prolonged inference delays and high false-positive rates that disrupt mission-critical SCADA operations.</w:t>
       </w:r>
     </w:p>
     <w:tbl>
@@ -665,6 +670,14 @@
         <w:jc w:val="center"/>
         <w:tblLayout w:type="fixed"/>
         <w:tblLook w:firstColumn="1" w:firstRow="1" w:lastColumn="0" w:lastRow="0" w:noHBand="0" w:noVBand="1" w:val="04A0"/>
+        <w:tblBorders>
+          <w:top w:val="single" w:sz="4" w:space="0" w:color="CBD5E1"/>
+          <w:bottom w:val="single" w:sz="4" w:space="0" w:color="CBD5E1"/>
+          <w:left w:val="single" w:sz="4" w:space="0" w:color="CBD5E1"/>
+          <w:right w:val="single" w:sz="4" w:space="0" w:color="CBD5E1"/>
+          <w:insideH w:val="single" w:sz="4" w:space="0" w:color="CBD5E1"/>
+          <w:insideV w:val="single" w:sz="4" w:space="0" w:color="CBD5E1"/>
+        </w:tblBorders>
       </w:tblPr>
       <w:tblGrid>
         <w:gridCol w:w="1872"/>
@@ -676,7 +689,7 @@
       <w:tr>
         <w:tc>
           <w:tcPr>
-            <w:tcW w:type="dxa" w:w="3168"/>
+            <w:tcW w:type="dxa" w:w="3312"/>
             <w:shd w:fill="00529B"/>
             <w:tcMar>
               <w:top w:w="120" w:type="dxa"/>
@@ -694,7 +707,7 @@
                 <w:rFonts w:ascii="Arial" w:hAnsi="Arial"/>
                 <w:b/>
                 <w:color w:val="FFFFFF"/>
-                <w:sz w:val="19"/>
+                <w:sz w:val="20"/>
               </w:rPr>
               <w:t>IDS Architecture</w:t>
             </w:r>
@@ -720,7 +733,7 @@
                 <w:rFonts w:ascii="Arial" w:hAnsi="Arial"/>
                 <w:b/>
                 <w:color w:val="FFFFFF"/>
-                <w:sz w:val="19"/>
+                <w:sz w:val="20"/>
               </w:rPr>
               <w:t>OT Adaptability</w:t>
             </w:r>
@@ -746,7 +759,7 @@
                 <w:rFonts w:ascii="Arial" w:hAnsi="Arial"/>
                 <w:b/>
                 <w:color w:val="FFFFFF"/>
-                <w:sz w:val="19"/>
+                <w:sz w:val="20"/>
               </w:rPr>
               <w:t>Zero-Day Recall</w:t>
             </w:r>
@@ -772,7 +785,7 @@
                 <w:rFonts w:ascii="Arial" w:hAnsi="Arial"/>
                 <w:b/>
                 <w:color w:val="FFFFFF"/>
-                <w:sz w:val="19"/>
+                <w:sz w:val="20"/>
               </w:rPr>
               <w:t>Edge Latency</w:t>
             </w:r>
@@ -780,7 +793,7 @@
         </w:tc>
         <w:tc>
           <w:tcPr>
-            <w:tcW w:type="dxa" w:w="2304"/>
+            <w:tcW w:type="dxa" w:w="2160"/>
             <w:shd w:fill="00529B"/>
             <w:tcMar>
               <w:top w:w="120" w:type="dxa"/>
@@ -798,7 +811,7 @@
                 <w:rFonts w:ascii="Arial" w:hAnsi="Arial"/>
                 <w:b/>
                 <w:color w:val="FFFFFF"/>
-                <w:sz w:val="19"/>
+                <w:sz w:val="20"/>
               </w:rPr>
               <w:t>Cost Profile</w:t>
             </w:r>
@@ -808,7 +821,7 @@
       <w:tr>
         <w:tc>
           <w:tcPr>
-            <w:tcW w:type="dxa" w:w="3168"/>
+            <w:tcW w:type="dxa" w:w="3312"/>
             <w:shd w:fill="FFFFFF"/>
             <w:tcMar>
               <w:top w:w="80" w:type="dxa"/>
@@ -824,7 +837,7 @@
             <w:r>
               <w:rPr>
                 <w:rFonts w:ascii="Times New Roman" w:hAnsi="Times New Roman"/>
-                <w:sz w:val="19"/>
+                <w:sz w:val="20"/>
               </w:rPr>
               <w:t>Signature IDS (Snort / Suricata)</w:t>
             </w:r>
@@ -848,7 +861,7 @@
             <w:r>
               <w:rPr>
                 <w:rFonts w:ascii="Times New Roman" w:hAnsi="Times New Roman"/>
-                <w:sz w:val="19"/>
+                <w:sz w:val="20"/>
               </w:rPr>
               <w:t>Low (Static Rules)</w:t>
             </w:r>
@@ -872,7 +885,7 @@
             <w:r>
               <w:rPr>
                 <w:rFonts w:ascii="Times New Roman" w:hAnsi="Times New Roman"/>
-                <w:sz w:val="19"/>
+                <w:sz w:val="20"/>
               </w:rPr>
               <w:t>&lt; 15%</w:t>
             </w:r>
@@ -896,7 +909,7 @@
             <w:r>
               <w:rPr>
                 <w:rFonts w:ascii="Times New Roman" w:hAnsi="Times New Roman"/>
-                <w:sz w:val="19"/>
+                <w:sz w:val="20"/>
               </w:rPr>
               <w:t>85.00 ms</w:t>
             </w:r>
@@ -904,7 +917,7 @@
         </w:tc>
         <w:tc>
           <w:tcPr>
-            <w:tcW w:type="dxa" w:w="2304"/>
+            <w:tcW w:type="dxa" w:w="2160"/>
             <w:shd w:fill="FFFFFF"/>
             <w:tcMar>
               <w:top w:w="80" w:type="dxa"/>
@@ -920,7 +933,7 @@
             <w:r>
               <w:rPr>
                 <w:rFonts w:ascii="Times New Roman" w:hAnsi="Times New Roman"/>
-                <w:sz w:val="19"/>
+                <w:sz w:val="20"/>
               </w:rPr>
               <w:t>High License / Maintenance</w:t>
             </w:r>
@@ -930,7 +943,7 @@
       <w:tr>
         <w:tc>
           <w:tcPr>
-            <w:tcW w:type="dxa" w:w="3168"/>
+            <w:tcW w:type="dxa" w:w="3312"/>
             <w:shd w:fill="F8FAFC"/>
             <w:tcMar>
               <w:top w:w="80" w:type="dxa"/>
@@ -946,7 +959,7 @@
             <w:r>
               <w:rPr>
                 <w:rFonts w:ascii="Times New Roman" w:hAnsi="Times New Roman"/>
-                <w:sz w:val="19"/>
+                <w:sz w:val="20"/>
               </w:rPr>
               <w:t>Generic ML (Random Forest)</w:t>
             </w:r>
@@ -970,7 +983,7 @@
             <w:r>
               <w:rPr>
                 <w:rFonts w:ascii="Times New Roman" w:hAnsi="Times New Roman"/>
-                <w:sz w:val="19"/>
+                <w:sz w:val="20"/>
               </w:rPr>
               <w:t>Medium</w:t>
             </w:r>
@@ -994,7 +1007,7 @@
             <w:r>
               <w:rPr>
                 <w:rFonts w:ascii="Times New Roman" w:hAnsi="Times New Roman"/>
-                <w:sz w:val="19"/>
+                <w:sz w:val="20"/>
               </w:rPr>
               <w:t>62.40%</w:t>
             </w:r>
@@ -1018,7 +1031,7 @@
             <w:r>
               <w:rPr>
                 <w:rFonts w:ascii="Times New Roman" w:hAnsi="Times New Roman"/>
-                <w:sz w:val="19"/>
+                <w:sz w:val="20"/>
               </w:rPr>
               <w:t>48.20 ms</w:t>
             </w:r>
@@ -1026,7 +1039,7 @@
         </w:tc>
         <w:tc>
           <w:tcPr>
-            <w:tcW w:type="dxa" w:w="2304"/>
+            <w:tcW w:type="dxa" w:w="2160"/>
             <w:shd w:fill="F8FAFC"/>
             <w:tcMar>
               <w:top w:w="80" w:type="dxa"/>
@@ -1042,7 +1055,7 @@
             <w:r>
               <w:rPr>
                 <w:rFonts w:ascii="Times New Roman" w:hAnsi="Times New Roman"/>
-                <w:sz w:val="19"/>
+                <w:sz w:val="20"/>
               </w:rPr>
               <w:t>Medium Compute</w:t>
             </w:r>
@@ -1052,7 +1065,7 @@
       <w:tr>
         <w:tc>
           <w:tcPr>
-            <w:tcW w:type="dxa" w:w="3168"/>
+            <w:tcW w:type="dxa" w:w="3312"/>
             <w:shd w:fill="FFFFFF"/>
             <w:tcMar>
               <w:top w:w="80" w:type="dxa"/>
@@ -1068,9 +1081,9 @@
             <w:r>
               <w:rPr>
                 <w:rFonts w:ascii="Times New Roman" w:hAnsi="Times New Roman"/>
-                <w:sz w:val="19"/>
+                <w:sz w:val="20"/>
               </w:rPr>
-              <w:t>Full CNN-LSTM Baseline</w:t>
+              <w:t>Full CNN-LSTM Baseline (41 Feat)</w:t>
             </w:r>
           </w:p>
         </w:tc>
@@ -1092,7 +1105,7 @@
             <w:r>
               <w:rPr>
                 <w:rFonts w:ascii="Times New Roman" w:hAnsi="Times New Roman"/>
-                <w:sz w:val="19"/>
+                <w:sz w:val="20"/>
               </w:rPr>
               <w:t>High</w:t>
             </w:r>
@@ -1116,7 +1129,7 @@
             <w:r>
               <w:rPr>
                 <w:rFonts w:ascii="Times New Roman" w:hAnsi="Times New Roman"/>
-                <w:sz w:val="19"/>
+                <w:sz w:val="20"/>
               </w:rPr>
               <w:t>77.70%</w:t>
             </w:r>
@@ -1140,7 +1153,7 @@
             <w:r>
               <w:rPr>
                 <w:rFonts w:ascii="Times New Roman" w:hAnsi="Times New Roman"/>
-                <w:sz w:val="19"/>
+                <w:sz w:val="20"/>
               </w:rPr>
               <w:t>157.66 ms</w:t>
             </w:r>
@@ -1148,7 +1161,7 @@
         </w:tc>
         <w:tc>
           <w:tcPr>
-            <w:tcW w:type="dxa" w:w="2304"/>
+            <w:tcW w:type="dxa" w:w="2160"/>
             <w:shd w:fill="FFFFFF"/>
             <w:tcMar>
               <w:top w:w="80" w:type="dxa"/>
@@ -1164,9 +1177,9 @@
             <w:r>
               <w:rPr>
                 <w:rFonts w:ascii="Times New Roman" w:hAnsi="Times New Roman"/>
-                <w:sz w:val="19"/>
+                <w:sz w:val="20"/>
               </w:rPr>
-              <w:t>High Compute (Exceeds Limit)</w:t>
+              <w:t>High Compute (Violates Limit)</w:t>
             </w:r>
           </w:p>
         </w:tc>
@@ -1174,7 +1187,7 @@
       <w:tr>
         <w:tc>
           <w:tcPr>
-            <w:tcW w:type="dxa" w:w="3168"/>
+            <w:tcW w:type="dxa" w:w="3312"/>
             <w:shd w:fill="F8FAFC"/>
             <w:tcMar>
               <w:top w:w="80" w:type="dxa"/>
@@ -1190,7 +1203,7 @@
             <w:r>
               <w:rPr>
                 <w:rFonts w:ascii="Times New Roman" w:hAnsi="Times New Roman"/>
-                <w:sz w:val="19"/>
+                <w:sz w:val="20"/>
               </w:rPr>
               <w:t>BWOA + CNN-LSTM v3 (Ours)</w:t>
             </w:r>
@@ -1214,7 +1227,7 @@
             <w:r>
               <w:rPr>
                 <w:rFonts w:ascii="Times New Roman" w:hAnsi="Times New Roman"/>
-                <w:sz w:val="19"/>
+                <w:sz w:val="20"/>
               </w:rPr>
               <w:t>Very High</w:t>
             </w:r>
@@ -1238,7 +1251,7 @@
             <w:r>
               <w:rPr>
                 <w:rFonts w:ascii="Times New Roman" w:hAnsi="Times New Roman"/>
-                <w:sz w:val="19"/>
+                <w:sz w:val="20"/>
               </w:rPr>
               <w:t>70.56%</w:t>
             </w:r>
@@ -1262,7 +1275,7 @@
             <w:r>
               <w:rPr>
                 <w:rFonts w:ascii="Times New Roman" w:hAnsi="Times New Roman"/>
-                <w:sz w:val="19"/>
+                <w:sz w:val="20"/>
               </w:rPr>
               <w:t>0.76 ms</w:t>
             </w:r>
@@ -1270,7 +1283,7 @@
         </w:tc>
         <w:tc>
           <w:tcPr>
-            <w:tcW w:type="dxa" w:w="2304"/>
+            <w:tcW w:type="dxa" w:w="2160"/>
             <w:shd w:fill="F8FAFC"/>
             <w:tcMar>
               <w:top w:w="80" w:type="dxa"/>
@@ -1288,7 +1301,7 @@
                 <w:rFonts w:ascii="Times New Roman" w:hAnsi="Times New Roman"/>
                 <w:b/>
                 <w:color w:val="10B981"/>
-                <w:sz w:val="19"/>
+                <w:sz w:val="20"/>
               </w:rPr>
               <w:t>Low / Open-Source (PASS)</w:t>
             </w:r>
@@ -1298,177 +1311,164 @@
     </w:tbl>
     <w:p>
       <w:pPr>
-        <w:spacing w:after="160"/>
+        <w:spacing w:after="120"/>
       </w:pPr>
     </w:p>
     <w:p>
       <w:pPr>
         <w:keepNext/>
-        <w:spacing w:before="280" w:after="120"/>
+        <w:spacing w:before="240" w:after="80"/>
       </w:pPr>
       <w:r>
         <w:rPr>
           <w:rFonts w:ascii="Arial" w:hAnsi="Arial"/>
           <w:b/>
-          <w:color w:val="0F172A"/>
-          <w:sz w:val="24"/>
+          <w:color w:val="1E293B"/>
+          <w:sz w:val="25"/>
         </w:rPr>
-        <w:t>2.2 Metaheuristic Feature Selection and the Whale Optimization Algorithm</w:t>
+        <w:t>2.2 Metaheuristic Optimization &amp; Whale Optimization Algorithm</w:t>
       </w:r>
     </w:p>
     <w:p>
       <w:pPr>
-        <w:spacing w:line="324" w:lineRule="auto" w:after="120"/>
+        <w:spacing w:line="360" w:lineRule="auto" w:after="120"/>
         <w:jc w:val="both"/>
       </w:pPr>
       <w:r>
         <w:rPr>
           <w:rFonts w:ascii="Times New Roman" w:hAnsi="Times New Roman"/>
-          <w:sz w:val="22"/>
+          <w:sz w:val="24"/>
         </w:rPr>
-        <w:t>High-dimensional network feature spaces contain substantial noise, multi-collinear attributes, and uninformative counters that degrade classification accuracy and inflate edge inference latency. Feature selection techniques aim to identify the minimal optimal subset of attributes that maximizes classification fitness.</w:t>
+        <w:t>Metaheuristic algorithms have emerged as powerful techniques for high-dimensional feature selection, avoiding local optima that trap traditional gradient-based search algorithms. The Whale Optimization Algorithm (WOA), introduced by Mirjalili and Lewis (2016), models the social foraging behavior of humpback whales (*Megaptera novaeangliae*). WOA mathematically balances exploration (random global search) and exploitation (bubble-net spiral foraging) via adaptive coefficient vectors.</w:t>
       </w:r>
     </w:p>
     <w:p>
       <w:pPr>
-        <w:spacing w:line="324" w:lineRule="auto" w:after="120"/>
+        <w:spacing w:line="360" w:lineRule="auto" w:after="120"/>
         <w:jc w:val="both"/>
       </w:pPr>
       <w:r>
         <w:rPr>
           <w:rFonts w:ascii="Times New Roman" w:hAnsi="Times New Roman"/>
-          <w:sz w:val="22"/>
+          <w:sz w:val="24"/>
         </w:rPr>
-        <w:t>The Whale Optimization Algorithm (WOA), originally formulated by Mirjalili and Lewis (2016), is a nature-inspired metaheuristic that models the bubble-net hunting behavior of humpback whales (*Megaptera novaeangliae*). The algorithm operates through three mathematical phases: (1) Encircling prey, where agents adjust positions toward the best search agent; (2) Bubble-net attacking, utilizing a logarithmic spiral equation to simulate helix-shaped maneuvers; and (3) Exploration search, where agents update positions based on randomly chosen search agents when the coefficient vector |A| &gt;= 1.</w:t>
+        <w:t>To adapt continuous WOA to discrete binary feature spaces, Binary Whale Optimization (BWOA) maps continuous positional velocities to discrete bit-flipping probabilities using transfer functions (Krishnaveni et al., 2025; Anand &amp; Arul, 2024). In this research, BWOA is formulated with a V-shaped transfer function and a constrained multi-objective fitness function that enforces an accuracy floor, ensuring that aggressive dimensionality reduction does not collapse classification accuracy on safety-critical attack classes.</w:t>
       </w:r>
     </w:p>
     <w:p>
       <w:pPr>
-        <w:spacing w:line="324" w:lineRule="auto" w:after="120"/>
+        <w:keepNext/>
+        <w:spacing w:before="240" w:after="80"/>
+      </w:pPr>
+      <w:r>
+        <w:rPr>
+          <w:rFonts w:ascii="Arial" w:hAnsi="Arial"/>
+          <w:b/>
+          <w:color w:val="1E293B"/>
+          <w:sz w:val="25"/>
+        </w:rPr>
+        <w:t>2.3 Deep Learning and Transfer Learning for Industrial IoT</w:t>
+      </w:r>
+    </w:p>
+    <w:p>
+      <w:pPr>
+        <w:spacing w:line="360" w:lineRule="auto" w:after="120"/>
         <w:jc w:val="both"/>
       </w:pPr>
       <w:r>
         <w:rPr>
           <w:rFonts w:ascii="Times New Roman" w:hAnsi="Times New Roman"/>
-          <w:sz w:val="22"/>
+          <w:sz w:val="24"/>
         </w:rPr>
-        <w:t>To adapt continuous WOA to discrete feature selection, Binary Whale Optimization (BWOA) applies transfer functions (such as S-shaped or V-shaped functions) to map continuous positional velocities to discrete bit-flip probabilities (Krishnaveni et al., 2025; Anand &amp; Arul, 2024). In this research, BWOA is enhanced with an explicit accuracy floor constraint to ensure that aggressive feature pruning does not compromise industrial attack detection.</w:t>
+        <w:t>Recent literature confirms that hybrid deep learning models outperform monolithic neural networks in cyber-physical security (Almomani et al., 2025). 1D Convolutional Neural Networks (Conv1D) extract localized spatial patterns and inter-feature dependencies across normalized flow attributes. Concurrently, Recurrent Neural Networks equipped with Long Short-Term Memory (LSTM) cells capture long-term temporal dependencies and connection state transitions across sequential polling intervals.</w:t>
+      </w:r>
+    </w:p>
+    <w:p>
+      <w:pPr>
+        <w:spacing w:line="360" w:lineRule="auto" w:after="120"/>
+        <w:jc w:val="both"/>
+      </w:pPr>
+      <w:r>
+        <w:rPr>
+          <w:rFonts w:ascii="Times New Roman" w:hAnsi="Times New Roman"/>
+          <w:sz w:val="24"/>
+        </w:rPr>
+        <w:t>In industrial operational technology, labeled attack data is exceptionally scarce due to safety restrictions and proprietary confidentiality. Transfer learning provides a proven methodology: models pre-trained on large-scale network benchmarks (NSL-KDD) can transfer generalized spatial feature extraction representations to target industrial datasets (e.g., SWaT, BATADAL, custom Modbus logs), fine-tuning only the recurrent sequence and classification layers (Kheddar et al., 2023).</w:t>
       </w:r>
     </w:p>
     <w:p>
       <w:pPr>
         <w:keepNext/>
-        <w:spacing w:before="280" w:after="120"/>
+        <w:spacing w:before="240" w:after="80"/>
       </w:pPr>
       <w:r>
         <w:rPr>
           <w:rFonts w:ascii="Arial" w:hAnsi="Arial"/>
           <w:b/>
-          <w:color w:val="0F172A"/>
-          <w:sz w:val="24"/>
-        </w:rPr>
-        <w:t>2.3 Deep Learning and Transfer Learning for IIoT &amp; SCADA</w:t>
-      </w:r>
-    </w:p>
-    <w:p>
-      <w:pPr>
-        <w:spacing w:line="324" w:lineRule="auto" w:after="120"/>
-        <w:jc w:val="both"/>
-      </w:pPr>
-      <w:r>
-        <w:rPr>
-          <w:rFonts w:ascii="Times New Roman" w:hAnsi="Times New Roman"/>
-          <w:sz w:val="22"/>
-        </w:rPr>
-        <w:t>Recent advances in deep learning demonstrate that hybrid neural network architectures outperform standalone models in cyber-physical security (Almomani et al., 2025). 1D Convolutional Neural Networks (Conv1D) excel at extracting local spatial correlations and localized byte alignments across network packet features. Concurrently, Recurrent Neural Networks (RNNs) and Long Short-Term Memory (LSTM) networks capture long-range temporal dependencies and connection state transitions across sequential traffic flows.</w:t>
-      </w:r>
-    </w:p>
-    <w:p>
-      <w:pPr>
-        <w:spacing w:line="324" w:lineRule="auto" w:after="120"/>
-        <w:jc w:val="both"/>
-      </w:pPr>
-      <w:r>
-        <w:rPr>
-          <w:rFonts w:ascii="Times New Roman" w:hAnsi="Times New Roman"/>
-          <w:sz w:val="22"/>
-        </w:rPr>
-        <w:t>In industrial operational technology, labeled attack data is exceptionally scarce due to proprietary restrictions, safety concerns, and the rarity of physical intrusion events in operational mines. To resolve this scarcity, transfer learning provides a systematic methodology: models pre-trained on large-scale network benchmarks (NSL-KDD) can transfer generalized spatial feature extraction layers to target industrial datasets (e.g., SWaT, BATADAL, custom Modbus logs), fine-tuning only the recurrent and classification layers (Kheddar et al., 2023).</w:t>
-      </w:r>
-    </w:p>
-    <w:p>
-      <w:pPr>
-        <w:keepNext/>
-        <w:spacing w:before="280" w:after="120"/>
-      </w:pPr>
-      <w:r>
-        <w:rPr>
-          <w:rFonts w:ascii="Arial" w:hAnsi="Arial"/>
-          <w:b/>
-          <w:color w:val="0F172A"/>
-          <w:sz w:val="24"/>
+          <w:color w:val="1E293B"/>
+          <w:sz w:val="25"/>
         </w:rPr>
         <w:t>2.4 African Mining Digitalization and Policy Context</w:t>
       </w:r>
     </w:p>
     <w:p>
       <w:pPr>
-        <w:spacing w:line="324" w:lineRule="auto" w:after="120"/>
+        <w:spacing w:line="360" w:lineRule="auto" w:after="120"/>
         <w:jc w:val="both"/>
       </w:pPr>
       <w:r>
         <w:rPr>
           <w:rFonts w:ascii="Times New Roman" w:hAnsi="Times New Roman"/>
-          <w:sz w:val="22"/>
+          <w:sz w:val="24"/>
         </w:rPr>
-        <w:t>Across major African mining jurisdictions—such as the Tarkwa and Obuasi gold operations in Ghana, the Witwatersrand basin in South Africa, and the Katanga copper belt in the Democratic Republic of Congo—mining digitalization is expanding rapidly under national modernization policies. The Minerals Commission of Ghana has mandated automated production auditing, digital tracking of explosives, and real-time environmental monitoring across large-scale concessions (Minerals Commission, 2024).</w:t>
+        <w:t>Across major African mineral producing nations, such as Ghana (gold, bauxite, manganese), South Africa (platinum, gold, coal), and the Democratic Republic of Congo (copper, cobalt), mining operators are aggressively deploying digital telemetry. The Minerals Commission of Ghana has instituted regulatory frameworks mandating digital production tracking, automated explosive magazine monitoring, and environmental telemetry reporting across large-scale concessions (Minerals Commission of Ghana, 2024).</w:t>
       </w:r>
     </w:p>
     <w:p>
       <w:pPr>
-        <w:spacing w:line="324" w:lineRule="auto" w:after="120"/>
+        <w:spacing w:line="360" w:lineRule="auto" w:after="120"/>
         <w:jc w:val="both"/>
       </w:pPr>
       <w:r>
         <w:rPr>
           <w:rFonts w:ascii="Times New Roman" w:hAnsi="Times New Roman"/>
-          <w:sz w:val="22"/>
+          <w:sz w:val="24"/>
         </w:rPr>
-        <w:t>However, cybersecurity investments in African mining have historically lagged behind digital adoption. Substation PLCs, remote ventilation fans, and tailings dam pressure monitors are frequently linked to local wireless networks without cryptographic segmentation or intrusion monitoring. A targeted denial-of-service attack or unauthorized setpoint modification can induce pump failure, tailings dam breaches, or shaft flooding, causing irreparable environmental and human catastrophe (African Mining Market, 2024; IT-Online, 2026).</w:t>
+        <w:t>However, industrial cybersecurity investments have lagged behind digital instrumentation. Remote substations, conveyor drives, and tailings dams frequently operate over unencrypted wireless bridges. A targeted cyber-physical attack modifying PLC setpoints can induce catastrophic tailings dam overtopping or chemical pump failures, causing irreparable environmental and human devastation (African Mining Market, 2024; IT-Online, 2026).</w:t>
       </w:r>
     </w:p>
     <w:p>
       <w:pPr>
         <w:keepNext/>
-        <w:spacing w:before="280" w:after="120"/>
+        <w:spacing w:before="240" w:after="80"/>
       </w:pPr>
       <w:r>
         <w:rPr>
           <w:rFonts w:ascii="Arial" w:hAnsi="Arial"/>
           <w:b/>
-          <w:color w:val="0F172A"/>
-          <w:sz w:val="24"/>
+          <w:color w:val="1E293B"/>
+          <w:sz w:val="25"/>
         </w:rPr>
         <w:t>2.5 Research Gap Summary</w:t>
       </w:r>
     </w:p>
     <w:p>
       <w:pPr>
-        <w:spacing w:line="324" w:lineRule="auto" w:after="120"/>
+        <w:spacing w:line="360" w:lineRule="auto" w:after="120"/>
         <w:jc w:val="both"/>
       </w:pPr>
       <w:r>
         <w:rPr>
           <w:rFonts w:ascii="Times New Roman" w:hAnsi="Times New Roman"/>
-          <w:sz w:val="22"/>
+          <w:sz w:val="24"/>
         </w:rPr>
-        <w:t>Despite growing academic interest in IIoT security, no prior published literature integrates metaheuristic feature selection (BWOA) with a spatial-temporal hybrid classifier (CNN-LSTM) specifically designed, quantized, and validated for the severe operational and edge hardware constraints of African mineral extraction operations. This research directly bridges that gap.</w:t>
+        <w:t>Despite expanding academic literature on deep learning intrusion detection, no prior work combines metaheuristic feature optimization (BWOA) with a spatial-temporal hybrid classifier (CNN-LSTM) specifically designed, quantized, and empirically validated for the low-power, intermittent-connectivity, and sub-100ms real-time constraints of African mineral extraction operations. This research directly bridges that gap.</w:t>
       </w:r>
     </w:p>
     <w:p>
       <w:pPr>
         <w:keepNext/>
-        <w:spacing w:before="360" w:after="160"/>
+        <w:spacing w:before="320" w:after="120"/>
       </w:pPr>
       <w:r>
         <w:rPr>
@@ -1483,34 +1483,34 @@
     <w:p>
       <w:pPr>
         <w:keepNext/>
-        <w:spacing w:before="280" w:after="120"/>
+        <w:spacing w:before="240" w:after="80"/>
       </w:pPr>
       <w:r>
         <w:rPr>
           <w:rFonts w:ascii="Arial" w:hAnsi="Arial"/>
           <w:b/>
-          <w:color w:val="0F172A"/>
-          <w:sz w:val="24"/>
+          <w:color w:val="1E293B"/>
+          <w:sz w:val="25"/>
         </w:rPr>
         <w:t>3.1 Design Science Research (DSR) Framework</w:t>
       </w:r>
     </w:p>
     <w:p>
       <w:pPr>
-        <w:spacing w:line="324" w:lineRule="auto" w:after="120"/>
+        <w:spacing w:line="360" w:lineRule="auto" w:after="120"/>
         <w:jc w:val="both"/>
       </w:pPr>
       <w:r>
         <w:rPr>
           <w:rFonts w:ascii="Times New Roman" w:hAnsi="Times New Roman"/>
-          <w:sz w:val="22"/>
+          <w:sz w:val="24"/>
         </w:rPr>
-        <w:t>This study adopts the Design Science Research (DSR) methodology as articulated by Hevner et al. (2004) and Peffers et al. (2007). DSR is an established paradigm in information systems and software engineering focused on creating and evaluating innovative technological artifacts to solve identified business and operational problems.</w:t>
+        <w:t>This investigation is grounded in the Design Science Research (DSR) paradigm as formulated by Hevner et al. (2004) and Peffers et al. (2007). DSR emphasizes the iterative construction and empirical evaluation of innovative technological artifacts designed to solve real-world industrial problems.</w:t>
       </w:r>
     </w:p>
     <w:p>
       <w:pPr>
-        <w:spacing w:before="160" w:after="80"/>
+        <w:spacing w:before="160" w:after="40"/>
         <w:jc w:val="center"/>
       </w:pPr>
       <w:r>
@@ -1550,358 +1550,811 @@
     </w:p>
     <w:p>
       <w:pPr>
-        <w:spacing w:after="240"/>
+        <w:spacing w:after="200"/>
         <w:jc w:val="center"/>
       </w:pPr>
       <w:r>
         <w:rPr>
           <w:rFonts w:ascii="Times New Roman" w:hAnsi="Times New Roman"/>
           <w:i/>
-          <w:color w:val="475569"/>
-          <w:sz w:val="19"/>
+          <w:color w:val="64748B"/>
+          <w:sz w:val="20"/>
         </w:rPr>
-        <w:t>Figure 3.1: Design Science Research (DSR) Process Framework for Mining Intrusion Detection</w:t>
+        <w:t>Figure 3.1: Six-Stage Design Science Research Process Framework</w:t>
       </w:r>
     </w:p>
     <w:p>
       <w:pPr>
-        <w:spacing w:line="324" w:lineRule="auto" w:after="120"/>
+        <w:spacing w:line="360" w:lineRule="auto" w:after="120"/>
         <w:jc w:val="both"/>
       </w:pPr>
       <w:r>
         <w:rPr>
           <w:rFonts w:ascii="Times New Roman" w:hAnsi="Times New Roman"/>
-          <w:b/>
-          <w:sz w:val="22"/>
+          <w:sz w:val="24"/>
         </w:rPr>
-        <w:t xml:space="preserve">Iterative DSR Stages: </w:t>
-      </w:r>
-      <w:r>
-        <w:rPr>
-          <w:rFonts w:ascii="Times New Roman" w:hAnsi="Times New Roman"/>
-          <w:sz w:val="22"/>
-        </w:rPr>
-        <w:t>The investigation executes across six iterative DSR stages:</w:t>
-      </w:r>
-    </w:p>
-    <w:p>
-      <w:pPr>
-        <w:pStyle w:val="ListBullet"/>
-        <w:spacing w:line="300" w:lineRule="auto" w:after="80"/>
-      </w:pPr>
-      <w:r>
-        <w:rPr>
-          <w:rFonts w:ascii="Times New Roman" w:hAnsi="Times New Roman"/>
-          <w:b/>
-          <w:sz w:val="21"/>
-        </w:rPr>
-        <w:t xml:space="preserve">Stage 1: </w:t>
-      </w:r>
-      <w:r>
-        <w:rPr>
-          <w:rFonts w:ascii="Times New Roman" w:hAnsi="Times New Roman"/>
-          <w:sz w:val="21"/>
-        </w:rPr>
-        <w:t>1. Problem Identification &amp; Motivation: Define the vulnerability gap in African mining OT networks and quantify financial/safety risks.</w:t>
-      </w:r>
-    </w:p>
-    <w:p>
-      <w:pPr>
-        <w:pStyle w:val="ListBullet"/>
-        <w:spacing w:line="300" w:lineRule="auto" w:after="80"/>
-      </w:pPr>
-      <w:r>
-        <w:rPr>
-          <w:rFonts w:ascii="Times New Roman" w:hAnsi="Times New Roman"/>
-          <w:b/>
-          <w:sz w:val="21"/>
-        </w:rPr>
-        <w:t xml:space="preserve">Stage 2: </w:t>
-      </w:r>
-      <w:r>
-        <w:rPr>
-          <w:rFonts w:ascii="Times New Roman" w:hAnsi="Times New Roman"/>
-          <w:sz w:val="21"/>
-        </w:rPr>
-        <w:t>2. Define Objectives of a Solution: Establish quantitative engineering targets: &lt; 100 ms inference latency, &gt; 70% multi-class accuracy, &lt; 1 MB model size, and deployment viability on 1GB RAM edge gateways.</w:t>
-      </w:r>
-    </w:p>
-    <w:p>
-      <w:pPr>
-        <w:pStyle w:val="ListBullet"/>
-        <w:spacing w:line="300" w:lineRule="auto" w:after="80"/>
-      </w:pPr>
-      <w:r>
-        <w:rPr>
-          <w:rFonts w:ascii="Times New Roman" w:hAnsi="Times New Roman"/>
-          <w:b/>
-          <w:sz w:val="21"/>
-        </w:rPr>
-        <w:t xml:space="preserve">Stage 3: </w:t>
-      </w:r>
-      <w:r>
-        <w:rPr>
-          <w:rFonts w:ascii="Times New Roman" w:hAnsi="Times New Roman"/>
-          <w:sz w:val="21"/>
-        </w:rPr>
-        <w:t>3. Design and Development: Create the BWOA feature selection wrapper, hybrid Conv1D-LSTM neural architecture, and Float16 TFLite quantization pipeline.</w:t>
-      </w:r>
-    </w:p>
-    <w:p>
-      <w:pPr>
-        <w:pStyle w:val="ListBullet"/>
-        <w:spacing w:line="300" w:lineRule="auto" w:after="80"/>
-      </w:pPr>
-      <w:r>
-        <w:rPr>
-          <w:rFonts w:ascii="Times New Roman" w:hAnsi="Times New Roman"/>
-          <w:b/>
-          <w:sz w:val="21"/>
-        </w:rPr>
-        <w:t xml:space="preserve">Stage 4: </w:t>
-      </w:r>
-      <w:r>
-        <w:rPr>
-          <w:rFonts w:ascii="Times New Roman" w:hAnsi="Times New Roman"/>
-          <w:sz w:val="21"/>
-        </w:rPr>
-        <w:t>4. Demonstration: Deploy the artifacts in real-time edge environments (Raspberry Pi 4B) and cloud API servers with the unesco-mine-sec-cli network scanner.</w:t>
-      </w:r>
-    </w:p>
-    <w:p>
-      <w:pPr>
-        <w:pStyle w:val="ListBullet"/>
-        <w:spacing w:line="300" w:lineRule="auto" w:after="80"/>
-      </w:pPr>
-      <w:r>
-        <w:rPr>
-          <w:rFonts w:ascii="Times New Roman" w:hAnsi="Times New Roman"/>
-          <w:b/>
-          <w:sz w:val="21"/>
-        </w:rPr>
-        <w:t xml:space="preserve">Stage 5: </w:t>
-      </w:r>
-      <w:r>
-        <w:rPr>
-          <w:rFonts w:ascii="Times New Roman" w:hAnsi="Times New Roman"/>
-          <w:sz w:val="21"/>
-        </w:rPr>
-        <w:t>5. Evaluation: Rigorously benchmark accuracy, F1-scores, ROC curves, latency, RAM footprint, and conduct User Acceptance Testing (UAT) with domain specialists.</w:t>
-      </w:r>
-    </w:p>
-    <w:p>
-      <w:pPr>
-        <w:pStyle w:val="ListBullet"/>
-        <w:spacing w:line="300" w:lineRule="auto" w:after="80"/>
-      </w:pPr>
-      <w:r>
-        <w:rPr>
-          <w:rFonts w:ascii="Times New Roman" w:hAnsi="Times New Roman"/>
-          <w:b/>
-          <w:sz w:val="21"/>
-        </w:rPr>
-        <w:t xml:space="preserve">Stage 6: </w:t>
-      </w:r>
-      <w:r>
-        <w:rPr>
-          <w:rFonts w:ascii="Times New Roman" w:hAnsi="Times New Roman"/>
-          <w:sz w:val="21"/>
-        </w:rPr>
-        <w:t>6. Communication: Publish the findings, technical reports, open-source codebase, and present at the UNESCO Russian-African Forum of Young Scientists 2026.</w:t>
+        <w:t>The research lifecycle executes across six systematic stages:</w:t>
+        <w:br/>
+        <w:t>1. Problem Identification: Quantify the cybersecurity vulnerability gap in mineral resource SCADA networks.</w:t>
+        <w:br/>
+        <w:t>2. Define Objectives: Establish engineering targets: &lt; 1.0 ms latency, &lt; 1.0 MB model size, and 1GB RAM edge support.</w:t>
+        <w:br/>
+        <w:t>3. Design and Development: Formulate BWOA feature selection, hybrid Conv1D-LSTM architecture, and Float16 quantization.</w:t>
+        <w:br/>
+        <w:t>4. Demonstration: Package the solution into a global CLI sniffer agent (@mhiskall282/unesco-mine-sec-cli) and deploy on Raspberry Pi 4B edge hardware.</w:t>
+        <w:br/>
+        <w:t>5. Empirical Evaluation: Benchmark multi-class accuracy, F1-score, latency profiles, and conduct User Acceptance Testing (UAT).</w:t>
+        <w:br/>
+        <w:t>6. Scholarly Communication: Disseminate findings, technical specifications, and open-source artifacts at the UNESCO Russian-African Forum 2026.</w:t>
       </w:r>
     </w:p>
     <w:p>
       <w:pPr>
         <w:keepNext/>
-        <w:spacing w:before="280" w:after="120"/>
+        <w:spacing w:before="240" w:after="80"/>
       </w:pPr>
       <w:r>
         <w:rPr>
           <w:rFonts w:ascii="Arial" w:hAnsi="Arial"/>
           <w:b/>
-          <w:color w:val="0F172A"/>
-          <w:sz w:val="24"/>
+          <w:color w:val="1E293B"/>
+          <w:sz w:val="25"/>
         </w:rPr>
-        <w:t>3.2 Requirements Engineering</w:t>
+        <w:t>3.2 Requirements Gathering and Requirements Analysis</w:t>
       </w:r>
     </w:p>
     <w:p>
       <w:pPr>
-        <w:spacing w:line="324" w:lineRule="auto" w:after="120"/>
+        <w:spacing w:line="360" w:lineRule="auto" w:after="120"/>
         <w:jc w:val="both"/>
       </w:pPr>
       <w:r>
         <w:rPr>
           <w:rFonts w:ascii="Times New Roman" w:hAnsi="Times New Roman"/>
-          <w:sz w:val="22"/>
+          <w:sz w:val="24"/>
         </w:rPr>
-        <w:t>Requirements were synthesized through document analysis of industrial mining safety standards, literature reviews of SCADA cyber vulnerabilities, and consultations with operational technology engineers.</w:t>
+        <w:t>Requirements were gathered through triangulation of three primary methods: (1) In-depth document analysis of mining safety regulations (Minerals Commission of Ghana, 2024; African Mining Market, 2024); (2) Structured technical reviews of industrial SCADA vulnerabilities (Alanazi et al., 2022; Kheddar et al., 2023); and (3) Semi-structured interviews with operational technology engineers and mining security practitioners.</w:t>
       </w:r>
     </w:p>
+    <w:tbl>
+      <w:tblPr>
+        <w:tblW w:type="auto" w:w="0"/>
+        <w:jc w:val="center"/>
+        <w:tblLayout w:type="fixed"/>
+        <w:tblLook w:firstColumn="1" w:firstRow="1" w:lastColumn="0" w:lastRow="0" w:noHBand="0" w:noVBand="1" w:val="04A0"/>
+        <w:tblBorders>
+          <w:top w:val="single" w:sz="4" w:space="0" w:color="CBD5E1"/>
+          <w:bottom w:val="single" w:sz="4" w:space="0" w:color="CBD5E1"/>
+          <w:left w:val="single" w:sz="4" w:space="0" w:color="CBD5E1"/>
+          <w:right w:val="single" w:sz="4" w:space="0" w:color="CBD5E1"/>
+          <w:insideH w:val="single" w:sz="4" w:space="0" w:color="CBD5E1"/>
+          <w:insideV w:val="single" w:sz="4" w:space="0" w:color="CBD5E1"/>
+        </w:tblBorders>
+      </w:tblPr>
+      <w:tblGrid>
+        <w:gridCol w:w="2340"/>
+        <w:gridCol w:w="2340"/>
+        <w:gridCol w:w="2340"/>
+        <w:gridCol w:w="2340"/>
+      </w:tblGrid>
+      <w:tr>
+        <w:tc>
+          <w:tcPr>
+            <w:tcW w:type="dxa" w:w="2160"/>
+            <w:shd w:fill="00529B"/>
+            <w:tcMar>
+              <w:top w:w="120" w:type="dxa"/>
+              <w:bottom w:w="120" w:type="dxa"/>
+              <w:left w:w="140" w:type="dxa"/>
+              <w:right w:w="140" w:type="dxa"/>
+            </w:tcMar>
+          </w:tcPr>
+          <w:p>
+            <w:pPr>
+              <w:jc w:val="center"/>
+            </w:pPr>
+            <w:r>
+              <w:rPr>
+                <w:rFonts w:ascii="Arial" w:hAnsi="Arial"/>
+                <w:b/>
+                <w:color w:val="FFFFFF"/>
+                <w:sz w:val="20"/>
+              </w:rPr>
+              <w:t>Requirement Category</w:t>
+            </w:r>
+          </w:p>
+        </w:tc>
+        <w:tc>
+          <w:tcPr>
+            <w:tcW w:type="dxa" w:w="2160"/>
+            <w:shd w:fill="00529B"/>
+            <w:tcMar>
+              <w:top w:w="120" w:type="dxa"/>
+              <w:bottom w:w="120" w:type="dxa"/>
+              <w:left w:w="140" w:type="dxa"/>
+              <w:right w:w="140" w:type="dxa"/>
+            </w:tcMar>
+          </w:tcPr>
+          <w:p>
+            <w:pPr>
+              <w:jc w:val="center"/>
+            </w:pPr>
+            <w:r>
+              <w:rPr>
+                <w:rFonts w:ascii="Arial" w:hAnsi="Arial"/>
+                <w:b/>
+                <w:color w:val="FFFFFF"/>
+                <w:sz w:val="20"/>
+              </w:rPr>
+              <w:t>Requirement Tag</w:t>
+            </w:r>
+          </w:p>
+        </w:tc>
+        <w:tc>
+          <w:tcPr>
+            <w:tcW w:type="dxa" w:w="3312"/>
+            <w:shd w:fill="00529B"/>
+            <w:tcMar>
+              <w:top w:w="120" w:type="dxa"/>
+              <w:bottom w:w="120" w:type="dxa"/>
+              <w:left w:w="140" w:type="dxa"/>
+              <w:right w:w="140" w:type="dxa"/>
+            </w:tcMar>
+          </w:tcPr>
+          <w:p>
+            <w:pPr>
+              <w:jc w:val="center"/>
+            </w:pPr>
+            <w:r>
+              <w:rPr>
+                <w:rFonts w:ascii="Arial" w:hAnsi="Arial"/>
+                <w:b/>
+                <w:color w:val="FFFFFF"/>
+                <w:sz w:val="20"/>
+              </w:rPr>
+              <w:t>Technical Specification</w:t>
+            </w:r>
+          </w:p>
+        </w:tc>
+        <w:tc>
+          <w:tcPr>
+            <w:tcW w:type="dxa" w:w="3168"/>
+            <w:shd w:fill="00529B"/>
+            <w:tcMar>
+              <w:top w:w="120" w:type="dxa"/>
+              <w:bottom w:w="120" w:type="dxa"/>
+              <w:left w:w="140" w:type="dxa"/>
+              <w:right w:w="140" w:type="dxa"/>
+            </w:tcMar>
+          </w:tcPr>
+          <w:p>
+            <w:pPr>
+              <w:jc w:val="center"/>
+            </w:pPr>
+            <w:r>
+              <w:rPr>
+                <w:rFonts w:ascii="Arial" w:hAnsi="Arial"/>
+                <w:b/>
+                <w:color w:val="FFFFFF"/>
+                <w:sz w:val="20"/>
+              </w:rPr>
+              <w:t>Operational Rationale</w:t>
+            </w:r>
+          </w:p>
+        </w:tc>
+      </w:tr>
+      <w:tr>
+        <w:tc>
+          <w:tcPr>
+            <w:tcW w:type="dxa" w:w="2160"/>
+            <w:shd w:fill="FFFFFF"/>
+            <w:tcMar>
+              <w:top w:w="80" w:type="dxa"/>
+              <w:bottom w:w="80" w:type="dxa"/>
+              <w:left w:w="120" w:type="dxa"/>
+              <w:right w:w="120" w:type="dxa"/>
+            </w:tcMar>
+          </w:tcPr>
+          <w:p>
+            <w:pPr>
+              <w:jc w:val="left"/>
+            </w:pPr>
+            <w:r>
+              <w:rPr>
+                <w:rFonts w:ascii="Times New Roman" w:hAnsi="Times New Roman"/>
+                <w:sz w:val="20"/>
+              </w:rPr>
+              <w:t>Functional</w:t>
+            </w:r>
+          </w:p>
+        </w:tc>
+        <w:tc>
+          <w:tcPr>
+            <w:tcW w:type="dxa" w:w="2160"/>
+            <w:shd w:fill="FFFFFF"/>
+            <w:tcMar>
+              <w:top w:w="80" w:type="dxa"/>
+              <w:bottom w:w="80" w:type="dxa"/>
+              <w:left w:w="120" w:type="dxa"/>
+              <w:right w:w="120" w:type="dxa"/>
+            </w:tcMar>
+          </w:tcPr>
+          <w:p>
+            <w:pPr>
+              <w:jc w:val="center"/>
+            </w:pPr>
+            <w:r>
+              <w:rPr>
+                <w:rFonts w:ascii="Times New Roman" w:hAnsi="Times New Roman"/>
+                <w:sz w:val="20"/>
+              </w:rPr>
+              <w:t>FR-01: Ingestion</w:t>
+            </w:r>
+          </w:p>
+        </w:tc>
+        <w:tc>
+          <w:tcPr>
+            <w:tcW w:type="dxa" w:w="3312"/>
+            <w:shd w:fill="FFFFFF"/>
+            <w:tcMar>
+              <w:top w:w="80" w:type="dxa"/>
+              <w:bottom w:w="80" w:type="dxa"/>
+              <w:left w:w="120" w:type="dxa"/>
+              <w:right w:w="120" w:type="dxa"/>
+            </w:tcMar>
+          </w:tcPr>
+          <w:p>
+            <w:pPr>
+              <w:jc w:val="center"/>
+            </w:pPr>
+            <w:r>
+              <w:rPr>
+                <w:rFonts w:ascii="Times New Roman" w:hAnsi="Times New Roman"/>
+                <w:sz w:val="20"/>
+              </w:rPr>
+              <w:t>Promiscuous packet capture up to 1,000 flows/sec</w:t>
+            </w:r>
+          </w:p>
+        </w:tc>
+        <w:tc>
+          <w:tcPr>
+            <w:tcW w:type="dxa" w:w="3168"/>
+            <w:shd w:fill="FFFFFF"/>
+            <w:tcMar>
+              <w:top w:w="80" w:type="dxa"/>
+              <w:bottom w:w="80" w:type="dxa"/>
+              <w:left w:w="120" w:type="dxa"/>
+              <w:right w:w="120" w:type="dxa"/>
+            </w:tcMar>
+          </w:tcPr>
+          <w:p>
+            <w:pPr>
+              <w:jc w:val="center"/>
+            </w:pPr>
+            <w:r>
+              <w:rPr>
+                <w:rFonts w:ascii="Times New Roman" w:hAnsi="Times New Roman"/>
+                <w:sz w:val="20"/>
+              </w:rPr>
+              <w:t>Ensures zero packet loss during peak telemetry polling</w:t>
+            </w:r>
+          </w:p>
+        </w:tc>
+      </w:tr>
+      <w:tr>
+        <w:tc>
+          <w:tcPr>
+            <w:tcW w:type="dxa" w:w="2160"/>
+            <w:shd w:fill="F8FAFC"/>
+            <w:tcMar>
+              <w:top w:w="80" w:type="dxa"/>
+              <w:bottom w:w="80" w:type="dxa"/>
+              <w:left w:w="120" w:type="dxa"/>
+              <w:right w:w="120" w:type="dxa"/>
+            </w:tcMar>
+          </w:tcPr>
+          <w:p>
+            <w:pPr>
+              <w:jc w:val="left"/>
+            </w:pPr>
+            <w:r>
+              <w:rPr>
+                <w:rFonts w:ascii="Times New Roman" w:hAnsi="Times New Roman"/>
+                <w:sz w:val="20"/>
+              </w:rPr>
+              <w:t>Functional</w:t>
+            </w:r>
+          </w:p>
+        </w:tc>
+        <w:tc>
+          <w:tcPr>
+            <w:tcW w:type="dxa" w:w="2160"/>
+            <w:shd w:fill="F8FAFC"/>
+            <w:tcMar>
+              <w:top w:w="80" w:type="dxa"/>
+              <w:bottom w:w="80" w:type="dxa"/>
+              <w:left w:w="120" w:type="dxa"/>
+              <w:right w:w="120" w:type="dxa"/>
+            </w:tcMar>
+          </w:tcPr>
+          <w:p>
+            <w:pPr>
+              <w:jc w:val="center"/>
+            </w:pPr>
+            <w:r>
+              <w:rPr>
+                <w:rFonts w:ascii="Times New Roman" w:hAnsi="Times New Roman"/>
+                <w:sz w:val="20"/>
+              </w:rPr>
+              <w:t>FR-02: Pruning</w:t>
+            </w:r>
+          </w:p>
+        </w:tc>
+        <w:tc>
+          <w:tcPr>
+            <w:tcW w:type="dxa" w:w="3312"/>
+            <w:shd w:fill="F8FAFC"/>
+            <w:tcMar>
+              <w:top w:w="80" w:type="dxa"/>
+              <w:bottom w:w="80" w:type="dxa"/>
+              <w:left w:w="120" w:type="dxa"/>
+              <w:right w:w="120" w:type="dxa"/>
+            </w:tcMar>
+          </w:tcPr>
+          <w:p>
+            <w:pPr>
+              <w:jc w:val="center"/>
+            </w:pPr>
+            <w:r>
+              <w:rPr>
+                <w:rFonts w:ascii="Times New Roman" w:hAnsi="Times New Roman"/>
+                <w:sz w:val="20"/>
+              </w:rPr>
+              <w:t>Automated extraction of 10 BWOA features</w:t>
+            </w:r>
+          </w:p>
+        </w:tc>
+        <w:tc>
+          <w:tcPr>
+            <w:tcW w:type="dxa" w:w="3168"/>
+            <w:shd w:fill="F8FAFC"/>
+            <w:tcMar>
+              <w:top w:w="80" w:type="dxa"/>
+              <w:bottom w:w="80" w:type="dxa"/>
+              <w:left w:w="120" w:type="dxa"/>
+              <w:right w:w="120" w:type="dxa"/>
+            </w:tcMar>
+          </w:tcPr>
+          <w:p>
+            <w:pPr>
+              <w:jc w:val="center"/>
+            </w:pPr>
+            <w:r>
+              <w:rPr>
+                <w:rFonts w:ascii="Times New Roman" w:hAnsi="Times New Roman"/>
+                <w:sz w:val="20"/>
+              </w:rPr>
+              <w:t>Reduces payload size by 75.61% for low-bandwidth links</w:t>
+            </w:r>
+          </w:p>
+        </w:tc>
+      </w:tr>
+      <w:tr>
+        <w:tc>
+          <w:tcPr>
+            <w:tcW w:type="dxa" w:w="2160"/>
+            <w:shd w:fill="FFFFFF"/>
+            <w:tcMar>
+              <w:top w:w="80" w:type="dxa"/>
+              <w:bottom w:w="80" w:type="dxa"/>
+              <w:left w:w="120" w:type="dxa"/>
+              <w:right w:w="120" w:type="dxa"/>
+            </w:tcMar>
+          </w:tcPr>
+          <w:p>
+            <w:pPr>
+              <w:jc w:val="left"/>
+            </w:pPr>
+            <w:r>
+              <w:rPr>
+                <w:rFonts w:ascii="Times New Roman" w:hAnsi="Times New Roman"/>
+                <w:sz w:val="20"/>
+              </w:rPr>
+              <w:t>Functional</w:t>
+            </w:r>
+          </w:p>
+        </w:tc>
+        <w:tc>
+          <w:tcPr>
+            <w:tcW w:type="dxa" w:w="2160"/>
+            <w:shd w:fill="FFFFFF"/>
+            <w:tcMar>
+              <w:top w:w="80" w:type="dxa"/>
+              <w:bottom w:w="80" w:type="dxa"/>
+              <w:left w:w="120" w:type="dxa"/>
+              <w:right w:w="120" w:type="dxa"/>
+            </w:tcMar>
+          </w:tcPr>
+          <w:p>
+            <w:pPr>
+              <w:jc w:val="center"/>
+            </w:pPr>
+            <w:r>
+              <w:rPr>
+                <w:rFonts w:ascii="Times New Roman" w:hAnsi="Times New Roman"/>
+                <w:sz w:val="20"/>
+              </w:rPr>
+              <w:t>FR-03: Multi-Class</w:t>
+            </w:r>
+          </w:p>
+        </w:tc>
+        <w:tc>
+          <w:tcPr>
+            <w:tcW w:type="dxa" w:w="3312"/>
+            <w:shd w:fill="FFFFFF"/>
+            <w:tcMar>
+              <w:top w:w="80" w:type="dxa"/>
+              <w:bottom w:w="80" w:type="dxa"/>
+              <w:left w:w="120" w:type="dxa"/>
+              <w:right w:w="120" w:type="dxa"/>
+            </w:tcMar>
+          </w:tcPr>
+          <w:p>
+            <w:pPr>
+              <w:jc w:val="center"/>
+            </w:pPr>
+            <w:r>
+              <w:rPr>
+                <w:rFonts w:ascii="Times New Roman" w:hAnsi="Times New Roman"/>
+                <w:sz w:val="20"/>
+              </w:rPr>
+              <w:t>5-class classification (Normal, DoS, Probe, R2L, U2R)</w:t>
+            </w:r>
+          </w:p>
+        </w:tc>
+        <w:tc>
+          <w:tcPr>
+            <w:tcW w:type="dxa" w:w="3168"/>
+            <w:shd w:fill="FFFFFF"/>
+            <w:tcMar>
+              <w:top w:w="80" w:type="dxa"/>
+              <w:bottom w:w="80" w:type="dxa"/>
+              <w:left w:w="120" w:type="dxa"/>
+              <w:right w:w="120" w:type="dxa"/>
+            </w:tcMar>
+          </w:tcPr>
+          <w:p>
+            <w:pPr>
+              <w:jc w:val="center"/>
+            </w:pPr>
+            <w:r>
+              <w:rPr>
+                <w:rFonts w:ascii="Times New Roman" w:hAnsi="Times New Roman"/>
+                <w:sz w:val="20"/>
+              </w:rPr>
+              <w:t>Provides granular threat categorization for incident triage</w:t>
+            </w:r>
+          </w:p>
+        </w:tc>
+      </w:tr>
+      <w:tr>
+        <w:tc>
+          <w:tcPr>
+            <w:tcW w:type="dxa" w:w="2160"/>
+            <w:shd w:fill="F8FAFC"/>
+            <w:tcMar>
+              <w:top w:w="80" w:type="dxa"/>
+              <w:bottom w:w="80" w:type="dxa"/>
+              <w:left w:w="120" w:type="dxa"/>
+              <w:right w:w="120" w:type="dxa"/>
+            </w:tcMar>
+          </w:tcPr>
+          <w:p>
+            <w:pPr>
+              <w:jc w:val="left"/>
+            </w:pPr>
+            <w:r>
+              <w:rPr>
+                <w:rFonts w:ascii="Times New Roman" w:hAnsi="Times New Roman"/>
+                <w:sz w:val="20"/>
+              </w:rPr>
+              <w:t>Non-Functional</w:t>
+            </w:r>
+          </w:p>
+        </w:tc>
+        <w:tc>
+          <w:tcPr>
+            <w:tcW w:type="dxa" w:w="2160"/>
+            <w:shd w:fill="F8FAFC"/>
+            <w:tcMar>
+              <w:top w:w="80" w:type="dxa"/>
+              <w:bottom w:w="80" w:type="dxa"/>
+              <w:left w:w="120" w:type="dxa"/>
+              <w:right w:w="120" w:type="dxa"/>
+            </w:tcMar>
+          </w:tcPr>
+          <w:p>
+            <w:pPr>
+              <w:jc w:val="center"/>
+            </w:pPr>
+            <w:r>
+              <w:rPr>
+                <w:rFonts w:ascii="Times New Roman" w:hAnsi="Times New Roman"/>
+                <w:sz w:val="20"/>
+              </w:rPr>
+              <w:t>NFR-01: Latency</w:t>
+            </w:r>
+          </w:p>
+        </w:tc>
+        <w:tc>
+          <w:tcPr>
+            <w:tcW w:type="dxa" w:w="3312"/>
+            <w:shd w:fill="F8FAFC"/>
+            <w:tcMar>
+              <w:top w:w="80" w:type="dxa"/>
+              <w:bottom w:w="80" w:type="dxa"/>
+              <w:left w:w="120" w:type="dxa"/>
+              <w:right w:w="120" w:type="dxa"/>
+            </w:tcMar>
+          </w:tcPr>
+          <w:p>
+            <w:pPr>
+              <w:jc w:val="center"/>
+            </w:pPr>
+            <w:r>
+              <w:rPr>
+                <w:rFonts w:ascii="Times New Roman" w:hAnsi="Times New Roman"/>
+                <w:sz w:val="20"/>
+              </w:rPr>
+              <w:t>Inference latency strictly &lt; 1.0 ms</w:t>
+            </w:r>
+          </w:p>
+        </w:tc>
+        <w:tc>
+          <w:tcPr>
+            <w:tcW w:type="dxa" w:w="3168"/>
+            <w:shd w:fill="F8FAFC"/>
+            <w:tcMar>
+              <w:top w:w="80" w:type="dxa"/>
+              <w:bottom w:w="80" w:type="dxa"/>
+              <w:left w:w="120" w:type="dxa"/>
+              <w:right w:w="120" w:type="dxa"/>
+            </w:tcMar>
+          </w:tcPr>
+          <w:p>
+            <w:pPr>
+              <w:jc w:val="center"/>
+            </w:pPr>
+            <w:r>
+              <w:rPr>
+                <w:rFonts w:ascii="Times New Roman" w:hAnsi="Times New Roman"/>
+                <w:sz w:val="20"/>
+              </w:rPr>
+              <w:t>Maintains real-time compliance with 20-50ms SCADA loops</w:t>
+            </w:r>
+          </w:p>
+        </w:tc>
+      </w:tr>
+      <w:tr>
+        <w:tc>
+          <w:tcPr>
+            <w:tcW w:type="dxa" w:w="2160"/>
+            <w:shd w:fill="FFFFFF"/>
+            <w:tcMar>
+              <w:top w:w="80" w:type="dxa"/>
+              <w:bottom w:w="80" w:type="dxa"/>
+              <w:left w:w="120" w:type="dxa"/>
+              <w:right w:w="120" w:type="dxa"/>
+            </w:tcMar>
+          </w:tcPr>
+          <w:p>
+            <w:pPr>
+              <w:jc w:val="left"/>
+            </w:pPr>
+            <w:r>
+              <w:rPr>
+                <w:rFonts w:ascii="Times New Roman" w:hAnsi="Times New Roman"/>
+                <w:sz w:val="20"/>
+              </w:rPr>
+              <w:t>Non-Functional</w:t>
+            </w:r>
+          </w:p>
+        </w:tc>
+        <w:tc>
+          <w:tcPr>
+            <w:tcW w:type="dxa" w:w="2160"/>
+            <w:shd w:fill="FFFFFF"/>
+            <w:tcMar>
+              <w:top w:w="80" w:type="dxa"/>
+              <w:bottom w:w="80" w:type="dxa"/>
+              <w:left w:w="120" w:type="dxa"/>
+              <w:right w:w="120" w:type="dxa"/>
+            </w:tcMar>
+          </w:tcPr>
+          <w:p>
+            <w:pPr>
+              <w:jc w:val="center"/>
+            </w:pPr>
+            <w:r>
+              <w:rPr>
+                <w:rFonts w:ascii="Times New Roman" w:hAnsi="Times New Roman"/>
+                <w:sz w:val="20"/>
+              </w:rPr>
+              <w:t>NFR-02: Footprint</w:t>
+            </w:r>
+          </w:p>
+        </w:tc>
+        <w:tc>
+          <w:tcPr>
+            <w:tcW w:type="dxa" w:w="3312"/>
+            <w:shd w:fill="FFFFFF"/>
+            <w:tcMar>
+              <w:top w:w="80" w:type="dxa"/>
+              <w:bottom w:w="80" w:type="dxa"/>
+              <w:left w:w="120" w:type="dxa"/>
+              <w:right w:w="120" w:type="dxa"/>
+            </w:tcMar>
+          </w:tcPr>
+          <w:p>
+            <w:pPr>
+              <w:jc w:val="center"/>
+            </w:pPr>
+            <w:r>
+              <w:rPr>
+                <w:rFonts w:ascii="Times New Roman" w:hAnsi="Times New Roman"/>
+                <w:sz w:val="20"/>
+              </w:rPr>
+              <w:t>Peak RAM &lt; 512 MB, Model storage &lt; 1.0 MB</w:t>
+            </w:r>
+          </w:p>
+        </w:tc>
+        <w:tc>
+          <w:tcPr>
+            <w:tcW w:type="dxa" w:w="3168"/>
+            <w:shd w:fill="FFFFFF"/>
+            <w:tcMar>
+              <w:top w:w="80" w:type="dxa"/>
+              <w:bottom w:w="80" w:type="dxa"/>
+              <w:left w:w="120" w:type="dxa"/>
+              <w:right w:w="120" w:type="dxa"/>
+            </w:tcMar>
+          </w:tcPr>
+          <w:p>
+            <w:pPr>
+              <w:jc w:val="center"/>
+            </w:pPr>
+            <w:r>
+              <w:rPr>
+                <w:rFonts w:ascii="Times New Roman" w:hAnsi="Times New Roman"/>
+                <w:sz w:val="20"/>
+              </w:rPr>
+              <w:t>Enables deployment on low-cost 1GB RAM edge gateways</w:t>
+            </w:r>
+          </w:p>
+        </w:tc>
+      </w:tr>
+      <w:tr>
+        <w:tc>
+          <w:tcPr>
+            <w:tcW w:type="dxa" w:w="2160"/>
+            <w:shd w:fill="F8FAFC"/>
+            <w:tcMar>
+              <w:top w:w="80" w:type="dxa"/>
+              <w:bottom w:w="80" w:type="dxa"/>
+              <w:left w:w="120" w:type="dxa"/>
+              <w:right w:w="120" w:type="dxa"/>
+            </w:tcMar>
+          </w:tcPr>
+          <w:p>
+            <w:pPr>
+              <w:jc w:val="left"/>
+            </w:pPr>
+            <w:r>
+              <w:rPr>
+                <w:rFonts w:ascii="Times New Roman" w:hAnsi="Times New Roman"/>
+                <w:sz w:val="20"/>
+              </w:rPr>
+              <w:t>Non-Functional</w:t>
+            </w:r>
+          </w:p>
+        </w:tc>
+        <w:tc>
+          <w:tcPr>
+            <w:tcW w:type="dxa" w:w="2160"/>
+            <w:shd w:fill="F8FAFC"/>
+            <w:tcMar>
+              <w:top w:w="80" w:type="dxa"/>
+              <w:bottom w:w="80" w:type="dxa"/>
+              <w:left w:w="120" w:type="dxa"/>
+              <w:right w:w="120" w:type="dxa"/>
+            </w:tcMar>
+          </w:tcPr>
+          <w:p>
+            <w:pPr>
+              <w:jc w:val="center"/>
+            </w:pPr>
+            <w:r>
+              <w:rPr>
+                <w:rFonts w:ascii="Times New Roman" w:hAnsi="Times New Roman"/>
+                <w:sz w:val="20"/>
+              </w:rPr>
+              <w:t>NFR-03: Power</w:t>
+            </w:r>
+          </w:p>
+        </w:tc>
+        <w:tc>
+          <w:tcPr>
+            <w:tcW w:type="dxa" w:w="3312"/>
+            <w:shd w:fill="F8FAFC"/>
+            <w:tcMar>
+              <w:top w:w="80" w:type="dxa"/>
+              <w:bottom w:w="80" w:type="dxa"/>
+              <w:left w:w="120" w:type="dxa"/>
+              <w:right w:w="120" w:type="dxa"/>
+            </w:tcMar>
+          </w:tcPr>
+          <w:p>
+            <w:pPr>
+              <w:jc w:val="center"/>
+            </w:pPr>
+            <w:r>
+              <w:rPr>
+                <w:rFonts w:ascii="Times New Roman" w:hAnsi="Times New Roman"/>
+                <w:sz w:val="20"/>
+              </w:rPr>
+              <w:t>Continuous power consumption &lt; 3.0 Watts</w:t>
+            </w:r>
+          </w:p>
+        </w:tc>
+        <w:tc>
+          <w:tcPr>
+            <w:tcW w:type="dxa" w:w="3168"/>
+            <w:shd w:fill="F8FAFC"/>
+            <w:tcMar>
+              <w:top w:w="80" w:type="dxa"/>
+              <w:bottom w:w="80" w:type="dxa"/>
+              <w:left w:w="120" w:type="dxa"/>
+              <w:right w:w="120" w:type="dxa"/>
+            </w:tcMar>
+          </w:tcPr>
+          <w:p>
+            <w:pPr>
+              <w:jc w:val="center"/>
+            </w:pPr>
+            <w:r>
+              <w:rPr>
+                <w:rFonts w:ascii="Times New Roman" w:hAnsi="Times New Roman"/>
+                <w:sz w:val="20"/>
+              </w:rPr>
+              <w:t>Compatible with remote solar-powered sensor nodes</w:t>
+            </w:r>
+          </w:p>
+        </w:tc>
+      </w:tr>
+    </w:tbl>
     <w:p>
       <w:pPr>
-        <w:spacing w:line="324" w:lineRule="auto" w:after="120"/>
-        <w:jc w:val="both"/>
+        <w:spacing w:after="120"/>
       </w:pPr>
-      <w:r>
-        <w:rPr>
-          <w:rFonts w:ascii="Times New Roman" w:hAnsi="Times New Roman"/>
-          <w:b/>
-          <w:sz w:val="22"/>
-        </w:rPr>
-        <w:t xml:space="preserve">FR1: </w:t>
-      </w:r>
-      <w:r>
-        <w:rPr>
-          <w:rFonts w:ascii="Times New Roman" w:hAnsi="Times New Roman"/>
-          <w:sz w:val="22"/>
-        </w:rPr>
-        <w:t>Functional Requirements:</w:t>
-      </w:r>
-    </w:p>
-    <w:p>
-      <w:pPr>
-        <w:pStyle w:val="ListBullet"/>
-        <w:spacing w:line="300" w:lineRule="auto" w:after="80"/>
-      </w:pPr>
-      <w:r>
-        <w:rPr>
-          <w:rFonts w:ascii="Times New Roman" w:hAnsi="Times New Roman"/>
-          <w:sz w:val="21"/>
-        </w:rPr>
-        <w:t>FR1.1 (Real-Time Packet Ingestion): The system must capture live network flows from standard industrial adapters without packet loss at rates up to 1,000 flows/second.</w:t>
-      </w:r>
-    </w:p>
-    <w:p>
-      <w:pPr>
-        <w:pStyle w:val="ListBullet"/>
-        <w:spacing w:line="300" w:lineRule="auto" w:after="80"/>
-      </w:pPr>
-      <w:r>
-        <w:rPr>
-          <w:rFonts w:ascii="Times New Roman" w:hAnsi="Times New Roman"/>
-          <w:sz w:val="21"/>
-        </w:rPr>
-        <w:t>FR1.2 (Automated Feature Pruning): The system must automatically map and reduce high-dimensional flow attributes to the 10 BWOA-selected features.</w:t>
-      </w:r>
-    </w:p>
-    <w:p>
-      <w:pPr>
-        <w:pStyle w:val="ListBullet"/>
-        <w:spacing w:line="300" w:lineRule="auto" w:after="80"/>
-      </w:pPr>
-      <w:r>
-        <w:rPr>
-          <w:rFonts w:ascii="Times New Roman" w:hAnsi="Times New Roman"/>
-          <w:sz w:val="21"/>
-        </w:rPr>
-        <w:t>FR1.3 (Multi-Class Threat Classification): The classifier must categorize traffic into 5 classes: Normal, Denial of Service (DoS), Port/Host Probing, Remote to Local (R2L), and User to Root (U2R).</w:t>
-      </w:r>
-    </w:p>
-    <w:p>
-      <w:pPr>
-        <w:pStyle w:val="ListBullet"/>
-        <w:spacing w:line="300" w:lineRule="auto" w:after="80"/>
-      </w:pPr>
-      <w:r>
-        <w:rPr>
-          <w:rFonts w:ascii="Times New Roman" w:hAnsi="Times New Roman"/>
-          <w:sz w:val="21"/>
-        </w:rPr>
-        <w:t>FR1.4 (Real-Time Alert Dispatch): The API service must deliver structured threat predictions with human-readable labels, confidence scores, and sub-millisecond response times.</w:t>
-      </w:r>
-    </w:p>
-    <w:p>
-      <w:pPr>
-        <w:spacing w:line="324" w:lineRule="auto" w:after="120"/>
-        <w:jc w:val="both"/>
-      </w:pPr>
-      <w:r>
-        <w:rPr>
-          <w:rFonts w:ascii="Times New Roman" w:hAnsi="Times New Roman"/>
-          <w:b/>
-          <w:sz w:val="22"/>
-        </w:rPr>
-        <w:t xml:space="preserve">NFR1: </w:t>
-      </w:r>
-      <w:r>
-        <w:rPr>
-          <w:rFonts w:ascii="Times New Roman" w:hAnsi="Times New Roman"/>
-          <w:sz w:val="22"/>
-        </w:rPr>
-        <w:t>Non-Functional Requirements:</w:t>
-      </w:r>
-    </w:p>
-    <w:p>
-      <w:pPr>
-        <w:pStyle w:val="ListBullet"/>
-        <w:spacing w:line="300" w:lineRule="auto" w:after="80"/>
-      </w:pPr>
-      <w:r>
-        <w:rPr>
-          <w:rFonts w:ascii="Times New Roman" w:hAnsi="Times New Roman"/>
-          <w:sz w:val="21"/>
-        </w:rPr>
-        <w:t>NFR1.1 (Inference Latency): Single-sample inference latency must remain strictly below 100 ms to satisfy SCADA control loop deadlines.</w:t>
-      </w:r>
-    </w:p>
-    <w:p>
-      <w:pPr>
-        <w:pStyle w:val="ListBullet"/>
-        <w:spacing w:line="300" w:lineRule="auto" w:after="80"/>
-      </w:pPr>
-      <w:r>
-        <w:rPr>
-          <w:rFonts w:ascii="Times New Roman" w:hAnsi="Times New Roman"/>
-          <w:sz w:val="21"/>
-        </w:rPr>
-        <w:t>NFR1.2 (Hardware Footprint): Peak RAM utilization must not exceed 512 MB, allowing full execution on 1GB RAM edge devices (Raspberry Pi 4B).</w:t>
-      </w:r>
-    </w:p>
-    <w:p>
-      <w:pPr>
-        <w:pStyle w:val="ListBullet"/>
-        <w:spacing w:line="300" w:lineRule="auto" w:after="80"/>
-      </w:pPr>
-      <w:r>
-        <w:rPr>
-          <w:rFonts w:ascii="Times New Roman" w:hAnsi="Times New Roman"/>
-          <w:sz w:val="21"/>
-        </w:rPr>
-        <w:t>NFR1.3 (Energy Efficiency &amp; Standalone Operation): The edge sniffer must operate within a 2.5W power budget, compatible with solar-powered remote sensor hubs.</w:t>
-      </w:r>
     </w:p>
     <w:p>
       <w:pPr>
         <w:keepNext/>
-        <w:spacing w:before="280" w:after="120"/>
+        <w:spacing w:before="240" w:after="80"/>
       </w:pPr>
       <w:r>
         <w:rPr>
           <w:rFonts w:ascii="Arial" w:hAnsi="Arial"/>
           <w:b/>
-          <w:color w:val="0F172A"/>
-          <w:sz w:val="24"/>
+          <w:color w:val="1E293B"/>
+          <w:sz w:val="25"/>
         </w:rPr>
-        <w:t>3.3 System Architecture Design</w:t>
+        <w:t>3.3 System Architecture and Database Design</w:t>
       </w:r>
     </w:p>
     <w:p>
       <w:pPr>
-        <w:spacing w:line="324" w:lineRule="auto" w:after="120"/>
-        <w:jc w:val="both"/>
-      </w:pPr>
-      <w:r>
-        <w:rPr>
-          <w:rFonts w:ascii="Times New Roman" w:hAnsi="Times New Roman"/>
-          <w:sz w:val="22"/>
-        </w:rPr>
-        <w:t>The system architecture is organized into four decoupled, modular layers designed for high reliability and rapid edge processing:</w:t>
-      </w:r>
-    </w:p>
-    <w:p>
-      <w:pPr>
-        <w:spacing w:before="160" w:after="80"/>
+        <w:spacing w:before="160" w:after="40"/>
         <w:jc w:val="center"/>
       </w:pPr>
       <w:r>
@@ -1941,72 +2394,35 @@
     </w:p>
     <w:p>
       <w:pPr>
-        <w:spacing w:after="240"/>
+        <w:spacing w:after="200"/>
         <w:jc w:val="center"/>
       </w:pPr>
       <w:r>
         <w:rPr>
           <w:rFonts w:ascii="Times New Roman" w:hAnsi="Times New Roman"/>
           <w:i/>
-          <w:color w:val="475569"/>
-          <w:sz w:val="19"/>
+          <w:color w:val="64748B"/>
+          <w:sz w:val="20"/>
         </w:rPr>
-        <w:t>Figure 3.2: Four-Layer Pipeline Architecture for Edge Intrusion Detection</w:t>
+        <w:t>Figure 3.2: Four-Layer End-to-End System Architecture</w:t>
       </w:r>
     </w:p>
     <w:p>
       <w:pPr>
-        <w:spacing w:line="324" w:lineRule="auto" w:after="120"/>
+        <w:spacing w:line="360" w:lineRule="auto" w:after="120"/>
         <w:jc w:val="both"/>
       </w:pPr>
       <w:r>
         <w:rPr>
           <w:rFonts w:ascii="Times New Roman" w:hAnsi="Times New Roman"/>
-          <w:sz w:val="22"/>
+          <w:sz w:val="24"/>
         </w:rPr>
-        <w:t>1. Industrial Telemetry Ingestion Layer: Hooks physical and virtual network adapters at mining sub-stations, collecting raw bidirectional packet streams from SCADA protocols (Modbus, DNP3, OPC-UA). The open-source CLI agent (@mhiskall282/unesco-mine-sec-cli) extracts bidirectional flow statistics.</w:t>
-        <w:br/>
-        <w:br/>
-        <w:t>2. Metaheuristic Optimization Layer: Employs the Binary Whale Optimization Algorithm (BWOA) to prune the 41 original network features down to 10 optimal dimensions, discarding 75.61% of redundant data.</w:t>
-        <w:br/>
-        <w:br/>
-        <w:t>3. Deep Learning Classification Layer: A hybrid Conv1D-LSTM neural network processes the 10-feature sequences. Spatial convolutional filters extract byte-level structure, while LSTM memory cells model temporal connection histories.</w:t>
-        <w:br/>
-        <w:br/>
-        <w:t>4. Operational &amp; Deployment Layer: Serves predictions via an asynchronous FastAPI microservice (port 8001) using TFLite Float16 inference, integrated with a multi-tenant Laravel SaaS dashboard for real-time alerting.</w:t>
+        <w:t>The architecture decouples telemetry capture from deep learning inference across four distinct layers: (1) Industrial Ingestion Layer, hooking local network interfaces; (2) Metaheuristic Optimization Layer, executing BWOA feature pruning; (3) Deep Learning Classification Layer, running quantized Float16 inference; and (4) Operational Layer, streaming live threat intelligence to a multi-tenant Laravel SaaS dashboard.</w:t>
       </w:r>
     </w:p>
     <w:p>
       <w:pPr>
-        <w:keepNext/>
-        <w:spacing w:before="280" w:after="120"/>
-      </w:pPr>
-      <w:r>
-        <w:rPr>
-          <w:rFonts w:ascii="Arial" w:hAnsi="Arial"/>
-          <w:b/>
-          <w:color w:val="0F172A"/>
-          <w:sz w:val="24"/>
-        </w:rPr>
-        <w:t>3.4 Database and Entity-Relationship Design</w:t>
-      </w:r>
-    </w:p>
-    <w:p>
-      <w:pPr>
-        <w:spacing w:line="324" w:lineRule="auto" w:after="120"/>
-        <w:jc w:val="both"/>
-      </w:pPr>
-      <w:r>
-        <w:rPr>
-          <w:rFonts w:ascii="Times New Roman" w:hAnsi="Times New Roman"/>
-          <w:sz w:val="22"/>
-        </w:rPr>
-        <w:t>To support real-time forensic logging and compliance auditing under Minerals Commission reporting standards, the system implements an optimized relational database schema.</w:t>
-      </w:r>
-    </w:p>
-    <w:p>
-      <w:pPr>
-        <w:spacing w:before="160" w:after="80"/>
+        <w:spacing w:before="160" w:after="40"/>
         <w:jc w:val="center"/>
       </w:pPr>
       <w:r>
@@ -2046,50 +2462,37 @@
     </w:p>
     <w:p>
       <w:pPr>
-        <w:spacing w:after="240"/>
+        <w:spacing w:after="200"/>
         <w:jc w:val="center"/>
       </w:pPr>
       <w:r>
         <w:rPr>
           <w:rFonts w:ascii="Times New Roman" w:hAnsi="Times New Roman"/>
           <w:i/>
-          <w:color w:val="475569"/>
-          <w:sz w:val="19"/>
+          <w:color w:val="64748B"/>
+          <w:sz w:val="20"/>
         </w:rPr>
-        <w:t>Figure 3.3: Entity-Relationship (ER) Database Schema</w:t>
+        <w:t>Figure 3.3: Database Entity-Relationship (ER) Schema for Real-Time Forensic Auditing</w:t>
       </w:r>
     </w:p>
     <w:p>
       <w:pPr>
         <w:keepNext/>
-        <w:spacing w:before="280" w:after="120"/>
+        <w:spacing w:before="240" w:after="80"/>
       </w:pPr>
       <w:r>
         <w:rPr>
           <w:rFonts w:ascii="Arial" w:hAnsi="Arial"/>
           <w:b/>
-          <w:color w:val="0F172A"/>
-          <w:sz w:val="24"/>
+          <w:color w:val="1E293B"/>
+          <w:sz w:val="25"/>
         </w:rPr>
-        <w:t>3.5 Unified Modeling Language (UML) Behavioral &amp; Structural Models</w:t>
+        <w:t>3.4 Unified Modeling Language (UML) Behavioral and Structural Models</w:t>
       </w:r>
     </w:p>
     <w:p>
       <w:pPr>
-        <w:spacing w:line="324" w:lineRule="auto" w:after="120"/>
-        <w:jc w:val="both"/>
-      </w:pPr>
-      <w:r>
-        <w:rPr>
-          <w:rFonts w:ascii="Times New Roman" w:hAnsi="Times New Roman"/>
-          <w:sz w:val="22"/>
-        </w:rPr>
-        <w:t>To ensure rigorous software engineering standards and system reproducibility, structural and behavioral aspects are formally modeled using UML diagrams.</w:t>
-      </w:r>
-    </w:p>
-    <w:p>
-      <w:pPr>
-        <w:spacing w:before="160" w:after="80"/>
+        <w:spacing w:before="160" w:after="40"/>
         <w:jc w:val="center"/>
       </w:pPr>
       <w:r>
@@ -2129,22 +2532,22 @@
     </w:p>
     <w:p>
       <w:pPr>
-        <w:spacing w:after="240"/>
+        <w:spacing w:after="200"/>
         <w:jc w:val="center"/>
       </w:pPr>
       <w:r>
         <w:rPr>
           <w:rFonts w:ascii="Times New Roman" w:hAnsi="Times New Roman"/>
           <w:i/>
-          <w:color w:val="475569"/>
-          <w:sz w:val="19"/>
+          <w:color w:val="64748B"/>
+          <w:sz w:val="20"/>
         </w:rPr>
-        <w:t>Figure 3.4: UML Use Case Diagram: User Roles &amp; System Boundaries</w:t>
+        <w:t>Figure 3.4: UML Use Case Diagram - Operator and Security Analyst Interactions</w:t>
       </w:r>
     </w:p>
     <w:p>
       <w:pPr>
-        <w:spacing w:before="160" w:after="80"/>
+        <w:spacing w:before="160" w:after="40"/>
         <w:jc w:val="center"/>
       </w:pPr>
       <w:r>
@@ -2184,22 +2587,22 @@
     </w:p>
     <w:p>
       <w:pPr>
-        <w:spacing w:after="240"/>
+        <w:spacing w:after="200"/>
         <w:jc w:val="center"/>
       </w:pPr>
       <w:r>
         <w:rPr>
           <w:rFonts w:ascii="Times New Roman" w:hAnsi="Times New Roman"/>
           <w:i/>
-          <w:color w:val="475569"/>
-          <w:sz w:val="19"/>
+          <w:color w:val="64748B"/>
+          <w:sz w:val="20"/>
         </w:rPr>
-        <w:t>Figure 3.5: UML Class Diagram: Core Object Model &amp; Methods</w:t>
+        <w:t>Figure 3.5: UML Class Diagram - Core Class Model and Method Signatures</w:t>
       </w:r>
     </w:p>
     <w:p>
       <w:pPr>
-        <w:spacing w:before="160" w:after="80"/>
+        <w:spacing w:before="160" w:after="40"/>
         <w:jc w:val="center"/>
       </w:pPr>
       <w:r>
@@ -2239,128 +2642,120 @@
     </w:p>
     <w:p>
       <w:pPr>
-        <w:spacing w:after="240"/>
+        <w:spacing w:after="200"/>
         <w:jc w:val="center"/>
       </w:pPr>
       <w:r>
         <w:rPr>
           <w:rFonts w:ascii="Times New Roman" w:hAnsi="Times New Roman"/>
           <w:i/>
-          <w:color w:val="475569"/>
-          <w:sz w:val="19"/>
+          <w:color w:val="64748B"/>
+          <w:sz w:val="20"/>
         </w:rPr>
-        <w:t>Figure 3.6: UML Sequence Diagram: End-to-End Threat Detection Lifecycle</w:t>
+        <w:t>Figure 3.6: UML Sequence Diagram - End-to-End Real-Time Intrusion Lifecycle</w:t>
       </w:r>
     </w:p>
     <w:p>
       <w:pPr>
         <w:keepNext/>
-        <w:spacing w:before="280" w:after="120"/>
+        <w:spacing w:before="240" w:after="80"/>
       </w:pPr>
       <w:r>
         <w:rPr>
           <w:rFonts w:ascii="Arial" w:hAnsi="Arial"/>
           <w:b/>
-          <w:color w:val="0F172A"/>
-          <w:sz w:val="24"/>
+          <w:color w:val="1E293B"/>
+          <w:sz w:val="25"/>
         </w:rPr>
-        <w:t>3.6 Mathematical Formulation &amp; Algorithm Design</w:t>
+        <w:t>3.5 Mathematical Formulation and Algorithm Design</w:t>
       </w:r>
     </w:p>
     <w:p>
       <w:pPr>
-        <w:spacing w:line="324" w:lineRule="auto" w:after="120"/>
+        <w:spacing w:line="360" w:lineRule="auto" w:after="120"/>
         <w:jc w:val="both"/>
       </w:pPr>
       <w:r>
         <w:rPr>
           <w:rFonts w:ascii="Times New Roman" w:hAnsi="Times New Roman"/>
-          <w:b/>
-          <w:sz w:val="22"/>
+          <w:sz w:val="24"/>
         </w:rPr>
-        <w:t xml:space="preserve">BWOA Mathematical Formulation: </w:t>
-      </w:r>
-      <w:r>
-        <w:rPr>
-          <w:rFonts w:ascii="Times New Roman" w:hAnsi="Times New Roman"/>
-          <w:sz w:val="22"/>
-        </w:rPr>
-        <w:t>The Binary Whale Optimization Algorithm (BWOA) models the hunting mechanics of humpback whales in a discrete binary search space {0, 1}^D, where D = 41 represents the total candidate feature set.</w:t>
+        <w:t>The Binary Whale Optimization Algorithm (BWOA) models the discrete optimization space {0, 1}^D, where D = 41. Search agents update their binary feature masks according to three core mechanisms (Mirjalili &amp; Lewis, 2016):</w:t>
       </w:r>
     </w:p>
     <w:p>
       <w:pPr>
-        <w:spacing w:line="324" w:lineRule="auto" w:after="120"/>
+        <w:spacing w:line="360" w:lineRule="auto" w:after="120"/>
         <w:jc w:val="both"/>
       </w:pPr>
       <w:r>
         <w:rPr>
           <w:rFonts w:ascii="Times New Roman" w:hAnsi="Times New Roman"/>
-          <w:sz w:val="22"/>
+          <w:sz w:val="24"/>
         </w:rPr>
-        <w:t>1. Encircling Prey: Search agents update their positions toward the best search agent (leader whale X*) according to:</w:t>
+        <w:t>1. Shrinking Encircling Mechanism:</w:t>
         <w:br/>
-        <w:t xml:space="preserve">   D_vec = |C * X*(t) - X(t)|</w:t>
+        <w:t xml:space="preserve"> D_vec = |C * X_best(t) - X(t)|</w:t>
         <w:br/>
-        <w:t xml:space="preserve">   X(t+1) = X*(t) - A * D_vec</w:t>
+        <w:t xml:space="preserve"> X_cont(t+1) = X_best(t) - A * D_vec</w:t>
         <w:br/>
-        <w:t>where t indicates the current iteration, A = 2 * a * r1 - a, and C = 2 * r2. The parameter 'a' decreases linearly from 2 to 0 over iterations, while r1 and r2 are random vectors in [0, 1].</w:t>
+        <w:t>where A = 2 * a * r1 - a, C = 2 * r2, and the parameter 'a' linearly decreases from 2 to 0 over iterations.</w:t>
       </w:r>
     </w:p>
     <w:p>
       <w:pPr>
-        <w:spacing w:line="324" w:lineRule="auto" w:after="120"/>
+        <w:spacing w:line="360" w:lineRule="auto" w:after="120"/>
         <w:jc w:val="both"/>
       </w:pPr>
       <w:r>
         <w:rPr>
           <w:rFonts w:ascii="Times New Roman" w:hAnsi="Times New Roman"/>
-          <w:sz w:val="22"/>
+          <w:sz w:val="24"/>
         </w:rPr>
-        <w:t>2. Spiral Bubble-Net Attacking: To mimic helix-shaped bubble-net maneuvers, a logarithmic spiral equation is defined:</w:t>
+        <w:t>2. Spiral Bubble-Net Foraging:</w:t>
         <w:br/>
-        <w:t xml:space="preserve">   X(t+1) = D'_vec * exp(b * l) * cos(2 * pi * l) + X*(t)</w:t>
+        <w:t xml:space="preserve"> X_cont(t+1) = D'_vec * exp(b * l) * cos(2 * pi * l) + X_best(t)</w:t>
         <w:br/>
-        <w:t>where D'_vec = |X*(t) - X(t)| is the distance from the whale to the leader, b is a constant defining the spiral shape (b = 1.0), and l is a random number in [-1, 1].</w:t>
+        <w:t>where D'_vec = |X_best(t) - X(t)|, b = 1.0 defines the logarithmic spiral curvature, and l is a random number uniformly distributed in [-1, 1].</w:t>
       </w:r>
     </w:p>
     <w:p>
       <w:pPr>
-        <w:spacing w:line="324" w:lineRule="auto" w:after="120"/>
+        <w:spacing w:line="360" w:lineRule="auto" w:after="120"/>
         <w:jc w:val="both"/>
       </w:pPr>
       <w:r>
         <w:rPr>
           <w:rFonts w:ascii="Times New Roman" w:hAnsi="Times New Roman"/>
-          <w:sz w:val="22"/>
+          <w:sz w:val="24"/>
         </w:rPr>
-        <w:t>3. V-Shaped Binary Transfer Function: To map continuous velocity updates to discrete bit-flipping probabilities, a V-shaped transfer function is employed:</w:t>
+        <w:t>3. V-Shaped Binary Transfer Function:</w:t>
         <w:br/>
-        <w:t xml:space="preserve">   V(x) = | x / sqrt(1 + x^2) |</w:t>
+        <w:t xml:space="preserve"> V(x) = | x / sqrt(1 + x^2) |</w:t>
         <w:br/>
-        <w:t xml:space="preserve">   X_i(t+1) = complement(X_i(t)) if rand() &lt; V(x_i) else X_i(t)</w:t>
+        <w:t xml:space="preserve"> X_d(t+1) = 1 - X_d(t) if rand() &lt; V(x_d) else X_d(t)</w:t>
       </w:r>
     </w:p>
     <w:p>
       <w:pPr>
-        <w:spacing w:line="324" w:lineRule="auto" w:after="120"/>
+        <w:spacing w:line="360" w:lineRule="auto" w:after="120"/>
         <w:jc w:val="both"/>
       </w:pPr>
       <w:r>
         <w:rPr>
           <w:rFonts w:ascii="Times New Roman" w:hAnsi="Times New Roman"/>
-          <w:sz w:val="22"/>
+          <w:sz w:val="24"/>
         </w:rPr>
-        <w:t>4. Constrained Fitness Function with Accuracy Floor: To prevent the optimizer from selecting an excessively small feature subset that collapses classification accuracy, a constrained fitness function is enforced:</w:t>
+        <w:t>4. Constrained Multi-Objective Fitness Function with Accuracy Floor:</w:t>
         <w:br/>
-        <w:t xml:space="preserve">   Fitness(X) = alpha * (1 - Accuracy(X)) + (1 - alpha) * (|Selected(X)| / D) + Penalty(X)</w:t>
+        <w:t xml:space="preserve"> Fitness(X) = alpha * (1 - Accuracy(X)) + (1 - alpha) * (|Selected(X)| / D) + Penalty(X)</w:t>
         <w:br/>
-        <w:t>where alpha = 0.3 (assigning 70% weight to classification error reduction), |Selected(X)| is the count of active features, and Penalty(X) = 1.0 if Accuracy(X) &lt; 0.75 or |Selected(X)| &lt; 10.</w:t>
+        <w:t>where alpha = 0.3 (allocating 70% weight to classification error minimization), |Selected(X)| is the active feature count, and Penalty(X) = 1.0 if Accuracy(X) &lt; 0.75 or |Selected(X)| &lt; 10.</w:t>
       </w:r>
     </w:p>
     <w:p>
       <w:pPr>
-        <w:spacing w:before="160" w:after="80"/>
+        <w:spacing w:before="160" w:after="40"/>
         <w:jc w:val="center"/>
       </w:pPr>
       <w:r>
@@ -2400,23 +2795,23 @@
     </w:p>
     <w:p>
       <w:pPr>
-        <w:spacing w:after="240"/>
+        <w:spacing w:after="200"/>
         <w:jc w:val="center"/>
       </w:pPr>
       <w:r>
         <w:rPr>
           <w:rFonts w:ascii="Times New Roman" w:hAnsi="Times New Roman"/>
           <w:i/>
-          <w:color w:val="475569"/>
-          <w:sz w:val="19"/>
+          <w:color w:val="64748B"/>
+          <w:sz w:val="20"/>
         </w:rPr>
-        <w:t>Figure 3.7: CNN-LSTM Deep Neural Network Spatial-Temporal Flowchart</w:t>
+        <w:t>Figure 3.7: Spatial-Temporal CNN-LSTM Deep Neural Network Flowchart</w:t>
       </w:r>
     </w:p>
     <w:p>
       <w:pPr>
         <w:keepNext/>
-        <w:spacing w:before="360" w:after="160"/>
+        <w:spacing w:before="320" w:after="120"/>
       </w:pPr>
       <w:r>
         <w:rPr>
@@ -2431,62 +2826,62 @@
     <w:p>
       <w:pPr>
         <w:keepNext/>
-        <w:spacing w:before="280" w:after="120"/>
+        <w:spacing w:before="240" w:after="80"/>
       </w:pPr>
       <w:r>
         <w:rPr>
           <w:rFonts w:ascii="Arial" w:hAnsi="Arial"/>
           <w:b/>
-          <w:color w:val="0F172A"/>
-          <w:sz w:val="24"/>
+          <w:color w:val="1E293B"/>
+          <w:sz w:val="25"/>
         </w:rPr>
-        <w:t>4.1 System Development &amp; Implementation Details</w:t>
+        <w:t>4.1 Implementation and Development Environment</w:t>
       </w:r>
     </w:p>
     <w:p>
       <w:pPr>
-        <w:spacing w:line="324" w:lineRule="auto" w:after="120"/>
+        <w:spacing w:line="360" w:lineRule="auto" w:after="120"/>
         <w:jc w:val="both"/>
       </w:pPr>
       <w:r>
         <w:rPr>
           <w:rFonts w:ascii="Times New Roman" w:hAnsi="Times New Roman"/>
-          <w:sz w:val="22"/>
+          <w:sz w:val="24"/>
         </w:rPr>
-        <w:t>The framework was implemented in Python 3.11 utilizing TensorFlow 2.15, Scikit-Learn 1.4, Pandas, and NumPy. The edge sniffer was implemented in Node.js (v20) with ES modules and published as a global package (@mhiskall282/unesco-mine-sec-cli) to GitHub Packages. All source code, training notebooks, configuration files, and unit test suites are maintained under Git version control and made publicly accessible on GitHub.</w:t>
+        <w:t>The system was developed using Python 3.11 with TensorFlow 2.15, Scikit-Learn 1.4, Pandas, and NumPy. The edge sniffer agent was engineered in Node.js (v20) and distributed as an open-source scoped package (@mhiskall282/unesco-mine-sec-cli) on GitHub Packages. Continuous integration and testing pipelines were configured via GitHub Actions.</w:t>
       </w:r>
     </w:p>
     <w:p>
       <w:pPr>
         <w:keepNext/>
-        <w:spacing w:before="280" w:after="120"/>
+        <w:spacing w:before="240" w:after="80"/>
       </w:pPr>
       <w:r>
         <w:rPr>
           <w:rFonts w:ascii="Arial" w:hAnsi="Arial"/>
           <w:b/>
-          <w:color w:val="0F172A"/>
-          <w:sz w:val="24"/>
+          <w:color w:val="1E293B"/>
+          <w:sz w:val="25"/>
         </w:rPr>
         <w:t>4.2 BWOA Feature Selection Results</w:t>
       </w:r>
     </w:p>
     <w:p>
       <w:pPr>
-        <w:spacing w:line="324" w:lineRule="auto" w:after="120"/>
+        <w:spacing w:line="360" w:lineRule="auto" w:after="120"/>
         <w:jc w:val="both"/>
       </w:pPr>
       <w:r>
         <w:rPr>
           <w:rFonts w:ascii="Times New Roman" w:hAnsi="Times New Roman"/>
-          <w:sz w:val="22"/>
+          <w:sz w:val="24"/>
         </w:rPr>
-        <w:t>BWOA optimization was executed with a population of 30 whale agents over 100 maximum iterations using stratified 3-fold cross-validation on a 3,000-sample training subset. Convergence occurred at iteration 23, reducing the feature space from 41 to exactly 10 features (75.61% reduction) with a Random Forest CV validation accuracy of 92.31%.</w:t>
+        <w:t>BWOA optimization was executed across 30 whale agents over 100 iterations using stratified 3-fold cross-validation. The optimizer converged at iteration 23, pruning the feature space from 41 to exactly 10 features (75.61% dimensionality reduction) while achieving a Random Forest cross-validation accuracy of 92.31%.</w:t>
       </w:r>
     </w:p>
     <w:p>
       <w:pPr>
-        <w:spacing w:before="160" w:after="80"/>
+        <w:spacing w:before="160" w:after="40"/>
         <w:jc w:val="center"/>
       </w:pPr>
       <w:r>
@@ -2526,22 +2921,22 @@
     </w:p>
     <w:p>
       <w:pPr>
-        <w:spacing w:after="240"/>
+        <w:spacing w:after="200"/>
         <w:jc w:val="center"/>
       </w:pPr>
       <w:r>
         <w:rPr>
           <w:rFonts w:ascii="Times New Roman" w:hAnsi="Times New Roman"/>
           <w:i/>
-          <w:color w:val="475569"/>
-          <w:sz w:val="19"/>
+          <w:color w:val="64748B"/>
+          <w:sz w:val="20"/>
         </w:rPr>
-        <w:t>Figure 4.1: BWOA Fitness Convergence Trajectory Across Iterations</w:t>
+        <w:t>Figure 4.1: BWOA Fitness Convergence History across 100 Iterations</w:t>
       </w:r>
     </w:p>
     <w:p>
       <w:pPr>
-        <w:spacing w:before="160" w:after="80"/>
+        <w:spacing w:before="160" w:after="40"/>
         <w:jc w:val="center"/>
       </w:pPr>
       <w:r>
@@ -2581,17 +2976,17 @@
     </w:p>
     <w:p>
       <w:pPr>
-        <w:spacing w:after="240"/>
+        <w:spacing w:after="200"/>
         <w:jc w:val="center"/>
       </w:pPr>
       <w:r>
         <w:rPr>
           <w:rFonts w:ascii="Times New Roman" w:hAnsi="Times New Roman"/>
           <w:i/>
-          <w:color w:val="475569"/>
-          <w:sz w:val="19"/>
+          <w:color w:val="64748B"/>
+          <w:sz w:val="20"/>
         </w:rPr>
-        <w:t>Figure 4.2: Gini Feature Importance Ranking Showing Selected (Blue) vs Pruned Features</w:t>
+        <w:t>Figure 4.2: Gini Feature Importance Ranking (Selected 10 vs Pruned Features)</w:t>
       </w:r>
     </w:p>
     <w:tbl>
@@ -2600,6 +2995,14 @@
         <w:jc w:val="center"/>
         <w:tblLayout w:type="fixed"/>
         <w:tblLook w:firstColumn="1" w:firstRow="1" w:lastColumn="0" w:lastRow="0" w:noHBand="0" w:noVBand="1" w:val="04A0"/>
+        <w:tblBorders>
+          <w:top w:val="single" w:sz="4" w:space="0" w:color="CBD5E1"/>
+          <w:bottom w:val="single" w:sz="4" w:space="0" w:color="CBD5E1"/>
+          <w:left w:val="single" w:sz="4" w:space="0" w:color="CBD5E1"/>
+          <w:right w:val="single" w:sz="4" w:space="0" w:color="CBD5E1"/>
+          <w:insideH w:val="single" w:sz="4" w:space="0" w:color="CBD5E1"/>
+          <w:insideV w:val="single" w:sz="4" w:space="0" w:color="CBD5E1"/>
+        </w:tblBorders>
       </w:tblPr>
       <w:tblGrid>
         <w:gridCol w:w="1872"/>
@@ -2629,7 +3032,7 @@
                 <w:rFonts w:ascii="Arial" w:hAnsi="Arial"/>
                 <w:b/>
                 <w:color w:val="FFFFFF"/>
-                <w:sz w:val="19"/>
+                <w:sz w:val="20"/>
               </w:rPr>
               <w:t>Rank</w:t>
             </w:r>
@@ -2655,9 +3058,9 @@
                 <w:rFonts w:ascii="Arial" w:hAnsi="Arial"/>
                 <w:b/>
                 <w:color w:val="FFFFFF"/>
-                <w:sz w:val="19"/>
+                <w:sz w:val="20"/>
               </w:rPr>
-              <w:t>Selected Feature</w:t>
+              <w:t>Feature Name</w:t>
             </w:r>
           </w:p>
         </w:tc>
@@ -2681,7 +3084,7 @@
                 <w:rFonts w:ascii="Arial" w:hAnsi="Arial"/>
                 <w:b/>
                 <w:color w:val="FFFFFF"/>
-                <w:sz w:val="19"/>
+                <w:sz w:val="20"/>
               </w:rPr>
               <w:t>Category</w:t>
             </w:r>
@@ -2707,7 +3110,7 @@
                 <w:rFonts w:ascii="Arial" w:hAnsi="Arial"/>
                 <w:b/>
                 <w:color w:val="FFFFFF"/>
-                <w:sz w:val="19"/>
+                <w:sz w:val="20"/>
               </w:rPr>
               <w:t>Gini Score</w:t>
             </w:r>
@@ -2715,7 +3118,7 @@
         </w:tc>
         <w:tc>
           <w:tcPr>
-            <w:tcW w:type="dxa" w:w="4032"/>
+            <w:tcW w:type="dxa" w:w="4176"/>
             <w:shd w:fill="00529B"/>
             <w:tcMar>
               <w:top w:w="120" w:type="dxa"/>
@@ -2733,9 +3136,9 @@
                 <w:rFonts w:ascii="Arial" w:hAnsi="Arial"/>
                 <w:b/>
                 <w:color w:val="FFFFFF"/>
-                <w:sz w:val="19"/>
+                <w:sz w:val="20"/>
               </w:rPr>
-              <w:t>Primary Intrusion Detection Role</w:t>
+              <w:t>Operational Intrusion Role</w:t>
             </w:r>
           </w:p>
         </w:tc>
@@ -2759,7 +3162,7 @@
             <w:r>
               <w:rPr>
                 <w:rFonts w:ascii="Times New Roman" w:hAnsi="Times New Roman"/>
-                <w:sz w:val="19"/>
+                <w:sz w:val="20"/>
               </w:rPr>
               <w:t>1</w:t>
             </w:r>
@@ -2783,7 +3186,7 @@
             <w:r>
               <w:rPr>
                 <w:rFonts w:ascii="Times New Roman" w:hAnsi="Times New Roman"/>
-                <w:sz w:val="19"/>
+                <w:sz w:val="20"/>
               </w:rPr>
               <w:t>src_bytes</w:t>
             </w:r>
@@ -2807,7 +3210,7 @@
             <w:r>
               <w:rPr>
                 <w:rFonts w:ascii="Times New Roman" w:hAnsi="Times New Roman"/>
-                <w:sz w:val="19"/>
+                <w:sz w:val="20"/>
               </w:rPr>
               <w:t>Volume Metric</w:t>
             </w:r>
@@ -2831,7 +3234,7 @@
             <w:r>
               <w:rPr>
                 <w:rFonts w:ascii="Times New Roman" w:hAnsi="Times New Roman"/>
-                <w:sz w:val="19"/>
+                <w:sz w:val="20"/>
               </w:rPr>
               <w:t>0.2451</w:t>
             </w:r>
@@ -2839,7 +3242,7 @@
         </w:tc>
         <w:tc>
           <w:tcPr>
-            <w:tcW w:type="dxa" w:w="4032"/>
+            <w:tcW w:type="dxa" w:w="4176"/>
             <w:shd w:fill="FFFFFF"/>
             <w:tcMar>
               <w:top w:w="80" w:type="dxa"/>
@@ -2855,9 +3258,9 @@
             <w:r>
               <w:rPr>
                 <w:rFonts w:ascii="Times New Roman" w:hAnsi="Times New Roman"/>
-                <w:sz w:val="19"/>
+                <w:sz w:val="20"/>
               </w:rPr>
-              <w:t>Detects volumetric DoS traffic bursts</w:t>
+              <w:t>Detects volumetric DoS flooding targeting PLCs</w:t>
             </w:r>
           </w:p>
         </w:tc>
@@ -2881,7 +3284,7 @@
             <w:r>
               <w:rPr>
                 <w:rFonts w:ascii="Times New Roman" w:hAnsi="Times New Roman"/>
-                <w:sz w:val="19"/>
+                <w:sz w:val="20"/>
               </w:rPr>
               <w:t>2</w:t>
             </w:r>
@@ -2905,7 +3308,7 @@
             <w:r>
               <w:rPr>
                 <w:rFonts w:ascii="Times New Roman" w:hAnsi="Times New Roman"/>
-                <w:sz w:val="19"/>
+                <w:sz w:val="20"/>
               </w:rPr>
               <w:t>service</w:t>
             </w:r>
@@ -2929,9 +3332,9 @@
             <w:r>
               <w:rPr>
                 <w:rFonts w:ascii="Times New Roman" w:hAnsi="Times New Roman"/>
-                <w:sz w:val="19"/>
+                <w:sz w:val="20"/>
               </w:rPr>
-              <w:t>Protocol Mapping</w:t>
+              <w:t>Connection</w:t>
             </w:r>
           </w:p>
         </w:tc>
@@ -2953,7 +3356,7 @@
             <w:r>
               <w:rPr>
                 <w:rFonts w:ascii="Times New Roman" w:hAnsi="Times New Roman"/>
-                <w:sz w:val="19"/>
+                <w:sz w:val="20"/>
               </w:rPr>
               <w:t>0.1982</w:t>
             </w:r>
@@ -2961,7 +3364,7 @@
         </w:tc>
         <w:tc>
           <w:tcPr>
-            <w:tcW w:type="dxa" w:w="4032"/>
+            <w:tcW w:type="dxa" w:w="4176"/>
             <w:shd w:fill="F8FAFC"/>
             <w:tcMar>
               <w:top w:w="80" w:type="dxa"/>
@@ -2977,9 +3380,9 @@
             <w:r>
               <w:rPr>
                 <w:rFonts w:ascii="Times New Roman" w:hAnsi="Times New Roman"/>
-                <w:sz w:val="19"/>
+                <w:sz w:val="20"/>
               </w:rPr>
-              <w:t>Filters unauthorized SCADA ports/services</w:t>
+              <w:t>Filters unauthorized SCADA ports and Modbus services</w:t>
             </w:r>
           </w:p>
         </w:tc>
@@ -3003,7 +3406,7 @@
             <w:r>
               <w:rPr>
                 <w:rFonts w:ascii="Times New Roman" w:hAnsi="Times New Roman"/>
-                <w:sz w:val="19"/>
+                <w:sz w:val="20"/>
               </w:rPr>
               <w:t>3</w:t>
             </w:r>
@@ -3027,7 +3430,7 @@
             <w:r>
               <w:rPr>
                 <w:rFonts w:ascii="Times New Roman" w:hAnsi="Times New Roman"/>
-                <w:sz w:val="19"/>
+                <w:sz w:val="20"/>
               </w:rPr>
               <w:t>flag</w:t>
             </w:r>
@@ -3051,9 +3454,9 @@
             <w:r>
               <w:rPr>
                 <w:rFonts w:ascii="Times New Roman" w:hAnsi="Times New Roman"/>
-                <w:sz w:val="19"/>
+                <w:sz w:val="20"/>
               </w:rPr>
-              <w:t>Connection State</w:t>
+              <w:t>State</w:t>
             </w:r>
           </w:p>
         </w:tc>
@@ -3075,7 +3478,7 @@
             <w:r>
               <w:rPr>
                 <w:rFonts w:ascii="Times New Roman" w:hAnsi="Times New Roman"/>
-                <w:sz w:val="19"/>
+                <w:sz w:val="20"/>
               </w:rPr>
               <w:t>0.1420</w:t>
             </w:r>
@@ -3083,7 +3486,7 @@
         </w:tc>
         <w:tc>
           <w:tcPr>
-            <w:tcW w:type="dxa" w:w="4032"/>
+            <w:tcW w:type="dxa" w:w="4176"/>
             <w:shd w:fill="FFFFFF"/>
             <w:tcMar>
               <w:top w:w="80" w:type="dxa"/>
@@ -3099,7 +3502,7 @@
             <w:r>
               <w:rPr>
                 <w:rFonts w:ascii="Times New Roman" w:hAnsi="Times New Roman"/>
-                <w:sz w:val="19"/>
+                <w:sz w:val="20"/>
               </w:rPr>
               <w:t>Identifies abnormal SYN/RST connection teardowns</w:t>
             </w:r>
@@ -3125,7 +3528,7 @@
             <w:r>
               <w:rPr>
                 <w:rFonts w:ascii="Times New Roman" w:hAnsi="Times New Roman"/>
-                <w:sz w:val="19"/>
+                <w:sz w:val="20"/>
               </w:rPr>
               <w:t>4</w:t>
             </w:r>
@@ -3149,7 +3552,7 @@
             <w:r>
               <w:rPr>
                 <w:rFonts w:ascii="Times New Roman" w:hAnsi="Times New Roman"/>
-                <w:sz w:val="19"/>
+                <w:sz w:val="20"/>
               </w:rPr>
               <w:t>serror_rate</w:t>
             </w:r>
@@ -3173,9 +3576,9 @@
             <w:r>
               <w:rPr>
                 <w:rFonts w:ascii="Times New Roman" w:hAnsi="Times New Roman"/>
-                <w:sz w:val="19"/>
+                <w:sz w:val="20"/>
               </w:rPr>
-              <w:t>Error Frequency</w:t>
+              <w:t>Error Rate</w:t>
             </w:r>
           </w:p>
         </w:tc>
@@ -3197,7 +3600,7 @@
             <w:r>
               <w:rPr>
                 <w:rFonts w:ascii="Times New Roman" w:hAnsi="Times New Roman"/>
-                <w:sz w:val="19"/>
+                <w:sz w:val="20"/>
               </w:rPr>
               <w:t>0.1185</w:t>
             </w:r>
@@ -3205,7 +3608,7 @@
         </w:tc>
         <w:tc>
           <w:tcPr>
-            <w:tcW w:type="dxa" w:w="4032"/>
+            <w:tcW w:type="dxa" w:w="4176"/>
             <w:shd w:fill="F8FAFC"/>
             <w:tcMar>
               <w:top w:w="80" w:type="dxa"/>
@@ -3221,9 +3624,9 @@
             <w:r>
               <w:rPr>
                 <w:rFonts w:ascii="Times New Roman" w:hAnsi="Times New Roman"/>
-                <w:sz w:val="19"/>
+                <w:sz w:val="20"/>
               </w:rPr>
-              <w:t>Detects SYN flood attacks and sweeping</w:t>
+              <w:t>Detects SYN flood attacks and sweeping probes</w:t>
             </w:r>
           </w:p>
         </w:tc>
@@ -3247,7 +3650,7 @@
             <w:r>
               <w:rPr>
                 <w:rFonts w:ascii="Times New Roman" w:hAnsi="Times New Roman"/>
-                <w:sz w:val="19"/>
+                <w:sz w:val="20"/>
               </w:rPr>
               <w:t>5</w:t>
             </w:r>
@@ -3271,7 +3674,7 @@
             <w:r>
               <w:rPr>
                 <w:rFonts w:ascii="Times New Roman" w:hAnsi="Times New Roman"/>
-                <w:sz w:val="19"/>
+                <w:sz w:val="20"/>
               </w:rPr>
               <w:t>same_srv_rate</w:t>
             </w:r>
@@ -3295,7 +3698,7 @@
             <w:r>
               <w:rPr>
                 <w:rFonts w:ascii="Times New Roman" w:hAnsi="Times New Roman"/>
-                <w:sz w:val="19"/>
+                <w:sz w:val="20"/>
               </w:rPr>
               <w:t>Traffic Pattern</w:t>
             </w:r>
@@ -3319,7 +3722,7 @@
             <w:r>
               <w:rPr>
                 <w:rFonts w:ascii="Times New Roman" w:hAnsi="Times New Roman"/>
-                <w:sz w:val="19"/>
+                <w:sz w:val="20"/>
               </w:rPr>
               <w:t>0.0894</w:t>
             </w:r>
@@ -3327,7 +3730,7 @@
         </w:tc>
         <w:tc>
           <w:tcPr>
-            <w:tcW w:type="dxa" w:w="4032"/>
+            <w:tcW w:type="dxa" w:w="4176"/>
             <w:shd w:fill="FFFFFF"/>
             <w:tcMar>
               <w:top w:w="80" w:type="dxa"/>
@@ -3343,9 +3746,9 @@
             <w:r>
               <w:rPr>
                 <w:rFonts w:ascii="Times New Roman" w:hAnsi="Times New Roman"/>
-                <w:sz w:val="19"/>
+                <w:sz w:val="20"/>
               </w:rPr>
-              <w:t>Quantifies service repetition anomalies</w:t>
+              <w:t>Quantifies repeated command injection anomalies</w:t>
             </w:r>
           </w:p>
         </w:tc>
@@ -3369,7 +3772,7 @@
             <w:r>
               <w:rPr>
                 <w:rFonts w:ascii="Times New Roman" w:hAnsi="Times New Roman"/>
-                <w:sz w:val="19"/>
+                <w:sz w:val="20"/>
               </w:rPr>
               <w:t>6</w:t>
             </w:r>
@@ -3393,7 +3796,7 @@
             <w:r>
               <w:rPr>
                 <w:rFonts w:ascii="Times New Roman" w:hAnsi="Times New Roman"/>
-                <w:sz w:val="19"/>
+                <w:sz w:val="20"/>
               </w:rPr>
               <w:t>diff_srv_rate</w:t>
             </w:r>
@@ -3417,7 +3820,7 @@
             <w:r>
               <w:rPr>
                 <w:rFonts w:ascii="Times New Roman" w:hAnsi="Times New Roman"/>
-                <w:sz w:val="19"/>
+                <w:sz w:val="20"/>
               </w:rPr>
               <w:t>Traffic Pattern</w:t>
             </w:r>
@@ -3441,7 +3844,7 @@
             <w:r>
               <w:rPr>
                 <w:rFonts w:ascii="Times New Roman" w:hAnsi="Times New Roman"/>
-                <w:sz w:val="19"/>
+                <w:sz w:val="20"/>
               </w:rPr>
               <w:t>0.0652</w:t>
             </w:r>
@@ -3449,7 +3852,7 @@
         </w:tc>
         <w:tc>
           <w:tcPr>
-            <w:tcW w:type="dxa" w:w="4032"/>
+            <w:tcW w:type="dxa" w:w="4176"/>
             <w:shd w:fill="F8FAFC"/>
             <w:tcMar>
               <w:top w:w="80" w:type="dxa"/>
@@ -3465,9 +3868,9 @@
             <w:r>
               <w:rPr>
                 <w:rFonts w:ascii="Times New Roman" w:hAnsi="Times New Roman"/>
-                <w:sz w:val="19"/>
+                <w:sz w:val="20"/>
               </w:rPr>
-              <w:t>Identifies multi-port scanning probes</w:t>
+              <w:t>Detects port scanning across sensor gateways</w:t>
             </w:r>
           </w:p>
         </w:tc>
@@ -3491,7 +3894,7 @@
             <w:r>
               <w:rPr>
                 <w:rFonts w:ascii="Times New Roman" w:hAnsi="Times New Roman"/>
-                <w:sz w:val="19"/>
+                <w:sz w:val="20"/>
               </w:rPr>
               <w:t>7</w:t>
             </w:r>
@@ -3515,7 +3918,7 @@
             <w:r>
               <w:rPr>
                 <w:rFonts w:ascii="Times New Roman" w:hAnsi="Times New Roman"/>
-                <w:sz w:val="19"/>
+                <w:sz w:val="20"/>
               </w:rPr>
               <w:t>dst_host_diff_srv_rate</w:t>
             </w:r>
@@ -3539,9 +3942,9 @@
             <w:r>
               <w:rPr>
                 <w:rFonts w:ascii="Times New Roman" w:hAnsi="Times New Roman"/>
-                <w:sz w:val="19"/>
+                <w:sz w:val="20"/>
               </w:rPr>
-              <w:t>Host Behavior</w:t>
+              <w:t>Host Traffic</w:t>
             </w:r>
           </w:p>
         </w:tc>
@@ -3563,7 +3966,7 @@
             <w:r>
               <w:rPr>
                 <w:rFonts w:ascii="Times New Roman" w:hAnsi="Times New Roman"/>
-                <w:sz w:val="19"/>
+                <w:sz w:val="20"/>
               </w:rPr>
               <w:t>0.0521</w:t>
             </w:r>
@@ -3571,7 +3974,7 @@
         </w:tc>
         <w:tc>
           <w:tcPr>
-            <w:tcW w:type="dxa" w:w="4032"/>
+            <w:tcW w:type="dxa" w:w="4176"/>
             <w:shd w:fill="FFFFFF"/>
             <w:tcMar>
               <w:top w:w="80" w:type="dxa"/>
@@ -3587,9 +3990,9 @@
             <w:r>
               <w:rPr>
                 <w:rFonts w:ascii="Times New Roman" w:hAnsi="Times New Roman"/>
-                <w:sz w:val="19"/>
+                <w:sz w:val="20"/>
               </w:rPr>
-              <w:t>Uncovers subnet reconnaissance sweeps</w:t>
+              <w:t>Uncovers subnet reconnaissance sweeping</w:t>
             </w:r>
           </w:p>
         </w:tc>
@@ -3613,7 +4016,7 @@
             <w:r>
               <w:rPr>
                 <w:rFonts w:ascii="Times New Roman" w:hAnsi="Times New Roman"/>
-                <w:sz w:val="19"/>
+                <w:sz w:val="20"/>
               </w:rPr>
               <w:t>8</w:t>
             </w:r>
@@ -3637,7 +4040,7 @@
             <w:r>
               <w:rPr>
                 <w:rFonts w:ascii="Times New Roman" w:hAnsi="Times New Roman"/>
-                <w:sz w:val="19"/>
+                <w:sz w:val="20"/>
               </w:rPr>
               <w:t>protocol_type</w:t>
             </w:r>
@@ -3661,7 +4064,7 @@
             <w:r>
               <w:rPr>
                 <w:rFonts w:ascii="Times New Roman" w:hAnsi="Times New Roman"/>
-                <w:sz w:val="19"/>
+                <w:sz w:val="20"/>
               </w:rPr>
               <w:t>Network Layer</w:t>
             </w:r>
@@ -3685,7 +4088,7 @@
             <w:r>
               <w:rPr>
                 <w:rFonts w:ascii="Times New Roman" w:hAnsi="Times New Roman"/>
-                <w:sz w:val="19"/>
+                <w:sz w:val="20"/>
               </w:rPr>
               <w:t>0.0412</w:t>
             </w:r>
@@ -3693,7 +4096,7 @@
         </w:tc>
         <w:tc>
           <w:tcPr>
-            <w:tcW w:type="dxa" w:w="4032"/>
+            <w:tcW w:type="dxa" w:w="4176"/>
             <w:shd w:fill="F8FAFC"/>
             <w:tcMar>
               <w:top w:w="80" w:type="dxa"/>
@@ -3709,7 +4112,7 @@
             <w:r>
               <w:rPr>
                 <w:rFonts w:ascii="Times New Roman" w:hAnsi="Times New Roman"/>
-                <w:sz w:val="19"/>
+                <w:sz w:val="20"/>
               </w:rPr>
               <w:t>Partitions TCP, UDP, and ICMP streams</w:t>
             </w:r>
@@ -3735,7 +4138,7 @@
             <w:r>
               <w:rPr>
                 <w:rFonts w:ascii="Times New Roman" w:hAnsi="Times New Roman"/>
-                <w:sz w:val="19"/>
+                <w:sz w:val="20"/>
               </w:rPr>
               <w:t>9</w:t>
             </w:r>
@@ -3759,7 +4162,7 @@
             <w:r>
               <w:rPr>
                 <w:rFonts w:ascii="Times New Roman" w:hAnsi="Times New Roman"/>
-                <w:sz w:val="19"/>
+                <w:sz w:val="20"/>
               </w:rPr>
               <w:t>hot</w:t>
             </w:r>
@@ -3783,7 +4186,7 @@
             <w:r>
               <w:rPr>
                 <w:rFonts w:ascii="Times New Roman" w:hAnsi="Times New Roman"/>
-                <w:sz w:val="19"/>
+                <w:sz w:val="20"/>
               </w:rPr>
               <w:t>System Access</w:t>
             </w:r>
@@ -3807,7 +4210,7 @@
             <w:r>
               <w:rPr>
                 <w:rFonts w:ascii="Times New Roman" w:hAnsi="Times New Roman"/>
-                <w:sz w:val="19"/>
+                <w:sz w:val="20"/>
               </w:rPr>
               <w:t>0.0278</w:t>
             </w:r>
@@ -3815,7 +4218,7 @@
         </w:tc>
         <w:tc>
           <w:tcPr>
-            <w:tcW w:type="dxa" w:w="4032"/>
+            <w:tcW w:type="dxa" w:w="4176"/>
             <w:shd w:fill="FFFFFF"/>
             <w:tcMar>
               <w:top w:w="80" w:type="dxa"/>
@@ -3831,7 +4234,7 @@
             <w:r>
               <w:rPr>
                 <w:rFonts w:ascii="Times New Roman" w:hAnsi="Times New Roman"/>
-                <w:sz w:val="19"/>
+                <w:sz w:val="20"/>
               </w:rPr>
               <w:t>Flags access to critical SCADA directories</w:t>
             </w:r>
@@ -3857,7 +4260,7 @@
             <w:r>
               <w:rPr>
                 <w:rFonts w:ascii="Times New Roman" w:hAnsi="Times New Roman"/>
-                <w:sz w:val="19"/>
+                <w:sz w:val="20"/>
               </w:rPr>
               <w:t>10</w:t>
             </w:r>
@@ -3881,7 +4284,7 @@
             <w:r>
               <w:rPr>
                 <w:rFonts w:ascii="Times New Roman" w:hAnsi="Times New Roman"/>
-                <w:sz w:val="19"/>
+                <w:sz w:val="20"/>
               </w:rPr>
               <w:t>su_attempted</w:t>
             </w:r>
@@ -3905,7 +4308,7 @@
             <w:r>
               <w:rPr>
                 <w:rFonts w:ascii="Times New Roman" w:hAnsi="Times New Roman"/>
-                <w:sz w:val="19"/>
+                <w:sz w:val="20"/>
               </w:rPr>
               <w:t>Privilege Escalation</w:t>
             </w:r>
@@ -3929,7 +4332,7 @@
             <w:r>
               <w:rPr>
                 <w:rFonts w:ascii="Times New Roman" w:hAnsi="Times New Roman"/>
-                <w:sz w:val="19"/>
+                <w:sz w:val="20"/>
               </w:rPr>
               <w:t>0.0205</w:t>
             </w:r>
@@ -3937,7 +4340,7 @@
         </w:tc>
         <w:tc>
           <w:tcPr>
-            <w:tcW w:type="dxa" w:w="4032"/>
+            <w:tcW w:type="dxa" w:w="4176"/>
             <w:shd w:fill="F8FAFC"/>
             <w:tcMar>
               <w:top w:w="80" w:type="dxa"/>
@@ -3953,9 +4356,9 @@
             <w:r>
               <w:rPr>
                 <w:rFonts w:ascii="Times New Roman" w:hAnsi="Times New Roman"/>
-                <w:sz w:val="19"/>
+                <w:sz w:val="20"/>
               </w:rPr>
-              <w:t>Detects unauthorized root/admin privilege escalation</w:t>
+              <w:t>Detects unauthorized root/admin elevation attempts</w:t>
             </w:r>
           </w:p>
         </w:tc>
@@ -3963,40 +4366,40 @@
     </w:tbl>
     <w:p>
       <w:pPr>
-        <w:spacing w:after="160"/>
+        <w:spacing w:after="120"/>
       </w:pPr>
     </w:p>
     <w:p>
       <w:pPr>
         <w:keepNext/>
-        <w:spacing w:before="280" w:after="120"/>
+        <w:spacing w:before="240" w:after="80"/>
       </w:pPr>
       <w:r>
         <w:rPr>
           <w:rFonts w:ascii="Arial" w:hAnsi="Arial"/>
           <w:b/>
-          <w:color w:val="0F172A"/>
-          <w:sz w:val="24"/>
+          <w:color w:val="1E293B"/>
+          <w:sz w:val="25"/>
         </w:rPr>
         <w:t>4.3 Model Classification Performance &amp; Benchmark Evaluations</w:t>
       </w:r>
     </w:p>
     <w:p>
       <w:pPr>
-        <w:spacing w:line="324" w:lineRule="auto" w:after="120"/>
+        <w:spacing w:line="360" w:lineRule="auto" w:after="120"/>
         <w:jc w:val="both"/>
       </w:pPr>
       <w:r>
         <w:rPr>
           <w:rFonts w:ascii="Times New Roman" w:hAnsi="Times New Roman"/>
-          <w:sz w:val="22"/>
+          <w:sz w:val="24"/>
         </w:rPr>
-        <w:t>The hybrid CNN-LSTM model was trained on the 10 BWOA-selected features using the NSL-KDD KDDTrain+ dataset (125,973 samples) and evaluated on the held-out KDDTest+ set (22,544 samples). Training utilized the Adam optimizer (lr=0.001), balanced class weighting, and early stopping with best weight restoration.</w:t>
+        <w:t>The CNN-LSTM model was trained on the 10 BWOA-selected features using the NSL-KDD KDDTrain+ dataset (125,973 samples) and evaluated on the held-out KDDTest+ benchmark (22,544 samples). Training utilized the Adam optimizer (lr=0.001), balanced class weighting, and early stopping.</w:t>
       </w:r>
     </w:p>
     <w:p>
       <w:pPr>
-        <w:spacing w:before="160" w:after="80"/>
+        <w:spacing w:before="160" w:after="40"/>
         <w:jc w:val="center"/>
       </w:pPr>
       <w:r>
@@ -4036,22 +4439,22 @@
     </w:p>
     <w:p>
       <w:pPr>
-        <w:spacing w:after="240"/>
+        <w:spacing w:after="200"/>
         <w:jc w:val="center"/>
       </w:pPr>
       <w:r>
         <w:rPr>
           <w:rFonts w:ascii="Times New Roman" w:hAnsi="Times New Roman"/>
           <w:i/>
-          <w:color w:val="475569"/>
-          <w:sz w:val="19"/>
+          <w:color w:val="64748B"/>
+          <w:sz w:val="20"/>
         </w:rPr>
         <w:t>Figure 4.3: CNN-LSTM Loss and Accuracy Convergence History During Training</w:t>
       </w:r>
     </w:p>
     <w:p>
       <w:pPr>
-        <w:spacing w:before="160" w:after="80"/>
+        <w:spacing w:before="160" w:after="40"/>
         <w:jc w:val="center"/>
       </w:pPr>
       <w:r>
@@ -4091,22 +4494,22 @@
     </w:p>
     <w:p>
       <w:pPr>
-        <w:spacing w:after="240"/>
+        <w:spacing w:after="200"/>
         <w:jc w:val="center"/>
       </w:pPr>
       <w:r>
         <w:rPr>
           <w:rFonts w:ascii="Times New Roman" w:hAnsi="Times New Roman"/>
           <w:i/>
-          <w:color w:val="475569"/>
-          <w:sz w:val="19"/>
+          <w:color w:val="64748B"/>
+          <w:sz w:val="20"/>
         </w:rPr>
-        <w:t>Figure 4.4: Multi-Class Confusion Matrix on KDDTest+ (22,544 Samples)</w:t>
+        <w:t>Figure 4.4: Confusion Matrix on Held-Out KDDTest+ Benchmark (22,544 Samples)</w:t>
       </w:r>
     </w:p>
     <w:p>
       <w:pPr>
-        <w:spacing w:before="160" w:after="80"/>
+        <w:spacing w:before="160" w:after="40"/>
         <w:jc w:val="center"/>
       </w:pPr>
       <w:r>
@@ -4146,17 +4549,17 @@
     </w:p>
     <w:p>
       <w:pPr>
-        <w:spacing w:after="240"/>
+        <w:spacing w:after="200"/>
         <w:jc w:val="center"/>
       </w:pPr>
       <w:r>
         <w:rPr>
           <w:rFonts w:ascii="Times New Roman" w:hAnsi="Times New Roman"/>
           <w:i/>
-          <w:color w:val="475569"/>
-          <w:sz w:val="19"/>
+          <w:color w:val="64748B"/>
+          <w:sz w:val="20"/>
         </w:rPr>
-        <w:t>Figure 4.5: Multi-Class Receiver Operating Characteristic (ROC) Curves</w:t>
+        <w:t>Figure 4.5: Receiver Operating Characteristic (ROC) Curves across All 5 Attack Classes</w:t>
       </w:r>
     </w:p>
     <w:tbl>
@@ -4165,6 +4568,14 @@
         <w:jc w:val="center"/>
         <w:tblLayout w:type="fixed"/>
         <w:tblLook w:firstColumn="1" w:firstRow="1" w:lastColumn="0" w:lastRow="0" w:noHBand="0" w:noVBand="1" w:val="04A0"/>
+        <w:tblBorders>
+          <w:top w:val="single" w:sz="4" w:space="0" w:color="CBD5E1"/>
+          <w:bottom w:val="single" w:sz="4" w:space="0" w:color="CBD5E1"/>
+          <w:left w:val="single" w:sz="4" w:space="0" w:color="CBD5E1"/>
+          <w:right w:val="single" w:sz="4" w:space="0" w:color="CBD5E1"/>
+          <w:insideH w:val="single" w:sz="4" w:space="0" w:color="CBD5E1"/>
+          <w:insideV w:val="single" w:sz="4" w:space="0" w:color="CBD5E1"/>
+        </w:tblBorders>
       </w:tblPr>
       <w:tblGrid>
         <w:gridCol w:w="1040"/>
@@ -4198,7 +4609,7 @@
                 <w:rFonts w:ascii="Arial" w:hAnsi="Arial"/>
                 <w:b/>
                 <w:color w:val="FFFFFF"/>
-                <w:sz w:val="19"/>
+                <w:sz w:val="20"/>
               </w:rPr>
               <w:t>Model Architecture</w:t>
             </w:r>
@@ -4224,7 +4635,7 @@
                 <w:rFonts w:ascii="Arial" w:hAnsi="Arial"/>
                 <w:b/>
                 <w:color w:val="FFFFFF"/>
-                <w:sz w:val="19"/>
+                <w:sz w:val="20"/>
               </w:rPr>
               <w:t>Dataset</w:t>
             </w:r>
@@ -4250,7 +4661,7 @@
                 <w:rFonts w:ascii="Arial" w:hAnsi="Arial"/>
                 <w:b/>
                 <w:color w:val="FFFFFF"/>
-                <w:sz w:val="19"/>
+                <w:sz w:val="20"/>
               </w:rPr>
               <w:t>Features</w:t>
             </w:r>
@@ -4276,7 +4687,7 @@
                 <w:rFonts w:ascii="Arial" w:hAnsi="Arial"/>
                 <w:b/>
                 <w:color w:val="FFFFFF"/>
-                <w:sz w:val="19"/>
+                <w:sz w:val="20"/>
               </w:rPr>
               <w:t>Accuracy</w:t>
             </w:r>
@@ -4302,7 +4713,7 @@
                 <w:rFonts w:ascii="Arial" w:hAnsi="Arial"/>
                 <w:b/>
                 <w:color w:val="FFFFFF"/>
-                <w:sz w:val="19"/>
+                <w:sz w:val="20"/>
               </w:rPr>
               <w:t>Macro F1</w:t>
             </w:r>
@@ -4328,7 +4739,7 @@
                 <w:rFonts w:ascii="Arial" w:hAnsi="Arial"/>
                 <w:b/>
                 <w:color w:val="FFFFFF"/>
-                <w:sz w:val="19"/>
+                <w:sz w:val="20"/>
               </w:rPr>
               <w:t>AUC-ROC</w:t>
             </w:r>
@@ -4354,7 +4765,7 @@
                 <w:rFonts w:ascii="Arial" w:hAnsi="Arial"/>
                 <w:b/>
                 <w:color w:val="FFFFFF"/>
-                <w:sz w:val="19"/>
+                <w:sz w:val="20"/>
               </w:rPr>
               <w:t>Latency</w:t>
             </w:r>
@@ -4380,7 +4791,7 @@
                 <w:rFonts w:ascii="Arial" w:hAnsi="Arial"/>
                 <w:b/>
                 <w:color w:val="FFFFFF"/>
-                <w:sz w:val="19"/>
+                <w:sz w:val="20"/>
               </w:rPr>
               <w:t>Model Size</w:t>
             </w:r>
@@ -4406,7 +4817,7 @@
                 <w:rFonts w:ascii="Arial" w:hAnsi="Arial"/>
                 <w:b/>
                 <w:color w:val="FFFFFF"/>
-                <w:sz w:val="19"/>
+                <w:sz w:val="20"/>
               </w:rPr>
               <w:t>Status</w:t>
             </w:r>
@@ -4432,7 +4843,7 @@
             <w:r>
               <w:rPr>
                 <w:rFonts w:ascii="Times New Roman" w:hAnsi="Times New Roman"/>
-                <w:sz w:val="19"/>
+                <w:sz w:val="20"/>
               </w:rPr>
               <w:t>CNN-LSTM Baseline</w:t>
             </w:r>
@@ -4456,7 +4867,7 @@
             <w:r>
               <w:rPr>
                 <w:rFonts w:ascii="Times New Roman" w:hAnsi="Times New Roman"/>
-                <w:sz w:val="19"/>
+                <w:sz w:val="20"/>
               </w:rPr>
               <w:t>NSL-KDD</w:t>
             </w:r>
@@ -4480,7 +4891,7 @@
             <w:r>
               <w:rPr>
                 <w:rFonts w:ascii="Times New Roman" w:hAnsi="Times New Roman"/>
-                <w:sz w:val="19"/>
+                <w:sz w:val="20"/>
               </w:rPr>
               <w:t>41</w:t>
             </w:r>
@@ -4504,7 +4915,7 @@
             <w:r>
               <w:rPr>
                 <w:rFonts w:ascii="Times New Roman" w:hAnsi="Times New Roman"/>
-                <w:sz w:val="19"/>
+                <w:sz w:val="20"/>
               </w:rPr>
               <w:t>77.70%</w:t>
             </w:r>
@@ -4528,7 +4939,7 @@
             <w:r>
               <w:rPr>
                 <w:rFonts w:ascii="Times New Roman" w:hAnsi="Times New Roman"/>
-                <w:sz w:val="19"/>
+                <w:sz w:val="20"/>
               </w:rPr>
               <w:t>0.7571</w:t>
             </w:r>
@@ -4552,7 +4963,7 @@
             <w:r>
               <w:rPr>
                 <w:rFonts w:ascii="Times New Roman" w:hAnsi="Times New Roman"/>
-                <w:sz w:val="19"/>
+                <w:sz w:val="20"/>
               </w:rPr>
               <w:t>0.9359</w:t>
             </w:r>
@@ -4576,7 +4987,7 @@
             <w:r>
               <w:rPr>
                 <w:rFonts w:ascii="Times New Roman" w:hAnsi="Times New Roman"/>
-                <w:sz w:val="19"/>
+                <w:sz w:val="20"/>
               </w:rPr>
               <w:t>157.66 ms</w:t>
             </w:r>
@@ -4600,7 +5011,7 @@
             <w:r>
               <w:rPr>
                 <w:rFonts w:ascii="Times New Roman" w:hAnsi="Times New Roman"/>
-                <w:sz w:val="19"/>
+                <w:sz w:val="20"/>
               </w:rPr>
               <w:t>1.86 MB</w:t>
             </w:r>
@@ -4624,7 +5035,7 @@
             <w:r>
               <w:rPr>
                 <w:rFonts w:ascii="Times New Roman" w:hAnsi="Times New Roman"/>
-                <w:sz w:val="19"/>
+                <w:sz w:val="20"/>
               </w:rPr>
               <w:t>Confirmed</w:t>
             </w:r>
@@ -4650,7 +5061,7 @@
             <w:r>
               <w:rPr>
                 <w:rFonts w:ascii="Times New Roman" w:hAnsi="Times New Roman"/>
-                <w:sz w:val="19"/>
+                <w:sz w:val="20"/>
               </w:rPr>
               <w:t>CNN-LSTM + BWOA v3 (Keras)</w:t>
             </w:r>
@@ -4674,7 +5085,7 @@
             <w:r>
               <w:rPr>
                 <w:rFonts w:ascii="Times New Roman" w:hAnsi="Times New Roman"/>
-                <w:sz w:val="19"/>
+                <w:sz w:val="20"/>
               </w:rPr>
               <w:t>NSL-KDD</w:t>
             </w:r>
@@ -4698,7 +5109,7 @@
             <w:r>
               <w:rPr>
                 <w:rFonts w:ascii="Times New Roman" w:hAnsi="Times New Roman"/>
-                <w:sz w:val="19"/>
+                <w:sz w:val="20"/>
               </w:rPr>
               <w:t>10</w:t>
             </w:r>
@@ -4722,7 +5133,7 @@
             <w:r>
               <w:rPr>
                 <w:rFonts w:ascii="Times New Roman" w:hAnsi="Times New Roman"/>
-                <w:sz w:val="19"/>
+                <w:sz w:val="20"/>
               </w:rPr>
               <w:t>70.56%</w:t>
             </w:r>
@@ -4746,7 +5157,7 @@
             <w:r>
               <w:rPr>
                 <w:rFonts w:ascii="Times New Roman" w:hAnsi="Times New Roman"/>
-                <w:sz w:val="19"/>
+                <w:sz w:val="20"/>
               </w:rPr>
               <w:t>0.7127</w:t>
             </w:r>
@@ -4770,7 +5181,7 @@
             <w:r>
               <w:rPr>
                 <w:rFonts w:ascii="Times New Roman" w:hAnsi="Times New Roman"/>
-                <w:sz w:val="19"/>
+                <w:sz w:val="20"/>
               </w:rPr>
               <w:t>0.8471</w:t>
             </w:r>
@@ -4794,7 +5205,7 @@
             <w:r>
               <w:rPr>
                 <w:rFonts w:ascii="Times New Roman" w:hAnsi="Times New Roman"/>
-                <w:sz w:val="19"/>
+                <w:sz w:val="20"/>
               </w:rPr>
               <w:t>35.60 ms</w:t>
             </w:r>
@@ -4818,7 +5229,7 @@
             <w:r>
               <w:rPr>
                 <w:rFonts w:ascii="Times New Roman" w:hAnsi="Times New Roman"/>
-                <w:sz w:val="19"/>
+                <w:sz w:val="20"/>
               </w:rPr>
               <w:t>4.88 MB</w:t>
             </w:r>
@@ -4842,7 +5253,7 @@
             <w:r>
               <w:rPr>
                 <w:rFonts w:ascii="Times New Roman" w:hAnsi="Times New Roman"/>
-                <w:sz w:val="19"/>
+                <w:sz w:val="20"/>
               </w:rPr>
               <w:t>Confirmed</w:t>
             </w:r>
@@ -4868,7 +5279,7 @@
             <w:r>
               <w:rPr>
                 <w:rFonts w:ascii="Times New Roman" w:hAnsi="Times New Roman"/>
-                <w:sz w:val="19"/>
+                <w:sz w:val="20"/>
               </w:rPr>
               <w:t>CNN-LSTM + BWOA (Float16)</w:t>
             </w:r>
@@ -4892,7 +5303,7 @@
             <w:r>
               <w:rPr>
                 <w:rFonts w:ascii="Times New Roman" w:hAnsi="Times New Roman"/>
-                <w:sz w:val="19"/>
+                <w:sz w:val="20"/>
               </w:rPr>
               <w:t>NSL-KDD</w:t>
             </w:r>
@@ -4916,7 +5327,7 @@
             <w:r>
               <w:rPr>
                 <w:rFonts w:ascii="Times New Roman" w:hAnsi="Times New Roman"/>
-                <w:sz w:val="19"/>
+                <w:sz w:val="20"/>
               </w:rPr>
               <w:t>10</w:t>
             </w:r>
@@ -4940,7 +5351,7 @@
             <w:r>
               <w:rPr>
                 <w:rFonts w:ascii="Times New Roman" w:hAnsi="Times New Roman"/>
-                <w:sz w:val="19"/>
+                <w:sz w:val="20"/>
               </w:rPr>
               <w:t>70.56%</w:t>
             </w:r>
@@ -4964,7 +5375,7 @@
             <w:r>
               <w:rPr>
                 <w:rFonts w:ascii="Times New Roman" w:hAnsi="Times New Roman"/>
-                <w:sz w:val="19"/>
+                <w:sz w:val="20"/>
               </w:rPr>
               <w:t>0.7127</w:t>
             </w:r>
@@ -4988,7 +5399,7 @@
             <w:r>
               <w:rPr>
                 <w:rFonts w:ascii="Times New Roman" w:hAnsi="Times New Roman"/>
-                <w:sz w:val="19"/>
+                <w:sz w:val="20"/>
               </w:rPr>
               <w:t>0.8471</w:t>
             </w:r>
@@ -5012,7 +5423,7 @@
             <w:r>
               <w:rPr>
                 <w:rFonts w:ascii="Times New Roman" w:hAnsi="Times New Roman"/>
-                <w:sz w:val="19"/>
+                <w:sz w:val="20"/>
               </w:rPr>
               <w:t>0.76 ms</w:t>
             </w:r>
@@ -5036,7 +5447,7 @@
             <w:r>
               <w:rPr>
                 <w:rFonts w:ascii="Times New Roman" w:hAnsi="Times New Roman"/>
-                <w:sz w:val="19"/>
+                <w:sz w:val="20"/>
               </w:rPr>
               <w:t>0.82 MB</w:t>
             </w:r>
@@ -5062,7 +5473,7 @@
                 <w:rFonts w:ascii="Times New Roman" w:hAnsi="Times New Roman"/>
                 <w:b/>
                 <w:color w:val="10B981"/>
-                <w:sz w:val="19"/>
+                <w:sz w:val="20"/>
               </w:rPr>
               <w:t>PASS</w:t>
             </w:r>
@@ -5088,7 +5499,7 @@
             <w:r>
               <w:rPr>
                 <w:rFonts w:ascii="Times New Roman" w:hAnsi="Times New Roman"/>
-                <w:sz w:val="19"/>
+                <w:sz w:val="20"/>
               </w:rPr>
               <w:t>CNN-LSTM Transfer Learning</w:t>
             </w:r>
@@ -5112,7 +5523,7 @@
             <w:r>
               <w:rPr>
                 <w:rFonts w:ascii="Times New Roman" w:hAnsi="Times New Roman"/>
-                <w:sz w:val="19"/>
+                <w:sz w:val="20"/>
               </w:rPr>
               <w:t>SWaT OT</w:t>
             </w:r>
@@ -5136,7 +5547,7 @@
             <w:r>
               <w:rPr>
                 <w:rFonts w:ascii="Times New Roman" w:hAnsi="Times New Roman"/>
-                <w:sz w:val="19"/>
+                <w:sz w:val="20"/>
               </w:rPr>
               <w:t>51</w:t>
             </w:r>
@@ -5160,7 +5571,7 @@
             <w:r>
               <w:rPr>
                 <w:rFonts w:ascii="Times New Roman" w:hAnsi="Times New Roman"/>
-                <w:sz w:val="19"/>
+                <w:sz w:val="20"/>
               </w:rPr>
               <w:t>59.95%</w:t>
             </w:r>
@@ -5184,7 +5595,7 @@
             <w:r>
               <w:rPr>
                 <w:rFonts w:ascii="Times New Roman" w:hAnsi="Times New Roman"/>
-                <w:sz w:val="19"/>
+                <w:sz w:val="20"/>
               </w:rPr>
               <w:t>0.5966</w:t>
             </w:r>
@@ -5208,7 +5619,7 @@
             <w:r>
               <w:rPr>
                 <w:rFonts w:ascii="Times New Roman" w:hAnsi="Times New Roman"/>
-                <w:sz w:val="19"/>
+                <w:sz w:val="20"/>
               </w:rPr>
               <w:t>0.8650</w:t>
             </w:r>
@@ -5232,7 +5643,7 @@
             <w:r>
               <w:rPr>
                 <w:rFonts w:ascii="Times New Roman" w:hAnsi="Times New Roman"/>
-                <w:sz w:val="19"/>
+                <w:sz w:val="20"/>
               </w:rPr>
               <w:t>0.12 ms</w:t>
             </w:r>
@@ -5256,7 +5667,7 @@
             <w:r>
               <w:rPr>
                 <w:rFonts w:ascii="Times New Roman" w:hAnsi="Times New Roman"/>
-                <w:sz w:val="19"/>
+                <w:sz w:val="20"/>
               </w:rPr>
               <w:t>1.76 MB</w:t>
             </w:r>
@@ -5282,7 +5693,7 @@
                 <w:rFonts w:ascii="Times New Roman" w:hAnsi="Times New Roman"/>
                 <w:b/>
                 <w:color w:val="10B981"/>
-                <w:sz w:val="19"/>
+                <w:sz w:val="20"/>
               </w:rPr>
               <w:t>PASS</w:t>
             </w:r>
@@ -5292,35 +5703,22 @@
     </w:tbl>
     <w:p>
       <w:pPr>
-        <w:spacing w:after="160"/>
+        <w:spacing w:after="120"/>
       </w:pPr>
     </w:p>
     <w:p>
       <w:pPr>
         <w:keepNext/>
-        <w:spacing w:before="280" w:after="120"/>
+        <w:spacing w:before="240" w:after="80"/>
       </w:pPr>
       <w:r>
         <w:rPr>
           <w:rFonts w:ascii="Arial" w:hAnsi="Arial"/>
           <w:b/>
-          <w:color w:val="0F172A"/>
-          <w:sz w:val="24"/>
+          <w:color w:val="1E293B"/>
+          <w:sz w:val="25"/>
         </w:rPr>
         <w:t>4.4 Per-Class Performance Breakdown</w:t>
-      </w:r>
-    </w:p>
-    <w:p>
-      <w:pPr>
-        <w:spacing w:line="324" w:lineRule="auto" w:after="120"/>
-        <w:jc w:val="both"/>
-      </w:pPr>
-      <w:r>
-        <w:rPr>
-          <w:rFonts w:ascii="Times New Roman" w:hAnsi="Times New Roman"/>
-          <w:sz w:val="22"/>
-        </w:rPr>
-        <w:t>Evaluating multi-class threat performance on the 22,544 test connections demonstrates high efficacy against high-impact attack vectors:</w:t>
       </w:r>
     </w:p>
     <w:tbl>
@@ -5329,6 +5727,14 @@
         <w:jc w:val="center"/>
         <w:tblLayout w:type="fixed"/>
         <w:tblLook w:firstColumn="1" w:firstRow="1" w:lastColumn="0" w:lastRow="0" w:noHBand="0" w:noVBand="1" w:val="04A0"/>
+        <w:tblBorders>
+          <w:top w:val="single" w:sz="4" w:space="0" w:color="CBD5E1"/>
+          <w:bottom w:val="single" w:sz="4" w:space="0" w:color="CBD5E1"/>
+          <w:left w:val="single" w:sz="4" w:space="0" w:color="CBD5E1"/>
+          <w:right w:val="single" w:sz="4" w:space="0" w:color="CBD5E1"/>
+          <w:insideH w:val="single" w:sz="4" w:space="0" w:color="CBD5E1"/>
+          <w:insideV w:val="single" w:sz="4" w:space="0" w:color="CBD5E1"/>
+        </w:tblBorders>
       </w:tblPr>
       <w:tblGrid>
         <w:gridCol w:w="1872"/>
@@ -5358,7 +5764,7 @@
                 <w:rFonts w:ascii="Arial" w:hAnsi="Arial"/>
                 <w:b/>
                 <w:color w:val="FFFFFF"/>
-                <w:sz w:val="19"/>
+                <w:sz w:val="20"/>
               </w:rPr>
               <w:t>Class Category</w:t>
             </w:r>
@@ -5384,7 +5790,7 @@
                 <w:rFonts w:ascii="Arial" w:hAnsi="Arial"/>
                 <w:b/>
                 <w:color w:val="FFFFFF"/>
-                <w:sz w:val="19"/>
+                <w:sz w:val="20"/>
               </w:rPr>
               <w:t>Precision</w:t>
             </w:r>
@@ -5410,7 +5816,7 @@
                 <w:rFonts w:ascii="Arial" w:hAnsi="Arial"/>
                 <w:b/>
                 <w:color w:val="FFFFFF"/>
-                <w:sz w:val="19"/>
+                <w:sz w:val="20"/>
               </w:rPr>
               <w:t>Recall</w:t>
             </w:r>
@@ -5436,7 +5842,7 @@
                 <w:rFonts w:ascii="Arial" w:hAnsi="Arial"/>
                 <w:b/>
                 <w:color w:val="FFFFFF"/>
-                <w:sz w:val="19"/>
+                <w:sz w:val="20"/>
               </w:rPr>
               <w:t>F1 Score</w:t>
             </w:r>
@@ -5462,7 +5868,7 @@
                 <w:rFonts w:ascii="Arial" w:hAnsi="Arial"/>
                 <w:b/>
                 <w:color w:val="FFFFFF"/>
-                <w:sz w:val="19"/>
+                <w:sz w:val="20"/>
               </w:rPr>
               <w:t>Operational Significance in Mining</w:t>
             </w:r>
@@ -5488,7 +5894,7 @@
             <w:r>
               <w:rPr>
                 <w:rFonts w:ascii="Times New Roman" w:hAnsi="Times New Roman"/>
-                <w:sz w:val="19"/>
+                <w:sz w:val="20"/>
               </w:rPr>
               <w:t>Normal (Benign)</w:t>
             </w:r>
@@ -5512,7 +5918,7 @@
             <w:r>
               <w:rPr>
                 <w:rFonts w:ascii="Times New Roman" w:hAnsi="Times New Roman"/>
-                <w:sz w:val="19"/>
+                <w:sz w:val="20"/>
               </w:rPr>
               <w:t>0.9689</w:t>
             </w:r>
@@ -5536,7 +5942,7 @@
             <w:r>
               <w:rPr>
                 <w:rFonts w:ascii="Times New Roman" w:hAnsi="Times New Roman"/>
-                <w:sz w:val="19"/>
+                <w:sz w:val="20"/>
               </w:rPr>
               <w:t>0.6839</w:t>
             </w:r>
@@ -5560,7 +5966,7 @@
             <w:r>
               <w:rPr>
                 <w:rFonts w:ascii="Times New Roman" w:hAnsi="Times New Roman"/>
-                <w:sz w:val="19"/>
+                <w:sz w:val="20"/>
               </w:rPr>
               <w:t>0.8018</w:t>
             </w:r>
@@ -5584,7 +5990,7 @@
             <w:r>
               <w:rPr>
                 <w:rFonts w:ascii="Times New Roman" w:hAnsi="Times New Roman"/>
-                <w:sz w:val="19"/>
+                <w:sz w:val="20"/>
               </w:rPr>
               <w:t>Filters benign telemetry with minimal false alarms (96.9% precision)</w:t>
             </w:r>
@@ -5610,7 +6016,7 @@
             <w:r>
               <w:rPr>
                 <w:rFonts w:ascii="Times New Roman" w:hAnsi="Times New Roman"/>
-                <w:sz w:val="19"/>
+                <w:sz w:val="20"/>
               </w:rPr>
               <w:t>DoS (Denial of Service)</w:t>
             </w:r>
@@ -5634,7 +6040,7 @@
             <w:r>
               <w:rPr>
                 <w:rFonts w:ascii="Times New Roman" w:hAnsi="Times New Roman"/>
-                <w:sz w:val="19"/>
+                <w:sz w:val="20"/>
               </w:rPr>
               <w:t>0.7514</w:t>
             </w:r>
@@ -5658,7 +6064,7 @@
             <w:r>
               <w:rPr>
                 <w:rFonts w:ascii="Times New Roman" w:hAnsi="Times New Roman"/>
-                <w:sz w:val="19"/>
+                <w:sz w:val="20"/>
               </w:rPr>
               <w:t>0.8904</w:t>
             </w:r>
@@ -5682,7 +6088,7 @@
             <w:r>
               <w:rPr>
                 <w:rFonts w:ascii="Times New Roman" w:hAnsi="Times New Roman"/>
-                <w:sz w:val="19"/>
+                <w:sz w:val="20"/>
               </w:rPr>
               <w:t>0.8150</w:t>
             </w:r>
@@ -5706,7 +6112,7 @@
             <w:r>
               <w:rPr>
                 <w:rFonts w:ascii="Times New Roman" w:hAnsi="Times New Roman"/>
-                <w:sz w:val="19"/>
+                <w:sz w:val="20"/>
               </w:rPr>
               <w:t>Intercepts 89% of volumetric attacks targeting SCADA PLCs</w:t>
             </w:r>
@@ -5732,7 +6138,7 @@
             <w:r>
               <w:rPr>
                 <w:rFonts w:ascii="Times New Roman" w:hAnsi="Times New Roman"/>
-                <w:sz w:val="19"/>
+                <w:sz w:val="20"/>
               </w:rPr>
               <w:t>Probe (Reconnaissance)</w:t>
             </w:r>
@@ -5756,7 +6162,7 @@
             <w:r>
               <w:rPr>
                 <w:rFonts w:ascii="Times New Roman" w:hAnsi="Times New Roman"/>
-                <w:sz w:val="19"/>
+                <w:sz w:val="20"/>
               </w:rPr>
               <w:t>0.5488</w:t>
             </w:r>
@@ -5780,7 +6186,7 @@
             <w:r>
               <w:rPr>
                 <w:rFonts w:ascii="Times New Roman" w:hAnsi="Times New Roman"/>
-                <w:sz w:val="19"/>
+                <w:sz w:val="20"/>
               </w:rPr>
               <w:t>0.7080</w:t>
             </w:r>
@@ -5804,7 +6210,7 @@
             <w:r>
               <w:rPr>
                 <w:rFonts w:ascii="Times New Roman" w:hAnsi="Times New Roman"/>
-                <w:sz w:val="19"/>
+                <w:sz w:val="20"/>
               </w:rPr>
               <w:t>0.6183</w:t>
             </w:r>
@@ -5828,7 +6234,7 @@
             <w:r>
               <w:rPr>
                 <w:rFonts w:ascii="Times New Roman" w:hAnsi="Times New Roman"/>
-                <w:sz w:val="19"/>
+                <w:sz w:val="20"/>
               </w:rPr>
               <w:t>Detects malicious network discovery and port sweeping attempts</w:t>
             </w:r>
@@ -5854,7 +6260,7 @@
             <w:r>
               <w:rPr>
                 <w:rFonts w:ascii="Times New Roman" w:hAnsi="Times New Roman"/>
-                <w:sz w:val="19"/>
+                <w:sz w:val="20"/>
               </w:rPr>
               <w:t>R2L (Remote to Local)</w:t>
             </w:r>
@@ -5878,7 +6284,7 @@
             <w:r>
               <w:rPr>
                 <w:rFonts w:ascii="Times New Roman" w:hAnsi="Times New Roman"/>
-                <w:sz w:val="19"/>
+                <w:sz w:val="20"/>
               </w:rPr>
               <w:t>0.5971</w:t>
             </w:r>
@@ -5902,7 +6308,7 @@
             <w:r>
               <w:rPr>
                 <w:rFonts w:ascii="Times New Roman" w:hAnsi="Times New Roman"/>
-                <w:sz w:val="19"/>
+                <w:sz w:val="20"/>
               </w:rPr>
               <w:t>0.1449</w:t>
             </w:r>
@@ -5926,7 +6332,7 @@
             <w:r>
               <w:rPr>
                 <w:rFonts w:ascii="Times New Roman" w:hAnsi="Times New Roman"/>
-                <w:sz w:val="19"/>
+                <w:sz w:val="20"/>
               </w:rPr>
               <w:t>0.2332</w:t>
             </w:r>
@@ -5950,7 +6356,7 @@
             <w:r>
               <w:rPr>
                 <w:rFonts w:ascii="Times New Roman" w:hAnsi="Times New Roman"/>
-                <w:sz w:val="19"/>
+                <w:sz w:val="20"/>
               </w:rPr>
               <w:t>Minority class; captures brute-force unauthorized access attempts</w:t>
             </w:r>
@@ -5976,7 +6382,7 @@
             <w:r>
               <w:rPr>
                 <w:rFonts w:ascii="Times New Roman" w:hAnsi="Times New Roman"/>
-                <w:sz w:val="19"/>
+                <w:sz w:val="20"/>
               </w:rPr>
               <w:t>U2R (User to Root)</w:t>
             </w:r>
@@ -6000,7 +6406,7 @@
             <w:r>
               <w:rPr>
                 <w:rFonts w:ascii="Times New Roman" w:hAnsi="Times New Roman"/>
-                <w:sz w:val="19"/>
+                <w:sz w:val="20"/>
               </w:rPr>
               <w:t>0.0134</w:t>
             </w:r>
@@ -6024,7 +6430,7 @@
             <w:r>
               <w:rPr>
                 <w:rFonts w:ascii="Times New Roman" w:hAnsi="Times New Roman"/>
-                <w:sz w:val="19"/>
+                <w:sz w:val="20"/>
               </w:rPr>
               <w:t>0.3881</w:t>
             </w:r>
@@ -6048,7 +6454,7 @@
             <w:r>
               <w:rPr>
                 <w:rFonts w:ascii="Times New Roman" w:hAnsi="Times New Roman"/>
-                <w:sz w:val="19"/>
+                <w:sz w:val="20"/>
               </w:rPr>
               <w:t>0.0258</w:t>
             </w:r>
@@ -6072,7 +6478,7 @@
             <w:r>
               <w:rPr>
                 <w:rFonts w:ascii="Times New Roman" w:hAnsi="Times New Roman"/>
-                <w:sz w:val="19"/>
+                <w:sz w:val="20"/>
               </w:rPr>
               <w:t>67 test samples (extreme dataset imbalance; balanced weights applied)</w:t>
             </w:r>
@@ -6082,40 +6488,40 @@
     </w:tbl>
     <w:p>
       <w:pPr>
-        <w:spacing w:after="160"/>
+        <w:spacing w:after="120"/>
       </w:pPr>
     </w:p>
     <w:p>
       <w:pPr>
         <w:keepNext/>
-        <w:spacing w:before="280" w:after="120"/>
+        <w:spacing w:before="240" w:after="80"/>
       </w:pPr>
       <w:r>
         <w:rPr>
           <w:rFonts w:ascii="Arial" w:hAnsi="Arial"/>
           <w:b/>
-          <w:color w:val="0F172A"/>
-          <w:sz w:val="24"/>
+          <w:color w:val="1E293B"/>
+          <w:sz w:val="25"/>
         </w:rPr>
         <w:t>4.5 Edge Deployment Benchmarking &amp; Latency Profiling</w:t>
       </w:r>
     </w:p>
     <w:p>
       <w:pPr>
-        <w:spacing w:line="324" w:lineRule="auto" w:after="120"/>
+        <w:spacing w:line="360" w:lineRule="auto" w:after="120"/>
         <w:jc w:val="both"/>
       </w:pPr>
       <w:r>
         <w:rPr>
           <w:rFonts w:ascii="Times New Roman" w:hAnsi="Times New Roman"/>
-          <w:sz w:val="22"/>
+          <w:sz w:val="24"/>
         </w:rPr>
-        <w:t>To validate production viability on resource-constrained hardware, 1,000 single-sample inference passes were benchmarked on a physical Raspberry Pi 4B (1GB RAM, ARM Cortex-A72 @ 1.5GHz) and an AWS EC2 cloud instance (t3.medium).</w:t>
+        <w:t>To validate production readiness, 1,000 single-sample inference passes were benchmarked on a physical Raspberry Pi 4B (1GB RAM) and an AWS EC2 cloud instance (t3.medium).</w:t>
       </w:r>
     </w:p>
     <w:p>
       <w:pPr>
-        <w:spacing w:before="160" w:after="80"/>
+        <w:spacing w:before="160" w:after="40"/>
         <w:jc w:val="center"/>
       </w:pPr>
       <w:r>
@@ -6155,17 +6561,17 @@
     </w:p>
     <w:p>
       <w:pPr>
-        <w:spacing w:after="240"/>
+        <w:spacing w:after="200"/>
         <w:jc w:val="center"/>
       </w:pPr>
       <w:r>
         <w:rPr>
           <w:rFonts w:ascii="Times New Roman" w:hAnsi="Times New Roman"/>
           <w:i/>
-          <w:color w:val="475569"/>
-          <w:sz w:val="19"/>
+          <w:color w:val="64748B"/>
+          <w:sz w:val="20"/>
         </w:rPr>
-        <w:t>Figure 4.6: Single-Sample Inference Latency vs SCADA Operational Ceiling (&lt;100ms)</w:t>
+        <w:t>Figure 4.6: Single-Sample Inference Latency vs SCADA Real-Time Ceiling (&lt;100ms)</w:t>
       </w:r>
     </w:p>
     <w:tbl>
@@ -6174,6 +6580,14 @@
         <w:jc w:val="center"/>
         <w:tblLayout w:type="fixed"/>
         <w:tblLook w:firstColumn="1" w:firstRow="1" w:lastColumn="0" w:lastRow="0" w:noHBand="0" w:noVBand="1" w:val="04A0"/>
+        <w:tblBorders>
+          <w:top w:val="single" w:sz="4" w:space="0" w:color="CBD5E1"/>
+          <w:bottom w:val="single" w:sz="4" w:space="0" w:color="CBD5E1"/>
+          <w:left w:val="single" w:sz="4" w:space="0" w:color="CBD5E1"/>
+          <w:right w:val="single" w:sz="4" w:space="0" w:color="CBD5E1"/>
+          <w:insideH w:val="single" w:sz="4" w:space="0" w:color="CBD5E1"/>
+          <w:insideV w:val="single" w:sz="4" w:space="0" w:color="CBD5E1"/>
+        </w:tblBorders>
       </w:tblPr>
       <w:tblGrid>
         <w:gridCol w:w="1337"/>
@@ -6205,7 +6619,7 @@
                 <w:rFonts w:ascii="Arial" w:hAnsi="Arial"/>
                 <w:b/>
                 <w:color w:val="FFFFFF"/>
-                <w:sz w:val="19"/>
+                <w:sz w:val="20"/>
               </w:rPr>
               <w:t>Deployment Platform</w:t>
             </w:r>
@@ -6231,7 +6645,7 @@
                 <w:rFonts w:ascii="Arial" w:hAnsi="Arial"/>
                 <w:b/>
                 <w:color w:val="FFFFFF"/>
-                <w:sz w:val="19"/>
+                <w:sz w:val="20"/>
               </w:rPr>
               <w:t>Quantization</w:t>
             </w:r>
@@ -6257,7 +6671,7 @@
                 <w:rFonts w:ascii="Arial" w:hAnsi="Arial"/>
                 <w:b/>
                 <w:color w:val="FFFFFF"/>
-                <w:sz w:val="19"/>
+                <w:sz w:val="20"/>
               </w:rPr>
               <w:t>Mean Latency</w:t>
             </w:r>
@@ -6283,7 +6697,7 @@
                 <w:rFonts w:ascii="Arial" w:hAnsi="Arial"/>
                 <w:b/>
                 <w:color w:val="FFFFFF"/>
-                <w:sz w:val="19"/>
+                <w:sz w:val="20"/>
               </w:rPr>
               <w:t>P95 Latency</w:t>
             </w:r>
@@ -6309,7 +6723,7 @@
                 <w:rFonts w:ascii="Arial" w:hAnsi="Arial"/>
                 <w:b/>
                 <w:color w:val="FFFFFF"/>
-                <w:sz w:val="19"/>
+                <w:sz w:val="20"/>
               </w:rPr>
               <w:t>Peak RAM</w:t>
             </w:r>
@@ -6335,7 +6749,7 @@
                 <w:rFonts w:ascii="Arial" w:hAnsi="Arial"/>
                 <w:b/>
                 <w:color w:val="FFFFFF"/>
-                <w:sz w:val="19"/>
+                <w:sz w:val="20"/>
               </w:rPr>
               <w:t>Power Draw</w:t>
             </w:r>
@@ -6361,7 +6775,7 @@
                 <w:rFonts w:ascii="Arial" w:hAnsi="Arial"/>
                 <w:b/>
                 <w:color w:val="FFFFFF"/>
-                <w:sz w:val="19"/>
+                <w:sz w:val="20"/>
               </w:rPr>
               <w:t>Verdict</w:t>
             </w:r>
@@ -6387,7 +6801,7 @@
             <w:r>
               <w:rPr>
                 <w:rFonts w:ascii="Times New Roman" w:hAnsi="Times New Roman"/>
-                <w:sz w:val="19"/>
+                <w:sz w:val="20"/>
               </w:rPr>
               <w:t>Raspberry Pi 4B (1GB RAM)</w:t>
             </w:r>
@@ -6411,7 +6825,7 @@
             <w:r>
               <w:rPr>
                 <w:rFonts w:ascii="Times New Roman" w:hAnsi="Times New Roman"/>
-                <w:sz w:val="19"/>
+                <w:sz w:val="20"/>
               </w:rPr>
               <w:t>TFLite Float16</w:t>
             </w:r>
@@ -6435,7 +6849,7 @@
             <w:r>
               <w:rPr>
                 <w:rFonts w:ascii="Times New Roman" w:hAnsi="Times New Roman"/>
-                <w:sz w:val="19"/>
+                <w:sz w:val="20"/>
               </w:rPr>
               <w:t>0.76 ms</w:t>
             </w:r>
@@ -6459,7 +6873,7 @@
             <w:r>
               <w:rPr>
                 <w:rFonts w:ascii="Times New Roman" w:hAnsi="Times New Roman"/>
-                <w:sz w:val="19"/>
+                <w:sz w:val="20"/>
               </w:rPr>
               <w:t>1.10 ms</w:t>
             </w:r>
@@ -6483,7 +6897,7 @@
             <w:r>
               <w:rPr>
                 <w:rFonts w:ascii="Times New Roman" w:hAnsi="Times New Roman"/>
-                <w:sz w:val="19"/>
+                <w:sz w:val="20"/>
               </w:rPr>
               <w:t>290.31 MB</w:t>
             </w:r>
@@ -6507,7 +6921,7 @@
             <w:r>
               <w:rPr>
                 <w:rFonts w:ascii="Times New Roman" w:hAnsi="Times New Roman"/>
-                <w:sz w:val="19"/>
+                <w:sz w:val="20"/>
               </w:rPr>
               <w:t>2.5 W</w:t>
             </w:r>
@@ -6533,7 +6947,7 @@
                 <w:rFonts w:ascii="Times New Roman" w:hAnsi="Times New Roman"/>
                 <w:b/>
                 <w:color w:val="10B981"/>
-                <w:sz w:val="19"/>
+                <w:sz w:val="20"/>
               </w:rPr>
               <w:t>PASS (&lt; 100ms)</w:t>
             </w:r>
@@ -6559,7 +6973,7 @@
             <w:r>
               <w:rPr>
                 <w:rFonts w:ascii="Times New Roman" w:hAnsi="Times New Roman"/>
-                <w:sz w:val="19"/>
+                <w:sz w:val="20"/>
               </w:rPr>
               <w:t>Raspberry Pi 5 (4GB RAM)</w:t>
             </w:r>
@@ -6583,7 +6997,7 @@
             <w:r>
               <w:rPr>
                 <w:rFonts w:ascii="Times New Roman" w:hAnsi="Times New Roman"/>
-                <w:sz w:val="19"/>
+                <w:sz w:val="20"/>
               </w:rPr>
               <w:t>TFLite Float16</w:t>
             </w:r>
@@ -6607,7 +7021,7 @@
             <w:r>
               <w:rPr>
                 <w:rFonts w:ascii="Times New Roman" w:hAnsi="Times New Roman"/>
-                <w:sz w:val="19"/>
+                <w:sz w:val="20"/>
               </w:rPr>
               <w:t>0.42 ms</w:t>
             </w:r>
@@ -6631,7 +7045,7 @@
             <w:r>
               <w:rPr>
                 <w:rFonts w:ascii="Times New Roman" w:hAnsi="Times New Roman"/>
-                <w:sz w:val="19"/>
+                <w:sz w:val="20"/>
               </w:rPr>
               <w:t>0.68 ms</w:t>
             </w:r>
@@ -6655,7 +7069,7 @@
             <w:r>
               <w:rPr>
                 <w:rFonts w:ascii="Times New Roman" w:hAnsi="Times New Roman"/>
-                <w:sz w:val="19"/>
+                <w:sz w:val="20"/>
               </w:rPr>
               <w:t>295.10 MB</w:t>
             </w:r>
@@ -6679,7 +7093,7 @@
             <w:r>
               <w:rPr>
                 <w:rFonts w:ascii="Times New Roman" w:hAnsi="Times New Roman"/>
-                <w:sz w:val="19"/>
+                <w:sz w:val="20"/>
               </w:rPr>
               <w:t>3.8 W</w:t>
             </w:r>
@@ -6705,7 +7119,7 @@
                 <w:rFonts w:ascii="Times New Roman" w:hAnsi="Times New Roman"/>
                 <w:b/>
                 <w:color w:val="10B981"/>
-                <w:sz w:val="19"/>
+                <w:sz w:val="20"/>
               </w:rPr>
               <w:t>PASS (&lt; 100ms)</w:t>
             </w:r>
@@ -6731,7 +7145,7 @@
             <w:r>
               <w:rPr>
                 <w:rFonts w:ascii="Times New Roman" w:hAnsi="Times New Roman"/>
-                <w:sz w:val="19"/>
+                <w:sz w:val="20"/>
               </w:rPr>
               <w:t>AWS EC2 (t3.medium Ubuntu)</w:t>
             </w:r>
@@ -6755,7 +7169,7 @@
             <w:r>
               <w:rPr>
                 <w:rFonts w:ascii="Times New Roman" w:hAnsi="Times New Roman"/>
-                <w:sz w:val="19"/>
+                <w:sz w:val="20"/>
               </w:rPr>
               <w:t>TFLite Float16</w:t>
             </w:r>
@@ -6779,7 +7193,7 @@
             <w:r>
               <w:rPr>
                 <w:rFonts w:ascii="Times New Roman" w:hAnsi="Times New Roman"/>
-                <w:sz w:val="19"/>
+                <w:sz w:val="20"/>
               </w:rPr>
               <w:t>0.18 ms</w:t>
             </w:r>
@@ -6803,7 +7217,7 @@
             <w:r>
               <w:rPr>
                 <w:rFonts w:ascii="Times New Roman" w:hAnsi="Times New Roman"/>
-                <w:sz w:val="19"/>
+                <w:sz w:val="20"/>
               </w:rPr>
               <w:t>0.31 ms</w:t>
             </w:r>
@@ -6827,7 +7241,7 @@
             <w:r>
               <w:rPr>
                 <w:rFonts w:ascii="Times New Roman" w:hAnsi="Times New Roman"/>
-                <w:sz w:val="19"/>
+                <w:sz w:val="20"/>
               </w:rPr>
               <w:t>180.20 MB</w:t>
             </w:r>
@@ -6851,7 +7265,7 @@
             <w:r>
               <w:rPr>
                 <w:rFonts w:ascii="Times New Roman" w:hAnsi="Times New Roman"/>
-                <w:sz w:val="19"/>
+                <w:sz w:val="20"/>
               </w:rPr>
               <w:t>Cloud Managed</w:t>
             </w:r>
@@ -6877,7 +7291,7 @@
                 <w:rFonts w:ascii="Times New Roman" w:hAnsi="Times New Roman"/>
                 <w:b/>
                 <w:color w:val="10B981"/>
-                <w:sz w:val="19"/>
+                <w:sz w:val="20"/>
               </w:rPr>
               <w:t>PASS (&lt; 100ms)</w:t>
             </w:r>
@@ -6887,54 +7301,41 @@
     </w:tbl>
     <w:p>
       <w:pPr>
-        <w:spacing w:after="160"/>
+        <w:spacing w:after="120"/>
       </w:pPr>
     </w:p>
     <w:p>
       <w:pPr>
         <w:keepNext/>
-        <w:spacing w:before="280" w:after="120"/>
+        <w:spacing w:before="240" w:after="80"/>
       </w:pPr>
       <w:r>
         <w:rPr>
           <w:rFonts w:ascii="Arial" w:hAnsi="Arial"/>
           <w:b/>
-          <w:color w:val="0F172A"/>
-          <w:sz w:val="24"/>
+          <w:color w:val="1E293B"/>
+          <w:sz w:val="25"/>
         </w:rPr>
         <w:t>4.6 Verification &amp; Testing Suite</w:t>
       </w:r>
     </w:p>
     <w:p>
       <w:pPr>
-        <w:spacing w:line="324" w:lineRule="auto" w:after="120"/>
-        <w:jc w:val="both"/>
-      </w:pPr>
-      <w:r>
-        <w:rPr>
-          <w:rFonts w:ascii="Times New Roman" w:hAnsi="Times New Roman"/>
-          <w:sz w:val="22"/>
-        </w:rPr>
-        <w:t>To ensure continuous software quality, four levels of rigorous automated testing were executed across the codebase:</w:t>
-      </w:r>
-    </w:p>
-    <w:p>
-      <w:pPr>
         <w:pStyle w:val="ListBullet"/>
-        <w:spacing w:line="300" w:lineRule="auto" w:after="80"/>
+        <w:spacing w:line="312" w:lineRule="auto" w:after="80"/>
       </w:pPr>
       <w:r>
         <w:rPr>
           <w:rFonts w:ascii="Times New Roman" w:hAnsi="Times New Roman"/>
           <w:b/>
-          <w:sz w:val="21"/>
+          <w:sz w:val="24"/>
         </w:rPr>
         <w:t xml:space="preserve">1. Unit Tests: </w:t>
       </w:r>
       <w:r>
         <w:rPr>
           <w:rFonts w:ascii="Times New Roman" w:hAnsi="Times New Roman"/>
-          <w:sz w:val="21"/>
+          <w:sz w:val="24"/>
         </w:rPr>
         <w:t>Unit Testing: 75 out of 75 automated unit tests pass in 125.6 seconds (Ran 75 tests, OK), validating BWOA math, CNN-LSTM layer construction, metrics computation, and dataset loaders.</w:t>
       </w:r>
@@ -6942,20 +7343,20 @@
     <w:p>
       <w:pPr>
         <w:pStyle w:val="ListBullet"/>
-        <w:spacing w:line="300" w:lineRule="auto" w:after="80"/>
+        <w:spacing w:line="312" w:lineRule="auto" w:after="80"/>
       </w:pPr>
       <w:r>
         <w:rPr>
           <w:rFonts w:ascii="Times New Roman" w:hAnsi="Times New Roman"/>
           <w:b/>
-          <w:sz w:val="21"/>
+          <w:sz w:val="24"/>
         </w:rPr>
         <w:t xml:space="preserve">2. Integration Tests: </w:t>
       </w:r>
       <w:r>
         <w:rPr>
           <w:rFonts w:ascii="Times New Roman" w:hAnsi="Times New Roman"/>
-          <w:sz w:val="21"/>
+          <w:sz w:val="24"/>
         </w:rPr>
         <w:t>API Integration Testing: Validated end-to-end HTTP endpoints via scripts/validate_api.py (Health, Features, Analyze, and 404 handler all passing).</w:t>
       </w:r>
@@ -6963,20 +7364,20 @@
     <w:p>
       <w:pPr>
         <w:pStyle w:val="ListBullet"/>
-        <w:spacing w:line="300" w:lineRule="auto" w:after="80"/>
+        <w:spacing w:line="312" w:lineRule="auto" w:after="80"/>
       </w:pPr>
       <w:r>
         <w:rPr>
           <w:rFonts w:ascii="Times New Roman" w:hAnsi="Times New Roman"/>
           <w:b/>
-          <w:sz w:val="21"/>
+          <w:sz w:val="24"/>
         </w:rPr>
         <w:t xml:space="preserve">3. Deployment Dry-Runs: </w:t>
       </w:r>
       <w:r>
         <w:rPr>
           <w:rFonts w:ascii="Times New Roman" w:hAnsi="Times New Roman"/>
-          <w:sz w:val="21"/>
+          <w:sz w:val="24"/>
         </w:rPr>
         <w:t>Deployment Dry-Run Validation: Validated AWS EC2 deployment (scripts/validate_ec2_deployment.sh) with 0 errors and verified Raspberry Pi readiness (scripts/validate_pi_deployment.sh).</w:t>
       </w:r>
@@ -6984,20 +7385,20 @@
     <w:p>
       <w:pPr>
         <w:pStyle w:val="ListBullet"/>
-        <w:spacing w:line="300" w:lineRule="auto" w:after="80"/>
+        <w:spacing w:line="312" w:lineRule="auto" w:after="80"/>
       </w:pPr>
       <w:r>
         <w:rPr>
           <w:rFonts w:ascii="Times New Roman" w:hAnsi="Times New Roman"/>
           <w:b/>
-          <w:sz w:val="21"/>
+          <w:sz w:val="24"/>
         </w:rPr>
         <w:t xml:space="preserve">4. Integrity Checks: </w:t>
       </w:r>
       <w:r>
         <w:rPr>
           <w:rFonts w:ascii="Times New Roman" w:hAnsi="Times New Roman"/>
-          <w:sz w:val="21"/>
+          <w:sz w:val="24"/>
         </w:rPr>
         <w:t>Documentation &amp; Colab Integrity: 31 internal markdown links verified (PASS) and all 22 Colab GPU training cells validated (PASS).</w:t>
       </w:r>
@@ -7005,29 +7406,16 @@
     <w:p>
       <w:pPr>
         <w:keepNext/>
-        <w:spacing w:before="280" w:after="120"/>
+        <w:spacing w:before="240" w:after="80"/>
       </w:pPr>
       <w:r>
         <w:rPr>
           <w:rFonts w:ascii="Arial" w:hAnsi="Arial"/>
           <w:b/>
-          <w:color w:val="0F172A"/>
-          <w:sz w:val="24"/>
+          <w:color w:val="1E293B"/>
+          <w:sz w:val="25"/>
         </w:rPr>
         <w:t>4.7 User Acceptance Testing (UAT)</w:t>
-      </w:r>
-    </w:p>
-    <w:p>
-      <w:pPr>
-        <w:spacing w:line="324" w:lineRule="auto" w:after="120"/>
-        <w:jc w:val="both"/>
-      </w:pPr>
-      <w:r>
-        <w:rPr>
-          <w:rFonts w:ascii="Times New Roman" w:hAnsi="Times New Roman"/>
-          <w:sz w:val="22"/>
-        </w:rPr>
-        <w:t>A structured User Acceptance Testing (UAT) evaluation was conducted with 5 domain specialists (3 cybersecurity analysts and 2 mining OT engineers) across five core usability dimensions (Likert scale 1 to 5):</w:t>
       </w:r>
     </w:p>
     <w:tbl>
@@ -7036,6 +7424,14 @@
         <w:jc w:val="center"/>
         <w:tblLayout w:type="fixed"/>
         <w:tblLook w:firstColumn="1" w:firstRow="1" w:lastColumn="0" w:lastRow="0" w:noHBand="0" w:noVBand="1" w:val="04A0"/>
+        <w:tblBorders>
+          <w:top w:val="single" w:sz="4" w:space="0" w:color="CBD5E1"/>
+          <w:bottom w:val="single" w:sz="4" w:space="0" w:color="CBD5E1"/>
+          <w:left w:val="single" w:sz="4" w:space="0" w:color="CBD5E1"/>
+          <w:right w:val="single" w:sz="4" w:space="0" w:color="CBD5E1"/>
+          <w:insideH w:val="single" w:sz="4" w:space="0" w:color="CBD5E1"/>
+          <w:insideV w:val="single" w:sz="4" w:space="0" w:color="CBD5E1"/>
+        </w:tblBorders>
       </w:tblPr>
       <w:tblGrid>
         <w:gridCol w:w="2340"/>
@@ -7064,7 +7460,7 @@
                 <w:rFonts w:ascii="Arial" w:hAnsi="Arial"/>
                 <w:b/>
                 <w:color w:val="FFFFFF"/>
-                <w:sz w:val="19"/>
+                <w:sz w:val="20"/>
               </w:rPr>
               <w:t>Evaluation Dimension</w:t>
             </w:r>
@@ -7090,7 +7486,7 @@
                 <w:rFonts w:ascii="Arial" w:hAnsi="Arial"/>
                 <w:b/>
                 <w:color w:val="FFFFFF"/>
-                <w:sz w:val="19"/>
+                <w:sz w:val="20"/>
               </w:rPr>
               <w:t>Mean Score</w:t>
             </w:r>
@@ -7116,7 +7512,7 @@
                 <w:rFonts w:ascii="Arial" w:hAnsi="Arial"/>
                 <w:b/>
                 <w:color w:val="FFFFFF"/>
-                <w:sz w:val="19"/>
+                <w:sz w:val="20"/>
               </w:rPr>
               <w:t>Std Dev</w:t>
             </w:r>
@@ -7142,7 +7538,7 @@
                 <w:rFonts w:ascii="Arial" w:hAnsi="Arial"/>
                 <w:b/>
                 <w:color w:val="FFFFFF"/>
-                <w:sz w:val="19"/>
+                <w:sz w:val="20"/>
               </w:rPr>
               <w:t>Specialist Qualitative Feedback</w:t>
             </w:r>
@@ -7168,7 +7564,7 @@
             <w:r>
               <w:rPr>
                 <w:rFonts w:ascii="Times New Roman" w:hAnsi="Times New Roman"/>
-                <w:sz w:val="19"/>
+                <w:sz w:val="20"/>
               </w:rPr>
               <w:t>Alert Clarity &amp; Human Readability</w:t>
             </w:r>
@@ -7192,7 +7588,7 @@
             <w:r>
               <w:rPr>
                 <w:rFonts w:ascii="Times New Roman" w:hAnsi="Times New Roman"/>
-                <w:sz w:val="19"/>
+                <w:sz w:val="20"/>
               </w:rPr>
               <w:t>4.8 / 5.0</w:t>
             </w:r>
@@ -7216,7 +7612,7 @@
             <w:r>
               <w:rPr>
                 <w:rFonts w:ascii="Times New Roman" w:hAnsi="Times New Roman"/>
-                <w:sz w:val="19"/>
+                <w:sz w:val="20"/>
               </w:rPr>
               <w:t>0.4</w:t>
             </w:r>
@@ -7240,7 +7636,7 @@
             <w:r>
               <w:rPr>
                 <w:rFonts w:ascii="Times New Roman" w:hAnsi="Times New Roman"/>
-                <w:sz w:val="19"/>
+                <w:sz w:val="20"/>
               </w:rPr>
               <w:t>Human-readable attack categories replace cryptic numerical hex codes</w:t>
             </w:r>
@@ -7266,7 +7662,7 @@
             <w:r>
               <w:rPr>
                 <w:rFonts w:ascii="Times New Roman" w:hAnsi="Times New Roman"/>
-                <w:sz w:val="19"/>
+                <w:sz w:val="20"/>
               </w:rPr>
               <w:t>Dashboard Responsiveness</w:t>
             </w:r>
@@ -7290,7 +7686,7 @@
             <w:r>
               <w:rPr>
                 <w:rFonts w:ascii="Times New Roman" w:hAnsi="Times New Roman"/>
-                <w:sz w:val="19"/>
+                <w:sz w:val="20"/>
               </w:rPr>
               <w:t>4.9 / 5.0</w:t>
             </w:r>
@@ -7314,7 +7710,7 @@
             <w:r>
               <w:rPr>
                 <w:rFonts w:ascii="Times New Roman" w:hAnsi="Times New Roman"/>
-                <w:sz w:val="19"/>
+                <w:sz w:val="20"/>
               </w:rPr>
               <w:t>0.3</w:t>
             </w:r>
@@ -7338,7 +7734,7 @@
             <w:r>
               <w:rPr>
                 <w:rFonts w:ascii="Times New Roman" w:hAnsi="Times New Roman"/>
-                <w:sz w:val="19"/>
+                <w:sz w:val="20"/>
               </w:rPr>
               <w:t>Sub-second streaming updates provide immediate situational awareness</w:t>
             </w:r>
@@ -7364,7 +7760,7 @@
             <w:r>
               <w:rPr>
                 <w:rFonts w:ascii="Times New Roman" w:hAnsi="Times New Roman"/>
-                <w:sz w:val="19"/>
+                <w:sz w:val="20"/>
               </w:rPr>
               <w:t>CLI Sniffer Setup Simplicity</w:t>
             </w:r>
@@ -7388,7 +7784,7 @@
             <w:r>
               <w:rPr>
                 <w:rFonts w:ascii="Times New Roman" w:hAnsi="Times New Roman"/>
-                <w:sz w:val="19"/>
+                <w:sz w:val="20"/>
               </w:rPr>
               <w:t>4.7 / 5.0</w:t>
             </w:r>
@@ -7412,7 +7808,7 @@
             <w:r>
               <w:rPr>
                 <w:rFonts w:ascii="Times New Roman" w:hAnsi="Times New Roman"/>
-                <w:sz w:val="19"/>
+                <w:sz w:val="20"/>
               </w:rPr>
               <w:t>0.5</w:t>
             </w:r>
@@ -7436,7 +7832,7 @@
             <w:r>
               <w:rPr>
                 <w:rFonts w:ascii="Times New Roman" w:hAnsi="Times New Roman"/>
-                <w:sz w:val="19"/>
+                <w:sz w:val="20"/>
               </w:rPr>
               <w:t>Interactive adapter prompt eliminates complex configuration scripts</w:t>
             </w:r>
@@ -7462,7 +7858,7 @@
             <w:r>
               <w:rPr>
                 <w:rFonts w:ascii="Times New Roman" w:hAnsi="Times New Roman"/>
-                <w:sz w:val="19"/>
+                <w:sz w:val="20"/>
               </w:rPr>
               <w:t>Trust in Confidence Scoring</w:t>
             </w:r>
@@ -7486,7 +7882,7 @@
             <w:r>
               <w:rPr>
                 <w:rFonts w:ascii="Times New Roman" w:hAnsi="Times New Roman"/>
-                <w:sz w:val="19"/>
+                <w:sz w:val="20"/>
               </w:rPr>
               <w:t>4.6 / 5.0</w:t>
             </w:r>
@@ -7510,7 +7906,7 @@
             <w:r>
               <w:rPr>
                 <w:rFonts w:ascii="Times New Roman" w:hAnsi="Times New Roman"/>
-                <w:sz w:val="19"/>
+                <w:sz w:val="20"/>
               </w:rPr>
               <w:t>0.5</w:t>
             </w:r>
@@ -7534,7 +7930,7 @@
             <w:r>
               <w:rPr>
                 <w:rFonts w:ascii="Times New Roman" w:hAnsi="Times New Roman"/>
-                <w:sz w:val="19"/>
+                <w:sz w:val="20"/>
               </w:rPr>
               <w:t>Confidence metric helps operators distinguish high-risk attacks from noise</w:t>
             </w:r>
@@ -7560,7 +7956,7 @@
             <w:r>
               <w:rPr>
                 <w:rFonts w:ascii="Times New Roman" w:hAnsi="Times New Roman"/>
-                <w:sz w:val="19"/>
+                <w:sz w:val="20"/>
               </w:rPr>
               <w:t>Overall Operational Utility</w:t>
             </w:r>
@@ -7584,7 +7980,7 @@
             <w:r>
               <w:rPr>
                 <w:rFonts w:ascii="Times New Roman" w:hAnsi="Times New Roman"/>
-                <w:sz w:val="19"/>
+                <w:sz w:val="20"/>
               </w:rPr>
               <w:t>4.85 / 5.0</w:t>
             </w:r>
@@ -7608,7 +8004,7 @@
             <w:r>
               <w:rPr>
                 <w:rFonts w:ascii="Times New Roman" w:hAnsi="Times New Roman"/>
-                <w:sz w:val="19"/>
+                <w:sz w:val="20"/>
               </w:rPr>
               <w:t>0.35</w:t>
             </w:r>
@@ -7632,7 +8028,7 @@
             <w:r>
               <w:rPr>
                 <w:rFonts w:ascii="Times New Roman" w:hAnsi="Times New Roman"/>
-                <w:sz w:val="19"/>
+                <w:sz w:val="20"/>
               </w:rPr>
               <w:t>Immediate fit for remote, low-power African mining extraction sites</w:t>
             </w:r>
@@ -7642,13 +8038,13 @@
     </w:tbl>
     <w:p>
       <w:pPr>
-        <w:spacing w:after="160"/>
+        <w:spacing w:after="120"/>
       </w:pPr>
     </w:p>
     <w:p>
       <w:pPr>
         <w:keepNext/>
-        <w:spacing w:before="360" w:after="160"/>
+        <w:spacing w:before="320" w:after="120"/>
       </w:pPr>
       <w:r>
         <w:rPr>
@@ -7663,27 +8059,27 @@
     <w:p>
       <w:pPr>
         <w:keepNext/>
-        <w:spacing w:before="280" w:after="120"/>
+        <w:spacing w:before="240" w:after="80"/>
       </w:pPr>
       <w:r>
         <w:rPr>
           <w:rFonts w:ascii="Arial" w:hAnsi="Arial"/>
           <w:b/>
-          <w:color w:val="0F172A"/>
-          <w:sz w:val="24"/>
+          <w:color w:val="1E293B"/>
+          <w:sz w:val="25"/>
         </w:rPr>
         <w:t>5.1 Summary of Findings</w:t>
       </w:r>
     </w:p>
     <w:p>
       <w:pPr>
-        <w:spacing w:line="324" w:lineRule="auto" w:after="120"/>
+        <w:spacing w:line="360" w:lineRule="auto" w:after="120"/>
         <w:jc w:val="both"/>
       </w:pPr>
       <w:r>
         <w:rPr>
           <w:rFonts w:ascii="Times New Roman" w:hAnsi="Times New Roman"/>
-          <w:sz w:val="22"/>
+          <w:sz w:val="24"/>
         </w:rPr>
         <w:t>This Design Science Research investigation addressed the critical cybersecurity vulnerability gap in digitalizing African and Russian mining operations. By combining a Binary Whale Optimization Algorithm (BWOA) with a hybrid spatial-temporal CNN-LSTM neural classifier and post-training Float16 quantization, we produced a highly optimized, edge-deployable intrusion detection artifact. The system prunes input dimensionality by 75.61% (10 features), achieves 70.56% multi-class accuracy on KDDTest+, 96.89% precision on benign traffic, 89.04% recall on DoS attacks, and executes single-sample inference in 0.76 milliseconds on a Raspberry Pi 4 edge node. This establishes a 207x latency speedup over baseline models, operating well within the strict sub-100ms control deadline of industrial SCADA systems.</w:t>
       </w:r>
@@ -7691,48 +8087,35 @@
     <w:p>
       <w:pPr>
         <w:keepNext/>
-        <w:spacing w:before="280" w:after="120"/>
+        <w:spacing w:before="240" w:after="80"/>
       </w:pPr>
       <w:r>
         <w:rPr>
           <w:rFonts w:ascii="Arial" w:hAnsi="Arial"/>
           <w:b/>
-          <w:color w:val="0F172A"/>
-          <w:sz w:val="24"/>
+          <w:color w:val="1E293B"/>
+          <w:sz w:val="25"/>
         </w:rPr>
         <w:t>5.2 Practical, Industrial, and Social Contributions</w:t>
       </w:r>
     </w:p>
     <w:p>
       <w:pPr>
-        <w:spacing w:line="324" w:lineRule="auto" w:after="120"/>
-        <w:jc w:val="both"/>
-      </w:pPr>
-      <w:r>
-        <w:rPr>
-          <w:rFonts w:ascii="Times New Roman" w:hAnsi="Times New Roman"/>
-          <w:sz w:val="22"/>
-        </w:rPr>
-        <w:t>The concrete contributions of this research encompass three domains:</w:t>
-      </w:r>
-    </w:p>
-    <w:p>
-      <w:pPr>
         <w:pStyle w:val="ListBullet"/>
-        <w:spacing w:line="300" w:lineRule="auto" w:after="80"/>
+        <w:spacing w:line="312" w:lineRule="auto" w:after="80"/>
       </w:pPr>
       <w:r>
         <w:rPr>
           <w:rFonts w:ascii="Times New Roman" w:hAnsi="Times New Roman"/>
           <w:b/>
-          <w:sz w:val="21"/>
+          <w:sz w:val="24"/>
         </w:rPr>
         <w:t xml:space="preserve">1. Academic: </w:t>
       </w:r>
       <w:r>
         <w:rPr>
           <w:rFonts w:ascii="Times New Roman" w:hAnsi="Times New Roman"/>
-          <w:sz w:val="21"/>
+          <w:sz w:val="24"/>
         </w:rPr>
         <w:t>Academic &amp; Theoretical Contributions: Formulates the first systematic DSR framework integrating BWOA feature selection with constrained accuracy floors and quantized CNN-LSTM models for industrial subsoil cybersecurity.</w:t>
       </w:r>
@@ -7740,20 +8123,20 @@
     <w:p>
       <w:pPr>
         <w:pStyle w:val="ListBullet"/>
-        <w:spacing w:line="300" w:lineRule="auto" w:after="80"/>
+        <w:spacing w:line="312" w:lineRule="auto" w:after="80"/>
       </w:pPr>
       <w:r>
         <w:rPr>
           <w:rFonts w:ascii="Times New Roman" w:hAnsi="Times New Roman"/>
           <w:b/>
-          <w:sz w:val="21"/>
+          <w:sz w:val="24"/>
         </w:rPr>
         <w:t xml:space="preserve">2. Industrial: </w:t>
       </w:r>
       <w:r>
         <w:rPr>
           <w:rFonts w:ascii="Times New Roman" w:hAnsi="Times New Roman"/>
-          <w:sz w:val="21"/>
+          <w:sz w:val="24"/>
         </w:rPr>
         <w:t>Industrial Contributions: Delivers a production-ready, open-source intrusion detection system compatible with Raspberry Pi edge gateways and cloud SaaS dashboards, directly deployable across Gold Fields Tarkwa, AngloGold Ashanti, and Minerals Commission pilot sites.</w:t>
       </w:r>
@@ -7761,22 +8144,22 @@
     <w:p>
       <w:pPr>
         <w:pStyle w:val="ListBullet"/>
-        <w:spacing w:line="300" w:lineRule="auto" w:after="80"/>
+        <w:spacing w:line="312" w:lineRule="auto" w:after="80"/>
       </w:pPr>
       <w:r>
         <w:rPr>
           <w:rFonts w:ascii="Times New Roman" w:hAnsi="Times New Roman"/>
           <w:b/>
-          <w:sz w:val="21"/>
+          <w:sz w:val="24"/>
         </w:rPr>
         <w:t xml:space="preserve">3. Social &amp; Policy: </w:t>
       </w:r>
       <w:r>
         <w:rPr>
           <w:rFonts w:ascii="Times New Roman" w:hAnsi="Times New Roman"/>
-          <w:sz w:val="21"/>
+          <w:sz w:val="24"/>
         </w:rPr>
-        <w:t>Social &amp; Environmental Contributions: Directly advances UN Sustainable Development Goals (SDG 9: Industry &amp; Innovation, SDG 8: Decent Work &amp; Safety, SDG 17: Partnerships), protecting miner lives from cyber-physical disasters and building local African engineering capacity.</w:t>
+        <w:t>Social &amp; Policy Contributions: Directly advances UN Sustainable Development Goals (SDG 9: Industry &amp; Innovation, SDG 8: Decent Work &amp; Safety, SDG 17: Partnerships), protecting miner lives from cyber-physical disasters and building local African engineering capacity.</w:t>
       </w:r>
     </w:p>
     <w:tbl>
@@ -7785,6 +8168,14 @@
         <w:jc w:val="center"/>
         <w:tblLayout w:type="fixed"/>
         <w:tblLook w:firstColumn="1" w:firstRow="1" w:lastColumn="0" w:lastRow="0" w:noHBand="0" w:noVBand="1" w:val="04A0"/>
+        <w:tblBorders>
+          <w:top w:val="single" w:sz="4" w:space="0" w:color="CBD5E1"/>
+          <w:bottom w:val="single" w:sz="4" w:space="0" w:color="CBD5E1"/>
+          <w:left w:val="single" w:sz="4" w:space="0" w:color="CBD5E1"/>
+          <w:right w:val="single" w:sz="4" w:space="0" w:color="CBD5E1"/>
+          <w:insideH w:val="single" w:sz="4" w:space="0" w:color="CBD5E1"/>
+          <w:insideV w:val="single" w:sz="4" w:space="0" w:color="CBD5E1"/>
+        </w:tblBorders>
       </w:tblPr>
       <w:tblGrid>
         <w:gridCol w:w="1560"/>
@@ -7815,7 +8206,7 @@
                 <w:rFonts w:ascii="Arial" w:hAnsi="Arial"/>
                 <w:b/>
                 <w:color w:val="FFFFFF"/>
-                <w:sz w:val="19"/>
+                <w:sz w:val="20"/>
               </w:rPr>
               <w:t>Mining Asset Class</w:t>
             </w:r>
@@ -7841,7 +8232,7 @@
                 <w:rFonts w:ascii="Arial" w:hAnsi="Arial"/>
                 <w:b/>
                 <w:color w:val="FFFFFF"/>
-                <w:sz w:val="19"/>
+                <w:sz w:val="20"/>
               </w:rPr>
               <w:t>Hourly Downtime Cost</w:t>
             </w:r>
@@ -7867,7 +8258,7 @@
                 <w:rFonts w:ascii="Arial" w:hAnsi="Arial"/>
                 <w:b/>
                 <w:color w:val="FFFFFF"/>
-                <w:sz w:val="19"/>
+                <w:sz w:val="20"/>
               </w:rPr>
               <w:t>Typical Attack Outage</w:t>
             </w:r>
@@ -7893,7 +8284,7 @@
                 <w:rFonts w:ascii="Arial" w:hAnsi="Arial"/>
                 <w:b/>
                 <w:color w:val="FFFFFF"/>
-                <w:sz w:val="19"/>
+                <w:sz w:val="20"/>
               </w:rPr>
               <w:t>Total Financial Risk</w:t>
             </w:r>
@@ -7919,7 +8310,7 @@
                 <w:rFonts w:ascii="Arial" w:hAnsi="Arial"/>
                 <w:b/>
                 <w:color w:val="FFFFFF"/>
-                <w:sz w:val="19"/>
+                <w:sz w:val="20"/>
               </w:rPr>
               <w:t>Annual IDS Cost</w:t>
             </w:r>
@@ -7945,7 +8336,7 @@
                 <w:rFonts w:ascii="Arial" w:hAnsi="Arial"/>
                 <w:b/>
                 <w:color w:val="FFFFFF"/>
-                <w:sz w:val="19"/>
+                <w:sz w:val="20"/>
               </w:rPr>
               <w:t>Estimated ROI</w:t>
             </w:r>
@@ -7971,7 +8362,7 @@
             <w:r>
               <w:rPr>
                 <w:rFonts w:ascii="Times New Roman" w:hAnsi="Times New Roman"/>
-                <w:sz w:val="19"/>
+                <w:sz w:val="20"/>
               </w:rPr>
               <w:t>Autonomous Haulage Truck</w:t>
             </w:r>
@@ -7995,7 +8386,7 @@
             <w:r>
               <w:rPr>
                 <w:rFonts w:ascii="Times New Roman" w:hAnsi="Times New Roman"/>
-                <w:sz w:val="19"/>
+                <w:sz w:val="20"/>
               </w:rPr>
               <w:t>$12,500 / hr</w:t>
             </w:r>
@@ -8019,7 +8410,7 @@
             <w:r>
               <w:rPr>
                 <w:rFonts w:ascii="Times New Roman" w:hAnsi="Times New Roman"/>
-                <w:sz w:val="19"/>
+                <w:sz w:val="20"/>
               </w:rPr>
               <w:t>24 hours</w:t>
             </w:r>
@@ -8043,7 +8434,7 @@
             <w:r>
               <w:rPr>
                 <w:rFonts w:ascii="Times New Roman" w:hAnsi="Times New Roman"/>
-                <w:sz w:val="19"/>
+                <w:sz w:val="20"/>
               </w:rPr>
               <w:t>$300,000</w:t>
             </w:r>
@@ -8067,7 +8458,7 @@
             <w:r>
               <w:rPr>
                 <w:rFonts w:ascii="Times New Roman" w:hAnsi="Times New Roman"/>
-                <w:sz w:val="19"/>
+                <w:sz w:val="20"/>
               </w:rPr>
               <w:t>&lt; $1,500</w:t>
             </w:r>
@@ -8091,7 +8482,7 @@
             <w:r>
               <w:rPr>
                 <w:rFonts w:ascii="Times New Roman" w:hAnsi="Times New Roman"/>
-                <w:sz w:val="19"/>
+                <w:sz w:val="20"/>
               </w:rPr>
               <w:t>200x ROI</w:t>
             </w:r>
@@ -8117,7 +8508,7 @@
             <w:r>
               <w:rPr>
                 <w:rFonts w:ascii="Times New Roman" w:hAnsi="Times New Roman"/>
-                <w:sz w:val="19"/>
+                <w:sz w:val="20"/>
               </w:rPr>
               <w:t>Crusher &amp; Milling SCADA</w:t>
             </w:r>
@@ -8141,7 +8532,7 @@
             <w:r>
               <w:rPr>
                 <w:rFonts w:ascii="Times New Roman" w:hAnsi="Times New Roman"/>
-                <w:sz w:val="19"/>
+                <w:sz w:val="20"/>
               </w:rPr>
               <w:t>$25,000 / hr</w:t>
             </w:r>
@@ -8165,7 +8556,7 @@
             <w:r>
               <w:rPr>
                 <w:rFonts w:ascii="Times New Roman" w:hAnsi="Times New Roman"/>
-                <w:sz w:val="19"/>
+                <w:sz w:val="20"/>
               </w:rPr>
               <w:t>18 hours</w:t>
             </w:r>
@@ -8189,7 +8580,7 @@
             <w:r>
               <w:rPr>
                 <w:rFonts w:ascii="Times New Roman" w:hAnsi="Times New Roman"/>
-                <w:sz w:val="19"/>
+                <w:sz w:val="20"/>
               </w:rPr>
               <w:t>$450,000</w:t>
             </w:r>
@@ -8213,7 +8604,7 @@
             <w:r>
               <w:rPr>
                 <w:rFonts w:ascii="Times New Roman" w:hAnsi="Times New Roman"/>
-                <w:sz w:val="19"/>
+                <w:sz w:val="20"/>
               </w:rPr>
               <w:t>&lt; $1,500</w:t>
             </w:r>
@@ -8237,7 +8628,7 @@
             <w:r>
               <w:rPr>
                 <w:rFonts w:ascii="Times New Roman" w:hAnsi="Times New Roman"/>
-                <w:sz w:val="19"/>
+                <w:sz w:val="20"/>
               </w:rPr>
               <w:t>300x ROI</w:t>
             </w:r>
@@ -8263,7 +8654,7 @@
             <w:r>
               <w:rPr>
                 <w:rFonts w:ascii="Times New Roman" w:hAnsi="Times New Roman"/>
-                <w:sz w:val="19"/>
+                <w:sz w:val="20"/>
               </w:rPr>
               <w:t>Tailings &amp; Ventilation Grid</w:t>
             </w:r>
@@ -8287,7 +8678,7 @@
             <w:r>
               <w:rPr>
                 <w:rFonts w:ascii="Times New Roman" w:hAnsi="Times New Roman"/>
-                <w:sz w:val="19"/>
+                <w:sz w:val="20"/>
               </w:rPr>
               <w:t>$50,000 / hr</w:t>
             </w:r>
@@ -8311,7 +8702,7 @@
             <w:r>
               <w:rPr>
                 <w:rFonts w:ascii="Times New Roman" w:hAnsi="Times New Roman"/>
-                <w:sz w:val="19"/>
+                <w:sz w:val="20"/>
               </w:rPr>
               <w:t>8 hours (Life Safety)</w:t>
             </w:r>
@@ -8335,7 +8726,7 @@
             <w:r>
               <w:rPr>
                 <w:rFonts w:ascii="Times New Roman" w:hAnsi="Times New Roman"/>
-                <w:sz w:val="19"/>
+                <w:sz w:val="20"/>
               </w:rPr>
               <w:t>$400,000 + Safety</w:t>
             </w:r>
@@ -8359,7 +8750,7 @@
             <w:r>
               <w:rPr>
                 <w:rFonts w:ascii="Times New Roman" w:hAnsi="Times New Roman"/>
-                <w:sz w:val="19"/>
+                <w:sz w:val="20"/>
               </w:rPr>
               <w:t>&lt; $1,500</w:t>
             </w:r>
@@ -8383,7 +8774,7 @@
             <w:r>
               <w:rPr>
                 <w:rFonts w:ascii="Times New Roman" w:hAnsi="Times New Roman"/>
-                <w:sz w:val="19"/>
+                <w:sz w:val="20"/>
               </w:rPr>
               <w:t>260x ROI + Life Safety</w:t>
             </w:r>
@@ -8393,103 +8784,90 @@
     </w:tbl>
     <w:p>
       <w:pPr>
-        <w:spacing w:after="160"/>
+        <w:spacing w:after="120"/>
       </w:pPr>
     </w:p>
     <w:p>
       <w:pPr>
         <w:keepNext/>
-        <w:spacing w:before="280" w:after="120"/>
+        <w:spacing w:before="240" w:after="80"/>
       </w:pPr>
       <w:r>
         <w:rPr>
           <w:rFonts w:ascii="Arial" w:hAnsi="Arial"/>
           <w:b/>
-          <w:color w:val="0F172A"/>
-          <w:sz w:val="24"/>
+          <w:color w:val="1E293B"/>
+          <w:sz w:val="25"/>
         </w:rPr>
         <w:t>5.3 Limitations</w:t>
       </w:r>
     </w:p>
     <w:p>
       <w:pPr>
-        <w:spacing w:line="324" w:lineRule="auto" w:after="120"/>
+        <w:spacing w:line="360" w:lineRule="auto" w:after="120"/>
         <w:jc w:val="both"/>
       </w:pPr>
       <w:r>
         <w:rPr>
           <w:rFonts w:ascii="Times New Roman" w:hAnsi="Times New Roman"/>
-          <w:sz w:val="22"/>
+          <w:sz w:val="24"/>
         </w:rPr>
-        <w:t>While highly effective, the current artifact exhibits two primary research limitations: (1) Initial validation relied on public benchmark datasets (NSL-KDD, SWaT) while Phase 1 collaborative OT field data capture at mining partner sites is pending finalization; (2) Multi-class detection on extreme minority classes (U2R and R2L) remains constrained by the severe class imbalance inherent to public training benchmarks.</w:t>
+        <w:t>While highly effective, the current artifact exhibits two research limitations: (1) Initial validation relied on benchmark datasets (NSL-KDD, SWaT) while Phase 1 collaborative OT field data capture at mining partner sites is pending finalization; (2) Multi-class detection on extreme minority classes (U2R and R2L) remains constrained by dataset class imbalance.</w:t>
       </w:r>
     </w:p>
     <w:p>
       <w:pPr>
         <w:keepNext/>
-        <w:spacing w:before="280" w:after="120"/>
+        <w:spacing w:before="240" w:after="80"/>
       </w:pPr>
       <w:r>
         <w:rPr>
           <w:rFonts w:ascii="Arial" w:hAnsi="Arial"/>
           <w:b/>
-          <w:color w:val="0F172A"/>
-          <w:sz w:val="24"/>
+          <w:color w:val="1E293B"/>
+          <w:sz w:val="25"/>
         </w:rPr>
         <w:t>5.4 Recommendations and Future Work</w:t>
       </w:r>
     </w:p>
     <w:p>
       <w:pPr>
-        <w:spacing w:line="324" w:lineRule="auto" w:after="120"/>
-        <w:jc w:val="both"/>
-      </w:pPr>
-      <w:r>
-        <w:rPr>
-          <w:rFonts w:ascii="Times New Roman" w:hAnsi="Times New Roman"/>
-          <w:sz w:val="22"/>
-        </w:rPr>
-        <w:t>To expand upon this foundation, future research milestones include:</w:t>
-      </w:r>
-    </w:p>
-    <w:p>
-      <w:pPr>
         <w:pStyle w:val="ListBullet"/>
-        <w:spacing w:line="300" w:lineRule="auto" w:after="80"/>
+        <w:spacing w:line="312" w:lineRule="auto" w:after="80"/>
       </w:pPr>
       <w:r>
         <w:rPr>
           <w:rFonts w:ascii="Times New Roman" w:hAnsi="Times New Roman"/>
           <w:b/>
-          <w:sz w:val="21"/>
+          <w:sz w:val="24"/>
         </w:rPr>
         <w:t xml:space="preserve">1. Field Data Capture: </w:t>
       </w:r>
       <w:r>
         <w:rPr>
           <w:rFonts w:ascii="Times New Roman" w:hAnsi="Times New Roman"/>
-          <w:sz w:val="21"/>
+          <w:sz w:val="24"/>
         </w:rPr>
-        <w:t>Phase 1 On-Site Telemetry Capture: Partner with active extraction operations (Gold Fields Tarkwa, AngloGold Ashanti) to capture live Modbus, DNP3, and OPC-UA PCAP streams for continuous retraining.</w:t>
+        <w:t>Phase 1 Field Data Capture: Partner with active extraction operations (Gold Fields Tarkwa, AngloGold Ashanti) to capture live Modbus, DNP3, and OPC-UA PCAP streams for continuous retraining.</w:t>
       </w:r>
     </w:p>
     <w:p>
       <w:pPr>
         <w:pStyle w:val="ListBullet"/>
-        <w:spacing w:line="300" w:lineRule="auto" w:after="80"/>
+        <w:spacing w:line="312" w:lineRule="auto" w:after="80"/>
       </w:pPr>
       <w:r>
         <w:rPr>
           <w:rFonts w:ascii="Times New Roman" w:hAnsi="Times New Roman"/>
           <w:b/>
-          <w:sz w:val="21"/>
+          <w:sz w:val="24"/>
         </w:rPr>
         <w:t xml:space="preserve">2. Federated Learning: </w:t>
       </w:r>
       <w:r>
         <w:rPr>
           <w:rFonts w:ascii="Times New Roman" w:hAnsi="Times New Roman"/>
-          <w:sz w:val="21"/>
+          <w:sz w:val="24"/>
         </w:rPr>
         <w:t>Federated Learning Integration: Implement decentralized federated learning across multiple mining concessions, enabling collaborative threat intelligence sharing without exposing proprietary operational telemetry.</w:t>
       </w:r>
@@ -8497,20 +8875,20 @@
     <w:p>
       <w:pPr>
         <w:pStyle w:val="ListBullet"/>
-        <w:spacing w:line="300" w:lineRule="auto" w:after="80"/>
+        <w:spacing w:line="312" w:lineRule="auto" w:after="80"/>
       </w:pPr>
       <w:r>
         <w:rPr>
           <w:rFonts w:ascii="Times New Roman" w:hAnsi="Times New Roman"/>
           <w:b/>
-          <w:sz w:val="21"/>
+          <w:sz w:val="24"/>
         </w:rPr>
         <w:t xml:space="preserve">3. HIL Validation: </w:t>
       </w:r>
       <w:r>
         <w:rPr>
           <w:rFonts w:ascii="Times New Roman" w:hAnsi="Times New Roman"/>
-          <w:sz w:val="21"/>
+          <w:sz w:val="24"/>
         </w:rPr>
         <w:t>Hardware-in-the-Loop SCADA Testbed: Validate physical actuator response times using simulated PLC testbeds running industrial water treatment and ventilation control loops.</w:t>
       </w:r>
@@ -8518,20 +8896,20 @@
     <w:p>
       <w:pPr>
         <w:pStyle w:val="ListBullet"/>
-        <w:spacing w:line="300" w:lineRule="auto" w:after="80"/>
+        <w:spacing w:line="312" w:lineRule="auto" w:after="80"/>
       </w:pPr>
       <w:r>
         <w:rPr>
           <w:rFonts w:ascii="Times New Roman" w:hAnsi="Times New Roman"/>
           <w:b/>
-          <w:sz w:val="21"/>
+          <w:sz w:val="24"/>
         </w:rPr>
         <w:t xml:space="preserve">4. Compliance Logging: </w:t>
       </w:r>
       <w:r>
         <w:rPr>
           <w:rFonts w:ascii="Times New Roman" w:hAnsi="Times New Roman"/>
-          <w:sz w:val="21"/>
+          <w:sz w:val="24"/>
         </w:rPr>
         <w:t>Blockchain-Anchored Compliance Logging: Integrate immutable cryptographic audit trails to automate regulatory reporting for the Minerals Commission of Ghana and international ESG safety registries.</w:t>
       </w:r>
@@ -8539,7 +8917,7 @@
     <w:p>
       <w:pPr>
         <w:keepNext/>
-        <w:spacing w:before="360" w:after="160"/>
+        <w:spacing w:before="320" w:after="120"/>
       </w:pPr>
       <w:r>
         <w:rPr>
@@ -8553,171 +8931,171 @@
     </w:p>
     <w:p>
       <w:pPr>
-        <w:spacing w:line="288" w:lineRule="auto" w:after="120"/>
+        <w:spacing w:line="312" w:lineRule="auto" w:after="120"/>
         <w:ind w:left="720" w:hanging="720"/>
       </w:pPr>
       <w:r>
         <w:rPr>
           <w:rFonts w:ascii="Times New Roman" w:hAnsi="Times New Roman"/>
-          <w:sz w:val="20"/>
+          <w:sz w:val="22"/>
         </w:rPr>
-        <w:t>African Mining Market. (2024). *Digital transformation in African open-cast and underground mines: Operational realities and cybersecurity vulnerabilities*. African Mining Review, 18(3), 45-59.</w:t>
+        <w:t>African Mining Market. (2024). Digital transformation in African open-cast and underground mines: Operational realities and cybersecurity vulnerabilities. African Mining Review, 18(3), 45-59.</w:t>
       </w:r>
     </w:p>
     <w:p>
       <w:pPr>
-        <w:spacing w:line="288" w:lineRule="auto" w:after="120"/>
+        <w:spacing w:line="312" w:lineRule="auto" w:after="120"/>
         <w:ind w:left="720" w:hanging="720"/>
       </w:pPr>
       <w:r>
         <w:rPr>
           <w:rFonts w:ascii="Times New Roman" w:hAnsi="Times New Roman"/>
-          <w:sz w:val="20"/>
+          <w:sz w:val="22"/>
         </w:rPr>
-        <w:t>Alanazi, M., Mahmood, A., &amp; Chowdhury, M. J. M. (2022). SCADA vulnerabilities and attacks: A review of the state-of-the-art and open issues. *Computers &amp; Security*, 125, 103028. https://doi.org/10.1016/j.cose.2022.103028</w:t>
+        <w:t>Alanazi, M., Mahmood, A., &amp; Chowdhury, M. J. M. (2022). SCADA vulnerabilities and attacks: A review of the state-of-the-art and open issues. Computers &amp; Security, 125, 103028. https://doi.org/10.1016/j.cose.2022.103028</w:t>
       </w:r>
     </w:p>
     <w:p>
       <w:pPr>
-        <w:spacing w:line="288" w:lineRule="auto" w:after="120"/>
+        <w:spacing w:line="312" w:lineRule="auto" w:after="120"/>
         <w:ind w:left="720" w:hanging="720"/>
       </w:pPr>
       <w:r>
         <w:rPr>
           <w:rFonts w:ascii="Times New Roman" w:hAnsi="Times New Roman"/>
-          <w:sz w:val="20"/>
+          <w:sz w:val="22"/>
         </w:rPr>
-        <w:t>Almomani, O., Akour, I., &amp; Habeb, A. (2025). Cyberattack detection for SCADA in industrial IoT using spatial-temporal deep learning. *Symmetry*, 17(4), 480. https://doi.org/10.3390/sym17040480</w:t>
+        <w:t>Almomani, O., Akour, I., &amp; Habeb, A. (2025). Cyberattack detection for SCADA in industrial IoT using spatial-temporal deep learning. Symmetry, 17(4), 480. https://doi.org/10.3390/sym17040480</w:t>
       </w:r>
     </w:p>
     <w:p>
       <w:pPr>
-        <w:spacing w:line="288" w:lineRule="auto" w:after="120"/>
+        <w:spacing w:line="312" w:lineRule="auto" w:after="120"/>
         <w:ind w:left="720" w:hanging="720"/>
       </w:pPr>
       <w:r>
         <w:rPr>
           <w:rFonts w:ascii="Times New Roman" w:hAnsi="Times New Roman"/>
-          <w:sz w:val="20"/>
+          <w:sz w:val="22"/>
         </w:rPr>
-        <w:t>Anand, M., &amp; Arul, U. (2024). Whale optimization algorithm enhanced LSTM for industrial intrusion detection. *Cryptography*, 8(4), 73. https://doi.org/10.3390/cryptography8040073</w:t>
+        <w:t>Anand, M., &amp; Arul, U. (2024). Whale optimization algorithm enhanced LSTM for industrial intrusion detection. Cryptography, 8(4), 73. https://doi.org/10.3390/cryptography8040073</w:t>
       </w:r>
     </w:p>
     <w:p>
       <w:pPr>
-        <w:spacing w:line="288" w:lineRule="auto" w:after="120"/>
+        <w:spacing w:line="312" w:lineRule="auto" w:after="120"/>
         <w:ind w:left="720" w:hanging="720"/>
       </w:pPr>
       <w:r>
         <w:rPr>
           <w:rFonts w:ascii="Times New Roman" w:hAnsi="Times New Roman"/>
-          <w:sz w:val="20"/>
+          <w:sz w:val="22"/>
         </w:rPr>
-        <w:t>Hevner, A. R., March, S. T., Park, J., &amp; Ram, S. (2004). Design science in information systems research. *MIS Quarterly*, 28(1), 75-105. https://doi.org/10.2307/25148625</w:t>
+        <w:t>Hevner, A. R., March, S. T., Park, J., &amp; Ram, S. (2004). Design science in information systems research. MIS Quarterly, 28(1), 75-105. https://doi.org/10.2307/25148625</w:t>
       </w:r>
     </w:p>
     <w:p>
       <w:pPr>
-        <w:spacing w:line="288" w:lineRule="auto" w:after="120"/>
+        <w:spacing w:line="312" w:lineRule="auto" w:after="120"/>
         <w:ind w:left="720" w:hanging="720"/>
       </w:pPr>
       <w:r>
         <w:rPr>
           <w:rFonts w:ascii="Times New Roman" w:hAnsi="Times New Roman"/>
-          <w:sz w:val="20"/>
+          <w:sz w:val="22"/>
         </w:rPr>
-        <w:t>IT-Online. (2026). *Cyber threats targeting critical industrial subsoil and extraction assets across emerging markets*. IT-Online Executive Briefing, 12(1), 14-22.</w:t>
+        <w:t>IT-Online. (2026). Cyber threats targeting critical industrial subsoil and extraction assets across emerging markets. IT-Online Executive Briefing, 12(1), 14-22.</w:t>
       </w:r>
     </w:p>
     <w:p>
       <w:pPr>
-        <w:spacing w:line="288" w:lineRule="auto" w:after="120"/>
+        <w:spacing w:line="312" w:lineRule="auto" w:after="120"/>
         <w:ind w:left="720" w:hanging="720"/>
       </w:pPr>
       <w:r>
         <w:rPr>
           <w:rFonts w:ascii="Times New Roman" w:hAnsi="Times New Roman"/>
-          <w:sz w:val="20"/>
+          <w:sz w:val="22"/>
         </w:rPr>
-        <w:t>Kheddar, H., Himeur, Y., &amp; Awad, A. I. (2023). Deep transfer learning for intrusion detection in industrial control networks: A comprehensive review. *Journal of Network and Computer Applications*, 220, 103747. https://doi.org/10.1016/j.jnca.2023.103747</w:t>
+        <w:t>Kheddar, H., Himeur, Y., &amp; Awad, A. I. (2023). Deep transfer learning for intrusion detection in industrial control networks: A comprehensive review. Journal of Network and Computer Applications, 220, 103747. https://doi.org/10.1016/j.jnca.2023.103747</w:t>
       </w:r>
     </w:p>
     <w:p>
       <w:pPr>
-        <w:spacing w:line="288" w:lineRule="auto" w:after="120"/>
+        <w:spacing w:line="312" w:lineRule="auto" w:after="120"/>
         <w:ind w:left="720" w:hanging="720"/>
       </w:pPr>
       <w:r>
         <w:rPr>
           <w:rFonts w:ascii="Times New Roman" w:hAnsi="Times New Roman"/>
-          <w:sz w:val="20"/>
+          <w:sz w:val="22"/>
         </w:rPr>
-        <w:t>Krishnaveni, S., Chen, T. M., Sivamohan, S., &amp; Subbiah, S. (2025). Hybrid metaheuristic intrusion detection system for wireless sensor networks. *Cluster Computing*, 28, 5248. https://doi.org/10.1007/s10586-025-05248-6</w:t>
+        <w:t>Krishnaveni, S., Chen, T. M., Sivamohan, S., &amp; Subbiah, S. (2025). Hybrid metaheuristic intrusion detection system for wireless sensor networks. Cluster Computing, 28, 5248. https://doi.org/10.1007/s10586-025-05248-6</w:t>
       </w:r>
     </w:p>
     <w:p>
       <w:pPr>
-        <w:spacing w:line="288" w:lineRule="auto" w:after="120"/>
+        <w:spacing w:line="312" w:lineRule="auto" w:after="120"/>
         <w:ind w:left="720" w:hanging="720"/>
       </w:pPr>
       <w:r>
         <w:rPr>
           <w:rFonts w:ascii="Times New Roman" w:hAnsi="Times New Roman"/>
-          <w:sz w:val="20"/>
+          <w:sz w:val="22"/>
         </w:rPr>
-        <w:t>Minerals Commission of Ghana. (2024). *Policy guidelines for digital telemetry, automation, and cybersecurity compliance in large-scale mineral operations*. Government of Ghana Technical Publication.</w:t>
+        <w:t>Minerals Commission of Ghana. (2024). Policy guidelines for digital telemetry, automation, and cybersecurity compliance in large-scale mineral operations. Government of Ghana Technical Publication.</w:t>
       </w:r>
     </w:p>
     <w:p>
       <w:pPr>
-        <w:spacing w:line="288" w:lineRule="auto" w:after="120"/>
+        <w:spacing w:line="312" w:lineRule="auto" w:after="120"/>
         <w:ind w:left="720" w:hanging="720"/>
       </w:pPr>
       <w:r>
         <w:rPr>
           <w:rFonts w:ascii="Times New Roman" w:hAnsi="Times New Roman"/>
-          <w:sz w:val="20"/>
+          <w:sz w:val="22"/>
         </w:rPr>
-        <w:t>Mirjalili, S., &amp; Lewis, A. (2016). The whale optimization algorithm. *Advances in Engineering Software*, 95, 51-67. https://doi.org/10.1016/j.advengsoft.2016.01.008</w:t>
+        <w:t>Mirjalili, S., &amp; Lewis, A. (2016). The whale optimization algorithm. Advances in Engineering Software, 95, 51-67. https://doi.org/10.1016/j.advengsoft.2016.01.008</w:t>
       </w:r>
     </w:p>
     <w:p>
       <w:pPr>
-        <w:spacing w:line="288" w:lineRule="auto" w:after="120"/>
+        <w:spacing w:line="312" w:lineRule="auto" w:after="120"/>
         <w:ind w:left="720" w:hanging="720"/>
       </w:pPr>
       <w:r>
         <w:rPr>
           <w:rFonts w:ascii="Times New Roman" w:hAnsi="Times New Roman"/>
-          <w:sz w:val="20"/>
+          <w:sz w:val="22"/>
         </w:rPr>
-        <w:t>Oyedotun, O. K., Khashman, A., &amp; Dimililer, K. (2025). Deep learning paradigms for cyber-physical infrastructure defense in mineral processing. *IEEE Transactions on Industrial Informatics*, 21(2), 1120-1132.</w:t>
+        <w:t>Oyedotun, O. K., Khashman, A., &amp; Dimililer, K. (2025). Deep learning paradigms for cyber-physical infrastructure defense in mineral processing. IEEE Transactions on Industrial Informatics, 21(2), 1120-1132.</w:t>
       </w:r>
     </w:p>
     <w:p>
       <w:pPr>
-        <w:spacing w:line="288" w:lineRule="auto" w:after="120"/>
+        <w:spacing w:line="312" w:lineRule="auto" w:after="120"/>
         <w:ind w:left="720" w:hanging="720"/>
       </w:pPr>
       <w:r>
         <w:rPr>
           <w:rFonts w:ascii="Times New Roman" w:hAnsi="Times New Roman"/>
-          <w:sz w:val="20"/>
+          <w:sz w:val="22"/>
         </w:rPr>
-        <w:t>Peffers, K., Tuunanen, T., Rothenberger, M. A., &amp; Chatterjee, S. (2007). A design science research methodology for information systems research. *Journal of Management Information Systems*, 24(3), 45-77. https://doi.org/10.2753/MIS0742-1222240302</w:t>
+        <w:t>Peffers, K., Tuunanen, T., Rothenberger, M. A., &amp; Chatterjee, S. (2007). A design science research methodology for information systems research. Journal of Management Information Systems, 24(3), 45-77. https://doi.org/10.2753/MIS0742-1222240302</w:t>
       </w:r>
     </w:p>
     <w:p>
       <w:pPr>
-        <w:spacing w:line="288" w:lineRule="auto" w:after="120"/>
+        <w:spacing w:line="312" w:lineRule="auto" w:after="120"/>
         <w:ind w:left="720" w:hanging="720"/>
       </w:pPr>
       <w:r>
         <w:rPr>
           <w:rFonts w:ascii="Times New Roman" w:hAnsi="Times New Roman"/>
-          <w:sz w:val="20"/>
+          <w:sz w:val="22"/>
         </w:rPr>
-        <w:t>Tavallaee, M., Bagheri, E., Lu, W., &amp; Ghorbani, A. A. (2009). A detailed analysis of the KDD CUP 99 data set. *Proceedings of the 2009 IEEE Symposium on Computational Intelligence for Security and Defense Applications (CISDA)*, 1-6. https://doi.org/10.1109/CISDA.2009.5356528</w:t>
+        <w:t>Tavallaee, M., Bagheri, E., Lu, W., &amp; Ghorbani, A. A. (2009). A detailed analysis of the KDD CUP 99 data set. Proceedings of the 2009 IEEE Symposium on Computational Intelligence for Security and Defense Applications (CISDA), 1-6. https://doi.org/10.1109/CISDA.2009.5356528</w:t>
       </w:r>
     </w:p>
     <w:sectPr>

--- a/research/full_research_paper.docx
+++ b/research/full_research_paper.docx
@@ -64,7 +64,7 @@
         </w:rPr>
         <w:t>Department of Information and Communication Technology, University of Education, Winneba (UEW), Ghana</w:t>
         <w:br/>
-        <w:t>Kayaba Labs Artificial Intelligence &amp; Cyber-Physical Security Research Group</w:t>
+        <w:t>UEW Innovation Hub Cyber-Physical Systems Research Group</w:t>
         <w:br/>
         <w:t>Correspondence: hello@johnokyere.xyz | Repository: https://github.com/mhiskall282/Securing-the-Digital-Mine-UNESCO-Project</w:t>
       </w:r>
@@ -23118,7 +23118,7 @@
           <w:rFonts w:ascii="Times New Roman" w:hAnsi="Times New Roman"/>
           <w:sz w:val="24"/>
         </w:rPr>
-        <w:t>Phase 1 field data capture is scheduled for execution across partner concessions (Gold Fields Tarkwa, AngloGold Ashanti Obuasi, and Kayaba Labs research sites). The deployment architecture utilizes passive Ethernet network taps connected to SPAN mirror ports on industrial substation switches. Raspberry Pi 4B edge nodes running CICFlowMeter extract bi-directional flow features in real time, encrypting records via AES-256 before staging them for model retraining. Data collection protocols strictly adhere to industrial non-disclosure agreements, ensuring that proprietary production volume figures and plant setpoint registers are fully anonymized prior to open-source dataset publication.</w:t>
+        <w:t>Phase 1 field data capture is scheduled for execution across partner concessions (Gold Fields Tarkwa, AngloGold Ashanti Obuasi, and UEW Innovation Hub research sites). The deployment architecture utilizes passive Ethernet network taps connected to SPAN mirror ports on industrial substation switches. Raspberry Pi 4B edge nodes running CICFlowMeter extract bi-directional flow features in real time, encrypting records via AES-256 before staging them for model retraining. Data collection protocols strictly adhere to industrial non-disclosure agreements, ensuring that proprietary production volume figures and plant setpoint registers are fully anonymized prior to open-source dataset publication.</w:t>
       </w:r>
     </w:p>
     <w:sectPr>

--- a/research/full_research_paper.docx
+++ b/research/full_research_paper.docx
@@ -10352,7 +10352,7 @@
                 <w:rFonts w:ascii="Times New Roman" w:hAnsi="Times New Roman"/>
                 <w:sz w:val="19"/>
               </w:rPr>
-              <w:t>AWS EC2 (t3.medium Ubuntu)</w:t>
+              <w:t>AWS EC2 Cloud Node (t3.medium)</w:t>
             </w:r>
           </w:p>
         </w:tc>
@@ -10402,7 +10402,7 @@
                 <w:rFonts w:ascii="Times New Roman" w:hAnsi="Times New Roman"/>
                 <w:sz w:val="19"/>
               </w:rPr>
-              <w:t>0.18 ms</w:t>
+              <w:t>1.57 ms</w:t>
             </w:r>
           </w:p>
         </w:tc>
@@ -10427,7 +10427,7 @@
                 <w:rFonts w:ascii="Times New Roman" w:hAnsi="Times New Roman"/>
                 <w:sz w:val="19"/>
               </w:rPr>
-              <w:t>0.31 ms</w:t>
+              <w:t>1.71 ms</w:t>
             </w:r>
           </w:p>
         </w:tc>
@@ -10452,7 +10452,7 @@
                 <w:rFonts w:ascii="Times New Roman" w:hAnsi="Times New Roman"/>
                 <w:sz w:val="19"/>
               </w:rPr>
-              <w:t>180.20 MB</w:t>
+              <w:t>18.10 MB</w:t>
             </w:r>
           </w:p>
         </w:tc>
@@ -10477,7 +10477,7 @@
                 <w:rFonts w:ascii="Times New Roman" w:hAnsi="Times New Roman"/>
                 <w:sz w:val="19"/>
               </w:rPr>
-              <w:t>Cloud Managed</w:t>
+              <w:t>Cloud Managed (617 req/s)</w:t>
             </w:r>
           </w:p>
         </w:tc>
